--- a/templates/new_commercial_invoice1.docx
+++ b/templates/new_commercial_invoice1.docx
@@ -96,15 +96,15 @@
       <w:tblGrid>
         <w:gridCol w:w="508"/>
         <w:gridCol w:w="1052"/>
-        <w:gridCol w:w="889"/>
-        <w:gridCol w:w="1151"/>
+        <w:gridCol w:w="888"/>
+        <w:gridCol w:w="1152"/>
         <w:gridCol w:w="1350"/>
         <w:gridCol w:w="889"/>
         <w:gridCol w:w="606"/>
         <w:gridCol w:w="269"/>
         <w:gridCol w:w="205"/>
-        <w:gridCol w:w="327"/>
-        <w:gridCol w:w="932"/>
+        <w:gridCol w:w="328"/>
+        <w:gridCol w:w="931"/>
         <w:gridCol w:w="1129"/>
       </w:tblGrid>
       <w:tr>
@@ -216,7 +216,9 @@
               </w:rPr>
             </w:pPr>
             <w:r>
-              <w:rPr/>
+              <w:rPr>
+                <w:sz w:val="18"/>
+              </w:rPr>
             </w:r>
           </w:p>
           <w:p>
@@ -371,7 +373,7 @@
           <w:p>
             <w:pPr>
               <w:pStyle w:val="TableParagraph"/>
-              <w:spacing w:lineRule="auto" w:line="314" w:before="75" w:after="0"/>
+              <w:spacing w:lineRule="auto" w:line="312" w:before="75" w:after="0"/>
               <w:ind w:left="60" w:right="803"/>
               <w:rPr>
                 <w:sz w:val="18"/>
@@ -731,7 +733,7 @@
         </w:trPr>
         <w:tc>
           <w:tcPr>
-            <w:tcW w:w="2449" w:type="dxa"/>
+            <w:tcW w:w="2448" w:type="dxa"/>
             <w:gridSpan w:val="3"/>
             <w:tcBorders>
               <w:top w:val="single" w:sz="4" w:space="0" w:color="000000"/>
@@ -800,7 +802,7 @@
         </w:tc>
         <w:tc>
           <w:tcPr>
-            <w:tcW w:w="2501" w:type="dxa"/>
+            <w:tcW w:w="2502" w:type="dxa"/>
             <w:gridSpan w:val="2"/>
             <w:tcBorders>
               <w:top w:val="single" w:sz="4" w:space="0" w:color="000000"/>
@@ -1084,7 +1086,7 @@
         </w:trPr>
         <w:tc>
           <w:tcPr>
-            <w:tcW w:w="2449" w:type="dxa"/>
+            <w:tcW w:w="2448" w:type="dxa"/>
             <w:gridSpan w:val="3"/>
             <w:tcBorders>
               <w:top w:val="single" w:sz="4" w:space="0" w:color="000000"/>
@@ -1134,7 +1136,7 @@
         </w:tc>
         <w:tc>
           <w:tcPr>
-            <w:tcW w:w="2501" w:type="dxa"/>
+            <w:tcW w:w="2502" w:type="dxa"/>
             <w:gridSpan w:val="2"/>
             <w:tcBorders>
               <w:top w:val="single" w:sz="4" w:space="0" w:color="000000"/>
@@ -1345,7 +1347,7 @@
         </w:trPr>
         <w:tc>
           <w:tcPr>
-            <w:tcW w:w="2449" w:type="dxa"/>
+            <w:tcW w:w="2448" w:type="dxa"/>
             <w:gridSpan w:val="3"/>
             <w:tcBorders>
               <w:top w:val="single" w:sz="4" w:space="0" w:color="000000"/>
@@ -1436,7 +1438,7 @@
         </w:tc>
         <w:tc>
           <w:tcPr>
-            <w:tcW w:w="2501" w:type="dxa"/>
+            <w:tcW w:w="2502" w:type="dxa"/>
             <w:gridSpan w:val="2"/>
             <w:tcBorders>
               <w:top w:val="single" w:sz="4" w:space="0" w:color="000000"/>
@@ -1689,7 +1691,7 @@
         </w:tc>
         <w:tc>
           <w:tcPr>
-            <w:tcW w:w="532" w:type="dxa"/>
+            <w:tcW w:w="533" w:type="dxa"/>
             <w:gridSpan w:val="2"/>
             <w:tcBorders>
               <w:top w:val="single" w:sz="4" w:space="0" w:color="000000"/>
@@ -1723,7 +1725,7 @@
         </w:tc>
         <w:tc>
           <w:tcPr>
-            <w:tcW w:w="932" w:type="dxa"/>
+            <w:tcW w:w="931" w:type="dxa"/>
             <w:tcBorders>
               <w:top w:val="single" w:sz="4" w:space="0" w:color="000000"/>
               <w:left w:val="single" w:sz="4" w:space="0" w:color="000000"/>
@@ -2000,7 +2002,7 @@
         </w:tc>
         <w:tc>
           <w:tcPr>
-            <w:tcW w:w="532" w:type="dxa"/>
+            <w:tcW w:w="533" w:type="dxa"/>
             <w:gridSpan w:val="2"/>
             <w:tcBorders>
               <w:top w:val="single" w:sz="4" w:space="0" w:color="000000"/>
@@ -2031,7 +2033,7 @@
         </w:tc>
         <w:tc>
           <w:tcPr>
-            <w:tcW w:w="932" w:type="dxa"/>
+            <w:tcW w:w="931" w:type="dxa"/>
             <w:tcBorders>
               <w:top w:val="single" w:sz="4" w:space="0" w:color="000000"/>
               <w:left w:val="single" w:sz="4" w:space="0" w:color="000000"/>
@@ -2322,34 +2324,6 @@
                 <w:sz w:val="18"/>
               </w:rPr>
               <w:t xml:space="preserve"> </w:t>
-            </w:r>
-            <w:r>
-              <w:rPr>
-                <w:rFonts w:ascii="Arial" w:hAnsi="Arial"/>
-                <w:b/>
-                <w:w w:val="105"/>
-                <w:sz w:val="18"/>
-              </w:rPr>
-              <w:t>US</w:t>
-            </w:r>
-            <w:r>
-              <w:rPr>
-                <w:rFonts w:ascii="Arial" w:hAnsi="Arial"/>
-                <w:b/>
-                <w:spacing w:val="-11"/>
-                <w:w w:val="105"/>
-                <w:sz w:val="18"/>
-              </w:rPr>
-              <w:t xml:space="preserve"> </w:t>
-            </w:r>
-            <w:r>
-              <w:rPr>
-                <w:rFonts w:ascii="Arial" w:hAnsi="Arial"/>
-                <w:b/>
-                <w:w w:val="105"/>
-                <w:sz w:val="18"/>
-              </w:rPr>
-              <w:t>Dollar</w:t>
             </w:r>
             <w:r>
               <w:rPr>
@@ -2760,7 +2734,7 @@
       <w:hyperlink r:id="rId4">
         <w:r>
           <w:rPr>
-            <w:rStyle w:val="ListLabel10"/>
+            <w:rStyle w:val="ListLabel1"/>
           </w:rPr>
           <w:t>sales@horizonenterprise.co.in</w:t>
         </w:r>
@@ -2788,7 +2762,7 @@
       <w:hyperlink r:id="rId5">
         <w:r>
           <w:rPr>
-            <w:rStyle w:val="ListLabel11"/>
+            <w:rStyle w:val="ListLabel2"/>
             <w:spacing w:val="-2"/>
           </w:rPr>
           <w:t>www.horizonenterprise.co.in</w:t>
@@ -2831,6 +2805,7 @@
     <w:qFormat/>
     <w:pPr>
       <w:widowControl w:val="false"/>
+      <w:suppressAutoHyphens w:val="true"/>
       <w:bidi w:val="0"/>
       <w:spacing w:lineRule="auto" w:line="240" w:before="0" w:after="0"/>
       <w:ind w:left="0" w:right="0"/>

--- a/templates/new_commercial_invoice1.docx
+++ b/templates/new_commercial_invoice1.docx
@@ -103,8 +103,8 @@
         <w:gridCol w:w="606"/>
         <w:gridCol w:w="269"/>
         <w:gridCol w:w="205"/>
-        <w:gridCol w:w="328"/>
-        <w:gridCol w:w="931"/>
+        <w:gridCol w:w="329"/>
+        <w:gridCol w:w="930"/>
         <w:gridCol w:w="1129"/>
       </w:tblGrid>
       <w:tr>
@@ -129,44 +129,56 @@
               <w:spacing w:before="20" w:after="0"/>
               <w:ind w:left="11" w:right="0"/>
               <w:rPr>
-                <w:sz w:val="18"/>
-              </w:rPr>
-            </w:pPr>
-            <w:r>
-              <w:rPr>
-                <w:w w:val="105"/>
-                <w:sz w:val="18"/>
+                <w:rFonts w:ascii="Arial " w:hAnsi="Arial "/>
+                <w:sz w:val="20"/>
+                <w:szCs w:val="20"/>
+              </w:rPr>
+            </w:pPr>
+            <w:r>
+              <w:rPr>
+                <w:rFonts w:ascii="Arial " w:hAnsi="Arial "/>
+                <w:w w:val="105"/>
+                <w:sz w:val="20"/>
+                <w:szCs w:val="20"/>
               </w:rPr>
               <w:t>EXPORTER</w:t>
             </w:r>
             <w:r>
               <w:rPr>
+                <w:rFonts w:ascii="Arial " w:hAnsi="Arial "/>
                 <w:spacing w:val="-10"/>
                 <w:w w:val="105"/>
-                <w:sz w:val="18"/>
-              </w:rPr>
-              <w:t xml:space="preserve"> </w:t>
-            </w:r>
-            <w:r>
-              <w:rPr>
-                <w:w w:val="105"/>
-                <w:sz w:val="18"/>
+                <w:sz w:val="20"/>
+                <w:szCs w:val="20"/>
+              </w:rPr>
+              <w:t xml:space="preserve"> </w:t>
+            </w:r>
+            <w:r>
+              <w:rPr>
+                <w:rFonts w:ascii="Arial " w:hAnsi="Arial "/>
+                <w:w w:val="105"/>
+                <w:sz w:val="20"/>
+                <w:szCs w:val="20"/>
               </w:rPr>
               <w:t>/</w:t>
             </w:r>
             <w:r>
               <w:rPr>
+                <w:rFonts w:ascii="Arial " w:hAnsi="Arial "/>
                 <w:spacing w:val="-13"/>
                 <w:w w:val="105"/>
-                <w:sz w:val="18"/>
-              </w:rPr>
-              <w:t xml:space="preserve"> </w:t>
-            </w:r>
-            <w:r>
-              <w:rPr>
+                <w:sz w:val="20"/>
+                <w:szCs w:val="20"/>
+              </w:rPr>
+              <w:t xml:space="preserve"> </w:t>
+            </w:r>
+            <w:r>
+              <w:rPr>
+                <w:rFonts w:ascii="Arial " w:hAnsi="Arial "/>
                 <w:spacing w:val="-2"/>
                 <w:w w:val="105"/>
-                <w:sz w:val="18"/>
+                <w:sz w:val="20"/>
+                <w:szCs w:val="20"/>
               </w:rPr>
               <w:t>MANUFACTURER</w:t>
             </w:r>
@@ -176,16 +188,17 @@
               <w:pStyle w:val="TableParagraph"/>
               <w:spacing w:before="28" w:after="0"/>
               <w:rPr>
-                <w:rFonts w:ascii="Arial" w:hAnsi="Arial"/>
-                <w:b/>
-                <w:sz w:val="18"/>
-              </w:rPr>
-            </w:pPr>
-            <w:r>
-              <w:rPr>
-                <w:rFonts w:ascii="Arial" w:hAnsi="Arial"/>
-                <w:b/>
-                <w:sz w:val="18"/>
+                <w:rFonts w:ascii="Arial " w:hAnsi="Arial "/>
+                <w:sz w:val="20"/>
+                <w:szCs w:val="20"/>
+              </w:rPr>
+            </w:pPr>
+            <w:r>
+              <w:rPr>
+                <w:rFonts w:ascii="Arial " w:hAnsi="Arial "/>
+                <w:b/>
+                <w:sz w:val="20"/>
+                <w:szCs w:val="20"/>
               </w:rPr>
               <w:t>{{ exporter.company_name }}</w:t>
             </w:r>
@@ -195,13 +208,17 @@
               <w:pStyle w:val="TableParagraph"/>
               <w:spacing w:lineRule="auto" w:line="247" w:before="31" w:after="0"/>
               <w:rPr>
-                <w:sz w:val="18"/>
-              </w:rPr>
-            </w:pPr>
-            <w:r>
-              <w:rPr>
-                <w:w w:val="105"/>
-                <w:sz w:val="18"/>
+                <w:rFonts w:ascii="Arial " w:hAnsi="Arial "/>
+                <w:sz w:val="20"/>
+                <w:szCs w:val="20"/>
+              </w:rPr>
+            </w:pPr>
+            <w:r>
+              <w:rPr>
+                <w:rFonts w:ascii="Arial " w:hAnsi="Arial "/>
+                <w:w w:val="105"/>
+                <w:sz w:val="20"/>
+                <w:szCs w:val="20"/>
               </w:rPr>
               <w:t>{{ exporter.address }}</w:t>
             </w:r>
@@ -212,12 +229,16 @@
               <w:spacing w:lineRule="auto" w:line="252" w:before="21" w:after="0"/>
               <w:ind w:left="55" w:right="1849"/>
               <w:rPr>
-                <w:sz w:val="18"/>
-              </w:rPr>
-            </w:pPr>
-            <w:r>
-              <w:rPr>
-                <w:sz w:val="18"/>
+                <w:rFonts w:ascii="Arial " w:hAnsi="Arial "/>
+                <w:sz w:val="20"/>
+                <w:szCs w:val="20"/>
+              </w:rPr>
+            </w:pPr>
+            <w:r>
+              <w:rPr>
+                <w:rFonts w:ascii="Arial " w:hAnsi="Arial "/>
+                <w:sz w:val="20"/>
+                <w:szCs w:val="20"/>
               </w:rPr>
             </w:r>
           </w:p>
@@ -226,14 +247,18 @@
               <w:pStyle w:val="TableParagraph"/>
               <w:spacing w:before="15" w:after="0"/>
               <w:rPr>
-                <w:sz w:val="18"/>
-              </w:rPr>
-            </w:pPr>
-            <w:r>
-              <w:rPr>
+                <w:rFonts w:ascii="Arial " w:hAnsi="Arial "/>
+                <w:sz w:val="20"/>
+                <w:szCs w:val="20"/>
+              </w:rPr>
+            </w:pPr>
+            <w:r>
+              <w:rPr>
+                <w:rFonts w:ascii="Arial " w:hAnsi="Arial "/>
                 <w:spacing w:val="-2"/>
                 <w:w w:val="105"/>
-                <w:sz w:val="18"/>
+                <w:sz w:val="20"/>
+                <w:szCs w:val="20"/>
               </w:rPr>
               <w:t>{{ exporter.phone }}</w:t>
             </w:r>
@@ -256,14 +281,16 @@
               <w:spacing w:before="70" w:after="0"/>
               <w:ind w:left="0" w:right="0"/>
               <w:rPr>
-                <w:rFonts w:ascii="Times New Roman" w:hAnsi="Times New Roman"/>
-                <w:sz w:val="18"/>
-              </w:rPr>
-            </w:pPr>
-            <w:r>
-              <w:rPr>
-                <w:rFonts w:ascii="Times New Roman" w:hAnsi="Times New Roman"/>
-                <w:sz w:val="18"/>
+                <w:rFonts w:ascii="Arial " w:hAnsi="Arial "/>
+                <w:sz w:val="20"/>
+                <w:szCs w:val="20"/>
+              </w:rPr>
+            </w:pPr>
+            <w:r>
+              <w:rPr>
+                <w:rFonts w:ascii="Arial " w:hAnsi="Arial "/>
+                <w:sz w:val="20"/>
+                <w:szCs w:val="20"/>
               </w:rPr>
             </w:r>
           </w:p>
@@ -273,87 +300,100 @@
               <w:spacing w:lineRule="auto" w:line="290" w:before="0" w:after="0"/>
               <w:ind w:hanging="272" w:left="566" w:right="252"/>
               <w:rPr>
-                <w:sz w:val="18"/>
-              </w:rPr>
-            </w:pPr>
-            <w:r>
-              <w:rPr>
-                <w:rFonts w:ascii="Arial" w:hAnsi="Arial"/>
-                <w:b/>
-                <w:w w:val="105"/>
-                <w:sz w:val="18"/>
+                <w:rFonts w:ascii="Arial " w:hAnsi="Arial "/>
+                <w:sz w:val="20"/>
+                <w:szCs w:val="20"/>
+              </w:rPr>
+            </w:pPr>
+            <w:r>
+              <w:rPr>
+                <w:rFonts w:ascii="Arial " w:hAnsi="Arial "/>
+                <w:b/>
+                <w:w w:val="105"/>
+                <w:sz w:val="20"/>
+                <w:szCs w:val="20"/>
               </w:rPr>
               <w:t>INVOICE</w:t>
             </w:r>
             <w:r>
               <w:rPr>
-                <w:rFonts w:ascii="Arial" w:hAnsi="Arial"/>
+                <w:rFonts w:ascii="Arial " w:hAnsi="Arial "/>
                 <w:b/>
                 <w:spacing w:val="-14"/>
                 <w:w w:val="105"/>
-                <w:sz w:val="18"/>
-              </w:rPr>
-              <w:t xml:space="preserve"> </w:t>
-            </w:r>
-            <w:r>
-              <w:rPr>
-                <w:rFonts w:ascii="Arial" w:hAnsi="Arial"/>
-                <w:b/>
-                <w:w w:val="105"/>
-                <w:sz w:val="18"/>
+                <w:sz w:val="20"/>
+                <w:szCs w:val="20"/>
+              </w:rPr>
+              <w:t xml:space="preserve"> </w:t>
+            </w:r>
+            <w:r>
+              <w:rPr>
+                <w:rFonts w:ascii="Arial " w:hAnsi="Arial "/>
+                <w:b/>
+                <w:w w:val="105"/>
+                <w:sz w:val="20"/>
+                <w:szCs w:val="20"/>
               </w:rPr>
               <w:t>NO.</w:t>
             </w:r>
             <w:r>
               <w:rPr>
-                <w:rFonts w:ascii="Arial" w:hAnsi="Arial"/>
+                <w:rFonts w:ascii="Arial " w:hAnsi="Arial "/>
                 <w:b/>
                 <w:spacing w:val="-13"/>
                 <w:w w:val="105"/>
-                <w:sz w:val="18"/>
-              </w:rPr>
-              <w:t xml:space="preserve"> </w:t>
-            </w:r>
-            <w:r>
-              <w:rPr>
-                <w:rFonts w:ascii="Arial" w:hAnsi="Arial"/>
-                <w:b/>
-                <w:w w:val="105"/>
-                <w:sz w:val="18"/>
+                <w:sz w:val="20"/>
+                <w:szCs w:val="20"/>
+              </w:rPr>
+              <w:t xml:space="preserve"> </w:t>
+            </w:r>
+            <w:r>
+              <w:rPr>
+                <w:rFonts w:ascii="Arial " w:hAnsi="Arial "/>
+                <w:b/>
+                <w:w w:val="105"/>
+                <w:sz w:val="20"/>
+                <w:szCs w:val="20"/>
               </w:rPr>
               <w:t>&amp;</w:t>
             </w:r>
             <w:r>
               <w:rPr>
-                <w:rFonts w:ascii="Arial" w:hAnsi="Arial"/>
+                <w:rFonts w:ascii="Arial " w:hAnsi="Arial "/>
                 <w:b/>
                 <w:spacing w:val="-13"/>
                 <w:w w:val="105"/>
-                <w:sz w:val="18"/>
-              </w:rPr>
-              <w:t xml:space="preserve"> </w:t>
-            </w:r>
-            <w:r>
-              <w:rPr>
-                <w:rFonts w:ascii="Arial" w:hAnsi="Arial"/>
-                <w:b/>
-                <w:w w:val="105"/>
-                <w:sz w:val="18"/>
+                <w:sz w:val="20"/>
+                <w:szCs w:val="20"/>
+              </w:rPr>
+              <w:t xml:space="preserve"> </w:t>
+            </w:r>
+            <w:r>
+              <w:rPr>
+                <w:rFonts w:ascii="Arial " w:hAnsi="Arial "/>
+                <w:b/>
+                <w:w w:val="105"/>
+                <w:sz w:val="20"/>
+                <w:szCs w:val="20"/>
               </w:rPr>
               <w:t xml:space="preserve">DATE </w:t>
             </w:r>
             <w:r>
               <w:rPr>
+                <w:rFonts w:ascii="Arial " w:hAnsi="Arial "/>
                 <w:spacing w:val="-2"/>
                 <w:w w:val="105"/>
-                <w:sz w:val="18"/>
+                <w:sz w:val="20"/>
+                <w:szCs w:val="20"/>
               </w:rPr>
               <w:t xml:space="preserve">{{ invoice_no }} </w:t>
             </w:r>
             <w:r>
               <w:rPr>
-                <w:w w:val="105"/>
-                <w:sz w:val="18"/>
+                <w:rFonts w:ascii="Arial " w:hAnsi="Arial "/>
+                <w:w w:val="105"/>
+                <w:sz w:val="20"/>
+                <w:szCs w:val="20"/>
               </w:rPr>
               <w:t>DT: {{ invoice_date }}</w:t>
             </w:r>
@@ -376,52 +416,65 @@
               <w:spacing w:lineRule="auto" w:line="312" w:before="75" w:after="0"/>
               <w:ind w:left="60" w:right="803"/>
               <w:rPr>
-                <w:sz w:val="18"/>
-              </w:rPr>
-            </w:pPr>
-            <w:r>
-              <w:rPr>
-                <w:rFonts w:ascii="Arial" w:hAnsi="Arial"/>
-                <w:b/>
-                <w:w w:val="105"/>
-                <w:sz w:val="18"/>
+                <w:rFonts w:ascii="Arial " w:hAnsi="Arial "/>
+                <w:sz w:val="20"/>
+                <w:szCs w:val="20"/>
+              </w:rPr>
+            </w:pPr>
+            <w:r>
+              <w:rPr>
+                <w:rFonts w:ascii="Arial " w:hAnsi="Arial "/>
+                <w:b/>
+                <w:w w:val="105"/>
+                <w:sz w:val="20"/>
+                <w:szCs w:val="20"/>
               </w:rPr>
               <w:t xml:space="preserve">EXPORTER'S REF. </w:t>
             </w:r>
             <w:r>
               <w:rPr>
-                <w:w w:val="105"/>
-                <w:sz w:val="18"/>
+                <w:rFonts w:ascii="Arial " w:hAnsi="Arial "/>
+                <w:w w:val="105"/>
+                <w:sz w:val="20"/>
+                <w:szCs w:val="20"/>
               </w:rPr>
               <w:t>IEC No: {{ exporter.iec }} PAN</w:t>
             </w:r>
             <w:r>
               <w:rPr>
+                <w:rFonts w:ascii="Arial " w:hAnsi="Arial "/>
                 <w:spacing w:val="-14"/>
                 <w:w w:val="105"/>
-                <w:sz w:val="18"/>
-              </w:rPr>
-              <w:t xml:space="preserve"> </w:t>
-            </w:r>
-            <w:r>
-              <w:rPr>
-                <w:w w:val="105"/>
-                <w:sz w:val="18"/>
+                <w:sz w:val="20"/>
+                <w:szCs w:val="20"/>
+              </w:rPr>
+              <w:t xml:space="preserve"> </w:t>
+            </w:r>
+            <w:r>
+              <w:rPr>
+                <w:rFonts w:ascii="Arial " w:hAnsi="Arial "/>
+                <w:w w:val="105"/>
+                <w:sz w:val="20"/>
+                <w:szCs w:val="20"/>
               </w:rPr>
               <w:t>No:</w:t>
             </w:r>
             <w:r>
               <w:rPr>
+                <w:rFonts w:ascii="Arial " w:hAnsi="Arial "/>
                 <w:spacing w:val="-13"/>
                 <w:w w:val="105"/>
-                <w:sz w:val="18"/>
-              </w:rPr>
-              <w:t xml:space="preserve"> </w:t>
-            </w:r>
-            <w:r>
-              <w:rPr>
-                <w:w w:val="105"/>
-                <w:sz w:val="18"/>
+                <w:sz w:val="20"/>
+                <w:szCs w:val="20"/>
+              </w:rPr>
+              <w:t xml:space="preserve"> </w:t>
+            </w:r>
+            <w:r>
+              <w:rPr>
+                <w:rFonts w:ascii="Arial " w:hAnsi="Arial "/>
+                <w:w w:val="105"/>
+                <w:sz w:val="20"/>
+                <w:szCs w:val="20"/>
               </w:rPr>
               <w:t>{{ exporter.pan }}</w:t>
             </w:r>
@@ -432,44 +485,56 @@
               <w:spacing w:lineRule="exact" w:line="170" w:before="0" w:after="0"/>
               <w:ind w:left="60" w:right="0"/>
               <w:rPr>
-                <w:sz w:val="18"/>
-              </w:rPr>
-            </w:pPr>
-            <w:r>
-              <w:rPr>
-                <w:w w:val="105"/>
-                <w:sz w:val="18"/>
+                <w:rFonts w:ascii="Arial " w:hAnsi="Arial "/>
+                <w:sz w:val="20"/>
+                <w:szCs w:val="20"/>
+              </w:rPr>
+            </w:pPr>
+            <w:r>
+              <w:rPr>
+                <w:rFonts w:ascii="Arial " w:hAnsi="Arial "/>
+                <w:w w:val="105"/>
+                <w:sz w:val="20"/>
+                <w:szCs w:val="20"/>
               </w:rPr>
               <w:t>GST</w:t>
             </w:r>
             <w:r>
               <w:rPr>
+                <w:rFonts w:ascii="Arial " w:hAnsi="Arial "/>
                 <w:spacing w:val="-10"/>
                 <w:w w:val="105"/>
-                <w:sz w:val="18"/>
-              </w:rPr>
-              <w:t xml:space="preserve"> </w:t>
-            </w:r>
-            <w:r>
-              <w:rPr>
-                <w:w w:val="105"/>
-                <w:sz w:val="18"/>
+                <w:sz w:val="20"/>
+                <w:szCs w:val="20"/>
+              </w:rPr>
+              <w:t xml:space="preserve"> </w:t>
+            </w:r>
+            <w:r>
+              <w:rPr>
+                <w:rFonts w:ascii="Arial " w:hAnsi="Arial "/>
+                <w:w w:val="105"/>
+                <w:sz w:val="20"/>
+                <w:szCs w:val="20"/>
               </w:rPr>
               <w:t>No:</w:t>
             </w:r>
             <w:r>
               <w:rPr>
+                <w:rFonts w:ascii="Arial " w:hAnsi="Arial "/>
                 <w:spacing w:val="-5"/>
                 <w:w w:val="105"/>
-                <w:sz w:val="18"/>
-              </w:rPr>
-              <w:t xml:space="preserve"> </w:t>
-            </w:r>
-            <w:r>
-              <w:rPr>
+                <w:sz w:val="20"/>
+                <w:szCs w:val="20"/>
+              </w:rPr>
+              <w:t xml:space="preserve"> </w:t>
+            </w:r>
+            <w:r>
+              <w:rPr>
+                <w:rFonts w:ascii="Arial " w:hAnsi="Arial "/>
                 <w:spacing w:val="-2"/>
                 <w:w w:val="105"/>
-                <w:sz w:val="18"/>
+                <w:sz w:val="20"/>
+                <w:szCs w:val="20"/>
               </w:rPr>
               <w:t>{{ exporter.gstin }}</w:t>
             </w:r>
@@ -495,14 +560,16 @@
             <w:pPr>
               <w:pStyle w:val="Normal"/>
               <w:rPr>
-                <w:sz w:val="2"/>
-                <w:szCs w:val="2"/>
-              </w:rPr>
-            </w:pPr>
-            <w:r>
-              <w:rPr>
-                <w:sz w:val="2"/>
-                <w:szCs w:val="2"/>
+                <w:rFonts w:ascii="Arial " w:hAnsi="Arial "/>
+                <w:sz w:val="20"/>
+                <w:szCs w:val="20"/>
+              </w:rPr>
+            </w:pPr>
+            <w:r>
+              <w:rPr>
+                <w:rFonts w:ascii="Arial " w:hAnsi="Arial "/>
+                <w:sz w:val="20"/>
+                <w:szCs w:val="20"/>
               </w:rPr>
             </w:r>
           </w:p>
@@ -525,61 +592,70 @@
               <w:ind w:left="277" w:right="228"/>
               <w:jc w:val="center"/>
               <w:rPr>
-                <w:sz w:val="18"/>
-              </w:rPr>
-            </w:pPr>
-            <w:r>
-              <w:rPr>
-                <w:rFonts w:ascii="Arial" w:hAnsi="Arial"/>
-                <w:b/>
-                <w:w w:val="105"/>
-                <w:sz w:val="18"/>
+                <w:rFonts w:ascii="Arial " w:hAnsi="Arial "/>
+                <w:sz w:val="20"/>
+                <w:szCs w:val="20"/>
+              </w:rPr>
+            </w:pPr>
+            <w:r>
+              <w:rPr>
+                <w:rFonts w:ascii="Arial " w:hAnsi="Arial "/>
+                <w:b/>
+                <w:w w:val="105"/>
+                <w:sz w:val="20"/>
+                <w:szCs w:val="20"/>
               </w:rPr>
               <w:t>BUYER'S</w:t>
             </w:r>
             <w:r>
               <w:rPr>
-                <w:rFonts w:ascii="Arial" w:hAnsi="Arial"/>
+                <w:rFonts w:ascii="Arial " w:hAnsi="Arial "/>
                 <w:b/>
                 <w:spacing w:val="-14"/>
                 <w:w w:val="105"/>
-                <w:sz w:val="18"/>
-              </w:rPr>
-              <w:t xml:space="preserve"> </w:t>
-            </w:r>
-            <w:r>
-              <w:rPr>
-                <w:rFonts w:ascii="Arial" w:hAnsi="Arial"/>
-                <w:b/>
-                <w:w w:val="105"/>
-                <w:sz w:val="18"/>
+                <w:sz w:val="20"/>
+                <w:szCs w:val="20"/>
+              </w:rPr>
+              <w:t xml:space="preserve"> </w:t>
+            </w:r>
+            <w:r>
+              <w:rPr>
+                <w:rFonts w:ascii="Arial " w:hAnsi="Arial "/>
+                <w:b/>
+                <w:w w:val="105"/>
+                <w:sz w:val="20"/>
+                <w:szCs w:val="20"/>
               </w:rPr>
               <w:t>ORDER</w:t>
             </w:r>
             <w:r>
               <w:rPr>
-                <w:rFonts w:ascii="Arial" w:hAnsi="Arial"/>
+                <w:rFonts w:ascii="Arial " w:hAnsi="Arial "/>
                 <w:b/>
                 <w:spacing w:val="-13"/>
                 <w:w w:val="105"/>
-                <w:sz w:val="18"/>
-              </w:rPr>
-              <w:t xml:space="preserve"> </w:t>
-            </w:r>
-            <w:r>
-              <w:rPr>
-                <w:rFonts w:ascii="Arial" w:hAnsi="Arial"/>
-                <w:b/>
-                <w:w w:val="105"/>
-                <w:sz w:val="18"/>
+                <w:sz w:val="20"/>
+                <w:szCs w:val="20"/>
+              </w:rPr>
+              <w:t xml:space="preserve"> </w:t>
+            </w:r>
+            <w:r>
+              <w:rPr>
+                <w:rFonts w:ascii="Arial " w:hAnsi="Arial "/>
+                <w:b/>
+                <w:w w:val="105"/>
+                <w:sz w:val="20"/>
+                <w:szCs w:val="20"/>
               </w:rPr>
               <w:t xml:space="preserve">NO: </w:t>
             </w:r>
             <w:r>
               <w:rPr>
+                <w:rFonts w:ascii="Arial " w:hAnsi="Arial "/>
                 <w:spacing w:val="-2"/>
                 <w:w w:val="105"/>
-                <w:sz w:val="18"/>
+                <w:sz w:val="20"/>
+                <w:szCs w:val="20"/>
               </w:rPr>
               <w:t>{{ buyers_order_no }}</w:t>
             </w:r>
@@ -602,56 +678,61 @@
               <w:spacing w:before="19" w:after="0"/>
               <w:ind w:left="453" w:right="0"/>
               <w:rPr>
-                <w:rFonts w:ascii="Arial" w:hAnsi="Arial"/>
-                <w:b/>
-                <w:sz w:val="18"/>
-              </w:rPr>
-            </w:pPr>
-            <w:r>
-              <w:rPr>
-                <w:rFonts w:ascii="Arial" w:hAnsi="Arial"/>
-                <w:b/>
-                <w:w w:val="105"/>
-                <w:sz w:val="18"/>
+                <w:rFonts w:ascii="Arial " w:hAnsi="Arial "/>
+                <w:sz w:val="20"/>
+                <w:szCs w:val="20"/>
+              </w:rPr>
+            </w:pPr>
+            <w:r>
+              <w:rPr>
+                <w:rFonts w:ascii="Arial " w:hAnsi="Arial "/>
+                <w:b/>
+                <w:w w:val="105"/>
+                <w:sz w:val="20"/>
+                <w:szCs w:val="20"/>
               </w:rPr>
               <w:t>INSURANCE</w:t>
             </w:r>
             <w:r>
               <w:rPr>
-                <w:rFonts w:ascii="Arial" w:hAnsi="Arial"/>
+                <w:rFonts w:ascii="Arial " w:hAnsi="Arial "/>
                 <w:b/>
                 <w:spacing w:val="-14"/>
                 <w:w w:val="105"/>
-                <w:sz w:val="18"/>
-              </w:rPr>
-              <w:t xml:space="preserve"> </w:t>
-            </w:r>
-            <w:r>
-              <w:rPr>
-                <w:rFonts w:ascii="Arial" w:hAnsi="Arial"/>
-                <w:b/>
-                <w:w w:val="105"/>
-                <w:sz w:val="18"/>
+                <w:sz w:val="20"/>
+                <w:szCs w:val="20"/>
+              </w:rPr>
+              <w:t xml:space="preserve"> </w:t>
+            </w:r>
+            <w:r>
+              <w:rPr>
+                <w:rFonts w:ascii="Arial " w:hAnsi="Arial "/>
+                <w:b/>
+                <w:w w:val="105"/>
+                <w:sz w:val="20"/>
+                <w:szCs w:val="20"/>
               </w:rPr>
               <w:t>REF</w:t>
             </w:r>
             <w:r>
               <w:rPr>
-                <w:rFonts w:ascii="Arial" w:hAnsi="Arial"/>
+                <w:rFonts w:ascii="Arial " w:hAnsi="Arial "/>
                 <w:b/>
                 <w:spacing w:val="-11"/>
                 <w:w w:val="105"/>
-                <w:sz w:val="18"/>
-              </w:rPr>
-              <w:t xml:space="preserve"> </w:t>
-            </w:r>
-            <w:r>
-              <w:rPr>
-                <w:rFonts w:ascii="Arial" w:hAnsi="Arial"/>
+                <w:sz w:val="20"/>
+                <w:szCs w:val="20"/>
+              </w:rPr>
+              <w:t xml:space="preserve"> </w:t>
+            </w:r>
+            <w:r>
+              <w:rPr>
+                <w:rFonts w:ascii="Arial " w:hAnsi="Arial "/>
                 <w:b/>
                 <w:spacing w:val="-5"/>
                 <w:w w:val="105"/>
-                <w:sz w:val="18"/>
+                <w:sz w:val="20"/>
+                <w:szCs w:val="20"/>
               </w:rPr>
               <w:t>NO: {{ insurance_ref_no }}</w:t>
             </w:r>
@@ -678,18 +759,19 @@
               <w:pStyle w:val="TableParagraph"/>
               <w:spacing w:before="61" w:after="0"/>
               <w:rPr>
-                <w:rFonts w:ascii="Arial" w:hAnsi="Arial"/>
-                <w:b/>
-                <w:sz w:val="18"/>
-              </w:rPr>
-            </w:pPr>
-            <w:r>
-              <w:rPr>
-                <w:rFonts w:ascii="Arial" w:hAnsi="Arial"/>
+                <w:rFonts w:ascii="Arial " w:hAnsi="Arial "/>
+                <w:sz w:val="20"/>
+                <w:szCs w:val="20"/>
+              </w:rPr>
+            </w:pPr>
+            <w:r>
+              <w:rPr>
+                <w:rFonts w:ascii="Arial " w:hAnsi="Arial "/>
                 <w:b/>
                 <w:spacing w:val="-2"/>
                 <w:w w:val="105"/>
-                <w:sz w:val="18"/>
+                <w:sz w:val="20"/>
+                <w:szCs w:val="20"/>
               </w:rPr>
               <w:t>CONSIGNEE:</w:t>
             </w:r>
@@ -699,12 +781,16 @@
               <w:pStyle w:val="TableParagraph"/>
               <w:spacing w:before="50" w:after="0"/>
               <w:rPr>
-                <w:sz w:val="18"/>
-              </w:rPr>
-            </w:pPr>
-            <w:r>
-              <w:rPr>
-                <w:sz w:val="18"/>
+                <w:rFonts w:ascii="Arial " w:hAnsi="Arial "/>
+                <w:sz w:val="20"/>
+                <w:szCs w:val="20"/>
+              </w:rPr>
+            </w:pPr>
+            <w:r>
+              <w:rPr>
+                <w:rFonts w:ascii="Arial " w:hAnsi="Arial "/>
+                <w:sz w:val="20"/>
+                <w:szCs w:val="20"/>
               </w:rPr>
               <w:t>{{ buyer.name }}</w:t>
             </w:r>
@@ -714,13 +800,17 @@
               <w:pStyle w:val="TableParagraph"/>
               <w:spacing w:lineRule="exact" w:line="204" w:before="50" w:after="0"/>
               <w:rPr>
-                <w:sz w:val="18"/>
-              </w:rPr>
-            </w:pPr>
-            <w:r>
-              <w:rPr>
-                <w:w w:val="105"/>
-                <w:sz w:val="18"/>
+                <w:rFonts w:ascii="Arial " w:hAnsi="Arial "/>
+                <w:sz w:val="20"/>
+                <w:szCs w:val="20"/>
+              </w:rPr>
+            </w:pPr>
+            <w:r>
+              <w:rPr>
+                <w:rFonts w:ascii="Arial " w:hAnsi="Arial "/>
+                <w:w w:val="105"/>
+                <w:sz w:val="20"/>
+                <w:szCs w:val="20"/>
               </w:rPr>
               <w:t>{{ buyer.address }}</w:t>
             </w:r>
@@ -749,34 +839,37 @@
               <w:ind w:left="77" w:right="38"/>
               <w:jc w:val="center"/>
               <w:rPr>
-                <w:rFonts w:ascii="Arial" w:hAnsi="Arial"/>
-                <w:b/>
-                <w:sz w:val="18"/>
-              </w:rPr>
-            </w:pPr>
-            <w:r>
-              <w:rPr>
-                <w:rFonts w:ascii="Arial" w:hAnsi="Arial"/>
-                <w:b/>
-                <w:sz w:val="18"/>
+                <w:rFonts w:ascii="Arial " w:hAnsi="Arial "/>
+                <w:sz w:val="20"/>
+                <w:szCs w:val="20"/>
+              </w:rPr>
+            </w:pPr>
+            <w:r>
+              <w:rPr>
+                <w:rFonts w:ascii="Arial " w:hAnsi="Arial "/>
+                <w:b/>
+                <w:sz w:val="20"/>
+                <w:szCs w:val="20"/>
               </w:rPr>
               <w:t>PRE-CARRIEGE</w:t>
             </w:r>
             <w:r>
               <w:rPr>
-                <w:rFonts w:ascii="Arial" w:hAnsi="Arial"/>
+                <w:rFonts w:ascii="Arial " w:hAnsi="Arial "/>
                 <w:b/>
                 <w:spacing w:val="44"/>
-                <w:sz w:val="18"/>
-              </w:rPr>
-              <w:t xml:space="preserve"> </w:t>
-            </w:r>
-            <w:r>
-              <w:rPr>
-                <w:rFonts w:ascii="Arial" w:hAnsi="Arial"/>
+                <w:sz w:val="20"/>
+                <w:szCs w:val="20"/>
+              </w:rPr>
+              <w:t xml:space="preserve"> </w:t>
+            </w:r>
+            <w:r>
+              <w:rPr>
+                <w:rFonts w:ascii="Arial " w:hAnsi="Arial "/>
                 <w:b/>
                 <w:spacing w:val="-5"/>
-                <w:sz w:val="18"/>
+                <w:sz w:val="20"/>
+                <w:szCs w:val="20"/>
               </w:rPr>
               <w:t>BY:</w:t>
             </w:r>
@@ -788,13 +881,17 @@
               <w:ind w:left="77" w:right="40"/>
               <w:jc w:val="center"/>
               <w:rPr>
-                <w:sz w:val="18"/>
-              </w:rPr>
-            </w:pPr>
-            <w:r>
-              <w:rPr>
-                <w:w w:val="105"/>
-                <w:sz w:val="18"/>
+                <w:rFonts w:ascii="Arial " w:hAnsi="Arial "/>
+                <w:sz w:val="20"/>
+                <w:szCs w:val="20"/>
+              </w:rPr>
+            </w:pPr>
+            <w:r>
+              <w:rPr>
+                <w:rFonts w:ascii="Arial " w:hAnsi="Arial "/>
+                <w:w w:val="105"/>
+                <w:sz w:val="20"/>
+                <w:szCs w:val="20"/>
               </w:rPr>
               <w:t>{{ pre_carriage_by }}</w:t>
             </w:r>
@@ -818,56 +915,61 @@
               <w:ind w:left="39" w:right="0"/>
               <w:jc w:val="center"/>
               <w:rPr>
-                <w:rFonts w:ascii="Arial" w:hAnsi="Arial"/>
-                <w:b/>
-                <w:sz w:val="18"/>
-              </w:rPr>
-            </w:pPr>
-            <w:r>
-              <w:rPr>
-                <w:rFonts w:ascii="Arial" w:hAnsi="Arial"/>
-                <w:b/>
-                <w:w w:val="105"/>
-                <w:sz w:val="18"/>
+                <w:rFonts w:ascii="Arial " w:hAnsi="Arial "/>
+                <w:sz w:val="20"/>
+                <w:szCs w:val="20"/>
+              </w:rPr>
+            </w:pPr>
+            <w:r>
+              <w:rPr>
+                <w:rFonts w:ascii="Arial " w:hAnsi="Arial "/>
+                <w:b/>
+                <w:w w:val="105"/>
+                <w:sz w:val="20"/>
+                <w:szCs w:val="20"/>
               </w:rPr>
               <w:t>MODE</w:t>
             </w:r>
             <w:r>
               <w:rPr>
-                <w:rFonts w:ascii="Arial" w:hAnsi="Arial"/>
+                <w:rFonts w:ascii="Arial " w:hAnsi="Arial "/>
                 <w:b/>
                 <w:spacing w:val="-10"/>
                 <w:w w:val="105"/>
-                <w:sz w:val="18"/>
-              </w:rPr>
-              <w:t xml:space="preserve"> </w:t>
-            </w:r>
-            <w:r>
-              <w:rPr>
-                <w:rFonts w:ascii="Arial" w:hAnsi="Arial"/>
-                <w:b/>
-                <w:w w:val="105"/>
-                <w:sz w:val="18"/>
+                <w:sz w:val="20"/>
+                <w:szCs w:val="20"/>
+              </w:rPr>
+              <w:t xml:space="preserve"> </w:t>
+            </w:r>
+            <w:r>
+              <w:rPr>
+                <w:rFonts w:ascii="Arial " w:hAnsi="Arial "/>
+                <w:b/>
+                <w:w w:val="105"/>
+                <w:sz w:val="20"/>
+                <w:szCs w:val="20"/>
               </w:rPr>
               <w:t>OF</w:t>
             </w:r>
             <w:r>
               <w:rPr>
-                <w:rFonts w:ascii="Arial" w:hAnsi="Arial"/>
+                <w:rFonts w:ascii="Arial " w:hAnsi="Arial "/>
                 <w:b/>
                 <w:spacing w:val="-8"/>
                 <w:w w:val="105"/>
-                <w:sz w:val="18"/>
-              </w:rPr>
-              <w:t xml:space="preserve"> </w:t>
-            </w:r>
-            <w:r>
-              <w:rPr>
-                <w:rFonts w:ascii="Arial" w:hAnsi="Arial"/>
+                <w:sz w:val="20"/>
+                <w:szCs w:val="20"/>
+              </w:rPr>
+              <w:t xml:space="preserve"> </w:t>
+            </w:r>
+            <w:r>
+              <w:rPr>
+                <w:rFonts w:ascii="Arial " w:hAnsi="Arial "/>
                 <w:b/>
                 <w:spacing w:val="-2"/>
                 <w:w w:val="105"/>
-                <w:sz w:val="18"/>
+                <w:sz w:val="20"/>
+                <w:szCs w:val="20"/>
               </w:rPr>
               <w:t>TRANSPORT</w:t>
             </w:r>
@@ -879,13 +981,17 @@
               <w:ind w:left="39" w:right="0"/>
               <w:jc w:val="center"/>
               <w:rPr>
-                <w:sz w:val="18"/>
-              </w:rPr>
-            </w:pPr>
-            <w:r>
-              <w:rPr>
-                <w:w w:val="105"/>
-                <w:sz w:val="18"/>
+                <w:rFonts w:ascii="Arial " w:hAnsi="Arial "/>
+                <w:sz w:val="20"/>
+                <w:szCs w:val="20"/>
+              </w:rPr>
+            </w:pPr>
+            <w:r>
+              <w:rPr>
+                <w:rFonts w:ascii="Arial " w:hAnsi="Arial "/>
+                <w:w w:val="105"/>
+                <w:sz w:val="20"/>
+                <w:szCs w:val="20"/>
               </w:rPr>
               <w:t>{{ mode_of_transport }}</w:t>
             </w:r>
@@ -909,51 +1015,56 @@
               <w:ind w:left="40" w:right="3"/>
               <w:jc w:val="center"/>
               <w:rPr>
-                <w:rFonts w:ascii="Arial" w:hAnsi="Arial"/>
-                <w:b/>
-                <w:sz w:val="18"/>
-              </w:rPr>
-            </w:pPr>
-            <w:r>
-              <w:rPr>
-                <w:rFonts w:ascii="Arial" w:hAnsi="Arial"/>
-                <w:b/>
-                <w:sz w:val="18"/>
+                <w:rFonts w:ascii="Arial " w:hAnsi="Arial "/>
+                <w:sz w:val="20"/>
+                <w:szCs w:val="20"/>
+              </w:rPr>
+            </w:pPr>
+            <w:r>
+              <w:rPr>
+                <w:rFonts w:ascii="Arial " w:hAnsi="Arial "/>
+                <w:b/>
+                <w:sz w:val="20"/>
+                <w:szCs w:val="20"/>
               </w:rPr>
               <w:t>COUNTRY</w:t>
             </w:r>
             <w:r>
               <w:rPr>
-                <w:rFonts w:ascii="Arial" w:hAnsi="Arial"/>
+                <w:rFonts w:ascii="Arial " w:hAnsi="Arial "/>
                 <w:b/>
                 <w:spacing w:val="18"/>
-                <w:sz w:val="18"/>
-              </w:rPr>
-              <w:t xml:space="preserve"> </w:t>
-            </w:r>
-            <w:r>
-              <w:rPr>
-                <w:rFonts w:ascii="Arial" w:hAnsi="Arial"/>
-                <w:b/>
-                <w:sz w:val="18"/>
+                <w:sz w:val="20"/>
+                <w:szCs w:val="20"/>
+              </w:rPr>
+              <w:t xml:space="preserve"> </w:t>
+            </w:r>
+            <w:r>
+              <w:rPr>
+                <w:rFonts w:ascii="Arial " w:hAnsi="Arial "/>
+                <w:b/>
+                <w:sz w:val="20"/>
+                <w:szCs w:val="20"/>
               </w:rPr>
               <w:t>OF</w:t>
             </w:r>
             <w:r>
               <w:rPr>
-                <w:rFonts w:ascii="Arial" w:hAnsi="Arial"/>
+                <w:rFonts w:ascii="Arial " w:hAnsi="Arial "/>
                 <w:b/>
                 <w:spacing w:val="21"/>
-                <w:sz w:val="18"/>
-              </w:rPr>
-              <w:t xml:space="preserve"> </w:t>
-            </w:r>
-            <w:r>
-              <w:rPr>
-                <w:rFonts w:ascii="Arial" w:hAnsi="Arial"/>
+                <w:sz w:val="20"/>
+                <w:szCs w:val="20"/>
+              </w:rPr>
+              <w:t xml:space="preserve"> </w:t>
+            </w:r>
+            <w:r>
+              <w:rPr>
+                <w:rFonts w:ascii="Arial " w:hAnsi="Arial "/>
                 <w:b/>
                 <w:spacing w:val="-2"/>
-                <w:sz w:val="18"/>
+                <w:sz w:val="20"/>
+                <w:szCs w:val="20"/>
               </w:rPr>
               <w:t>ORIGIN</w:t>
             </w:r>
@@ -965,14 +1076,18 @@
               <w:ind w:left="40" w:right="0"/>
               <w:jc w:val="center"/>
               <w:rPr>
-                <w:sz w:val="18"/>
-              </w:rPr>
-            </w:pPr>
-            <w:r>
-              <w:rPr>
+                <w:rFonts w:ascii="Arial " w:hAnsi="Arial "/>
+                <w:sz w:val="20"/>
+                <w:szCs w:val="20"/>
+              </w:rPr>
+            </w:pPr>
+            <w:r>
+              <w:rPr>
+                <w:rFonts w:ascii="Arial " w:hAnsi="Arial "/>
                 <w:spacing w:val="-2"/>
                 <w:w w:val="105"/>
-                <w:sz w:val="18"/>
+                <w:sz w:val="20"/>
+                <w:szCs w:val="20"/>
               </w:rPr>
               <w:t>{{ country_of_origin }}</w:t>
             </w:r>
@@ -996,65 +1111,71 @@
               <w:ind w:left="46" w:right="0"/>
               <w:jc w:val="center"/>
               <w:rPr>
-                <w:rFonts w:ascii="Arial" w:hAnsi="Arial"/>
-                <w:b/>
-                <w:sz w:val="18"/>
-              </w:rPr>
-            </w:pPr>
-            <w:r>
-              <w:rPr>
-                <w:rFonts w:ascii="Arial" w:hAnsi="Arial"/>
-                <w:b/>
-                <w:w w:val="105"/>
-                <w:sz w:val="18"/>
+                <w:rFonts w:ascii="Arial " w:hAnsi="Arial "/>
+                <w:sz w:val="20"/>
+                <w:szCs w:val="20"/>
+              </w:rPr>
+            </w:pPr>
+            <w:r>
+              <w:rPr>
+                <w:rFonts w:ascii="Arial " w:hAnsi="Arial "/>
+                <w:b/>
+                <w:w w:val="105"/>
+                <w:sz w:val="20"/>
+                <w:szCs w:val="20"/>
               </w:rPr>
               <w:t>COUNTRY</w:t>
             </w:r>
             <w:r>
               <w:rPr>
-                <w:rFonts w:ascii="Arial" w:hAnsi="Arial"/>
+                <w:rFonts w:ascii="Arial " w:hAnsi="Arial "/>
                 <w:b/>
                 <w:spacing w:val="-14"/>
                 <w:w w:val="105"/>
-                <w:sz w:val="18"/>
-              </w:rPr>
-              <w:t xml:space="preserve"> </w:t>
-            </w:r>
-            <w:r>
-              <w:rPr>
-                <w:rFonts w:ascii="Arial" w:hAnsi="Arial"/>
-                <w:b/>
-                <w:w w:val="105"/>
-                <w:sz w:val="18"/>
+                <w:sz w:val="20"/>
+                <w:szCs w:val="20"/>
+              </w:rPr>
+              <w:t xml:space="preserve"> </w:t>
+            </w:r>
+            <w:r>
+              <w:rPr>
+                <w:rFonts w:ascii="Arial " w:hAnsi="Arial "/>
+                <w:b/>
+                <w:w w:val="105"/>
+                <w:sz w:val="20"/>
+                <w:szCs w:val="20"/>
               </w:rPr>
               <w:t>OF</w:t>
             </w:r>
             <w:r>
               <w:rPr>
-                <w:rFonts w:ascii="Arial" w:hAnsi="Arial"/>
+                <w:rFonts w:ascii="Arial " w:hAnsi="Arial "/>
                 <w:b/>
                 <w:spacing w:val="-13"/>
                 <w:w w:val="105"/>
-                <w:sz w:val="18"/>
-              </w:rPr>
-              <w:t xml:space="preserve"> </w:t>
-            </w:r>
-            <w:r>
-              <w:rPr>
-                <w:rFonts w:ascii="Arial" w:hAnsi="Arial"/>
-                <w:b/>
-                <w:w w:val="105"/>
-                <w:sz w:val="18"/>
+                <w:sz w:val="20"/>
+                <w:szCs w:val="20"/>
+              </w:rPr>
+              <w:t xml:space="preserve"> </w:t>
+            </w:r>
+            <w:r>
+              <w:rPr>
+                <w:rFonts w:ascii="Arial " w:hAnsi="Arial "/>
+                <w:b/>
+                <w:w w:val="105"/>
+                <w:sz w:val="20"/>
+                <w:szCs w:val="20"/>
               </w:rPr>
               <w:t xml:space="preserve">FINAL </w:t>
             </w:r>
             <w:r>
               <w:rPr>
-                <w:rFonts w:ascii="Arial" w:hAnsi="Arial"/>
+                <w:rFonts w:ascii="Arial " w:hAnsi="Arial "/>
                 <w:b/>
                 <w:spacing w:val="-2"/>
                 <w:w w:val="105"/>
-                <w:sz w:val="18"/>
+                <w:sz w:val="20"/>
+                <w:szCs w:val="20"/>
               </w:rPr>
               <w:t>DESTINATION</w:t>
             </w:r>
@@ -1066,14 +1187,18 @@
               <w:ind w:left="46" w:right="3"/>
               <w:jc w:val="center"/>
               <w:rPr>
-                <w:sz w:val="18"/>
-              </w:rPr>
-            </w:pPr>
-            <w:r>
-              <w:rPr>
+                <w:rFonts w:ascii="Arial " w:hAnsi="Arial "/>
+                <w:sz w:val="20"/>
+                <w:szCs w:val="20"/>
+              </w:rPr>
+            </w:pPr>
+            <w:r>
+              <w:rPr>
+                <w:rFonts w:ascii="Arial " w:hAnsi="Arial "/>
                 <w:spacing w:val="-2"/>
                 <w:w w:val="105"/>
-                <w:sz w:val="18"/>
+                <w:sz w:val="20"/>
+                <w:szCs w:val="20"/>
               </w:rPr>
               <w:t>{{ country_of_destination }}</w:t>
             </w:r>
@@ -1101,34 +1226,37 @@
               <w:spacing w:before="39" w:after="0"/>
               <w:ind w:left="501" w:right="0"/>
               <w:rPr>
-                <w:rFonts w:ascii="Arial" w:hAnsi="Arial"/>
-                <w:b/>
-                <w:sz w:val="18"/>
-              </w:rPr>
-            </w:pPr>
-            <w:r>
-              <w:rPr>
-                <w:rFonts w:ascii="Arial" w:hAnsi="Arial"/>
-                <w:b/>
-                <w:sz w:val="18"/>
+                <w:rFonts w:ascii="Arial " w:hAnsi="Arial "/>
+                <w:sz w:val="20"/>
+                <w:szCs w:val="20"/>
+              </w:rPr>
+            </w:pPr>
+            <w:r>
+              <w:rPr>
+                <w:rFonts w:ascii="Arial " w:hAnsi="Arial "/>
+                <w:b/>
+                <w:sz w:val="20"/>
+                <w:szCs w:val="20"/>
               </w:rPr>
               <w:t>CARTING</w:t>
             </w:r>
             <w:r>
               <w:rPr>
-                <w:rFonts w:ascii="Arial" w:hAnsi="Arial"/>
+                <w:rFonts w:ascii="Arial " w:hAnsi="Arial "/>
                 <w:b/>
                 <w:spacing w:val="27"/>
-                <w:sz w:val="18"/>
-              </w:rPr>
-              <w:t xml:space="preserve"> </w:t>
-            </w:r>
-            <w:r>
-              <w:rPr>
-                <w:rFonts w:ascii="Arial" w:hAnsi="Arial"/>
+                <w:sz w:val="20"/>
+                <w:szCs w:val="20"/>
+              </w:rPr>
+              <w:t xml:space="preserve"> </w:t>
+            </w:r>
+            <w:r>
+              <w:rPr>
+                <w:rFonts w:ascii="Arial " w:hAnsi="Arial "/>
                 <w:b/>
                 <w:spacing w:val="-2"/>
-                <w:sz w:val="18"/>
+                <w:sz w:val="20"/>
+                <w:szCs w:val="20"/>
               </w:rPr>
               <w:t>POINT</w:t>
             </w:r>
@@ -1152,56 +1280,61 @@
               <w:ind w:left="38" w:right="0"/>
               <w:jc w:val="center"/>
               <w:rPr>
-                <w:rFonts w:ascii="Arial" w:hAnsi="Arial"/>
-                <w:b/>
-                <w:sz w:val="18"/>
-              </w:rPr>
-            </w:pPr>
-            <w:r>
-              <w:rPr>
-                <w:rFonts w:ascii="Arial" w:hAnsi="Arial"/>
-                <w:b/>
-                <w:w w:val="105"/>
-                <w:sz w:val="18"/>
+                <w:rFonts w:ascii="Arial " w:hAnsi="Arial "/>
+                <w:sz w:val="20"/>
+                <w:szCs w:val="20"/>
+              </w:rPr>
+            </w:pPr>
+            <w:r>
+              <w:rPr>
+                <w:rFonts w:ascii="Arial " w:hAnsi="Arial "/>
+                <w:b/>
+                <w:w w:val="105"/>
+                <w:sz w:val="20"/>
+                <w:szCs w:val="20"/>
               </w:rPr>
               <w:t>PORT</w:t>
             </w:r>
             <w:r>
               <w:rPr>
-                <w:rFonts w:ascii="Arial" w:hAnsi="Arial"/>
+                <w:rFonts w:ascii="Arial " w:hAnsi="Arial "/>
                 <w:b/>
                 <w:spacing w:val="-11"/>
                 <w:w w:val="105"/>
-                <w:sz w:val="18"/>
-              </w:rPr>
-              <w:t xml:space="preserve"> </w:t>
-            </w:r>
-            <w:r>
-              <w:rPr>
-                <w:rFonts w:ascii="Arial" w:hAnsi="Arial"/>
-                <w:b/>
-                <w:w w:val="105"/>
-                <w:sz w:val="18"/>
+                <w:sz w:val="20"/>
+                <w:szCs w:val="20"/>
+              </w:rPr>
+              <w:t xml:space="preserve"> </w:t>
+            </w:r>
+            <w:r>
+              <w:rPr>
+                <w:rFonts w:ascii="Arial " w:hAnsi="Arial "/>
+                <w:b/>
+                <w:w w:val="105"/>
+                <w:sz w:val="20"/>
+                <w:szCs w:val="20"/>
               </w:rPr>
               <w:t>OF</w:t>
             </w:r>
             <w:r>
               <w:rPr>
-                <w:rFonts w:ascii="Arial" w:hAnsi="Arial"/>
+                <w:rFonts w:ascii="Arial " w:hAnsi="Arial "/>
                 <w:b/>
                 <w:spacing w:val="-7"/>
                 <w:w w:val="105"/>
-                <w:sz w:val="18"/>
-              </w:rPr>
-              <w:t xml:space="preserve"> </w:t>
-            </w:r>
-            <w:r>
-              <w:rPr>
-                <w:rFonts w:ascii="Arial" w:hAnsi="Arial"/>
+                <w:sz w:val="20"/>
+                <w:szCs w:val="20"/>
+              </w:rPr>
+              <w:t xml:space="preserve"> </w:t>
+            </w:r>
+            <w:r>
+              <w:rPr>
+                <w:rFonts w:ascii="Arial " w:hAnsi="Arial "/>
                 <w:b/>
                 <w:spacing w:val="-2"/>
                 <w:w w:val="105"/>
-                <w:sz w:val="18"/>
+                <w:sz w:val="20"/>
+                <w:szCs w:val="20"/>
               </w:rPr>
               <w:t>LOADING</w:t>
             </w:r>
@@ -1213,12 +1346,16 @@
               <w:ind w:left="0" w:right="0"/>
               <w:jc w:val="center"/>
               <w:rPr>
-                <w:sz w:val="18"/>
-              </w:rPr>
-            </w:pPr>
-            <w:r>
-              <w:rPr>
-                <w:sz w:val="18"/>
+                <w:rFonts w:ascii="Arial " w:hAnsi="Arial "/>
+                <w:sz w:val="20"/>
+                <w:szCs w:val="20"/>
+              </w:rPr>
+            </w:pPr>
+            <w:r>
+              <w:rPr>
+                <w:rFonts w:ascii="Arial " w:hAnsi="Arial "/>
+                <w:sz w:val="20"/>
+                <w:szCs w:val="20"/>
               </w:rPr>
               <w:t>{{ port_of_loading }}</w:t>
             </w:r>
@@ -1243,98 +1380,111 @@
               <w:ind w:left="753" w:right="708"/>
               <w:jc w:val="center"/>
               <w:rPr>
-                <w:sz w:val="18"/>
-              </w:rPr>
-            </w:pPr>
-            <w:r>
-              <w:rPr>
-                <w:rFonts w:ascii="Arial" w:hAnsi="Arial"/>
-                <w:b/>
-                <w:w w:val="105"/>
-                <w:sz w:val="18"/>
+                <w:rFonts w:ascii="Arial " w:hAnsi="Arial "/>
+                <w:sz w:val="20"/>
+                <w:szCs w:val="20"/>
+              </w:rPr>
+            </w:pPr>
+            <w:r>
+              <w:rPr>
+                <w:rFonts w:ascii="Arial " w:hAnsi="Arial "/>
+                <w:b/>
+                <w:w w:val="105"/>
+                <w:sz w:val="20"/>
+                <w:szCs w:val="20"/>
               </w:rPr>
               <w:t>TERMS</w:t>
             </w:r>
             <w:r>
               <w:rPr>
-                <w:rFonts w:ascii="Arial" w:hAnsi="Arial"/>
+                <w:rFonts w:ascii="Arial " w:hAnsi="Arial "/>
                 <w:b/>
                 <w:spacing w:val="-14"/>
                 <w:w w:val="105"/>
-                <w:sz w:val="18"/>
-              </w:rPr>
-              <w:t xml:space="preserve"> </w:t>
-            </w:r>
-            <w:r>
-              <w:rPr>
-                <w:rFonts w:ascii="Arial" w:hAnsi="Arial"/>
-                <w:b/>
-                <w:w w:val="105"/>
-                <w:sz w:val="18"/>
+                <w:sz w:val="20"/>
+                <w:szCs w:val="20"/>
+              </w:rPr>
+              <w:t xml:space="preserve"> </w:t>
+            </w:r>
+            <w:r>
+              <w:rPr>
+                <w:rFonts w:ascii="Arial " w:hAnsi="Arial "/>
+                <w:b/>
+                <w:w w:val="105"/>
+                <w:sz w:val="20"/>
+                <w:szCs w:val="20"/>
               </w:rPr>
               <w:t>OF</w:t>
             </w:r>
             <w:r>
               <w:rPr>
-                <w:rFonts w:ascii="Arial" w:hAnsi="Arial"/>
+                <w:rFonts w:ascii="Arial " w:hAnsi="Arial "/>
                 <w:b/>
                 <w:spacing w:val="-13"/>
                 <w:w w:val="105"/>
-                <w:sz w:val="18"/>
-              </w:rPr>
-              <w:t xml:space="preserve"> </w:t>
-            </w:r>
-            <w:r>
-              <w:rPr>
-                <w:rFonts w:ascii="Arial" w:hAnsi="Arial"/>
-                <w:b/>
-                <w:w w:val="105"/>
-                <w:sz w:val="18"/>
+                <w:sz w:val="20"/>
+                <w:szCs w:val="20"/>
+              </w:rPr>
+              <w:t xml:space="preserve"> </w:t>
+            </w:r>
+            <w:r>
+              <w:rPr>
+                <w:rFonts w:ascii="Arial " w:hAnsi="Arial "/>
+                <w:b/>
+                <w:w w:val="105"/>
+                <w:sz w:val="20"/>
+                <w:szCs w:val="20"/>
               </w:rPr>
               <w:t>PAYMENT</w:t>
             </w:r>
             <w:r>
               <w:rPr>
-                <w:rFonts w:ascii="Arial" w:hAnsi="Arial"/>
+                <w:rFonts w:ascii="Arial " w:hAnsi="Arial "/>
                 <w:b/>
                 <w:spacing w:val="-13"/>
                 <w:w w:val="105"/>
-                <w:sz w:val="18"/>
-              </w:rPr>
-              <w:t xml:space="preserve"> </w:t>
-            </w:r>
-            <w:r>
-              <w:rPr>
-                <w:rFonts w:ascii="Arial" w:hAnsi="Arial"/>
-                <w:b/>
-                <w:w w:val="105"/>
-                <w:sz w:val="18"/>
+                <w:sz w:val="20"/>
+                <w:szCs w:val="20"/>
+              </w:rPr>
+              <w:t xml:space="preserve"> </w:t>
+            </w:r>
+            <w:r>
+              <w:rPr>
+                <w:rFonts w:ascii="Arial " w:hAnsi="Arial "/>
+                <w:b/>
+                <w:w w:val="105"/>
+                <w:sz w:val="20"/>
+                <w:szCs w:val="20"/>
               </w:rPr>
               <w:t>&amp;</w:t>
             </w:r>
             <w:r>
               <w:rPr>
-                <w:rFonts w:ascii="Arial" w:hAnsi="Arial"/>
+                <w:rFonts w:ascii="Arial " w:hAnsi="Arial "/>
                 <w:b/>
                 <w:spacing w:val="-13"/>
                 <w:w w:val="105"/>
-                <w:sz w:val="18"/>
-              </w:rPr>
-              <w:t xml:space="preserve"> </w:t>
-            </w:r>
-            <w:r>
-              <w:rPr>
-                <w:rFonts w:ascii="Arial" w:hAnsi="Arial"/>
-                <w:b/>
-                <w:w w:val="105"/>
-                <w:sz w:val="18"/>
+                <w:sz w:val="20"/>
+                <w:szCs w:val="20"/>
+              </w:rPr>
+              <w:t xml:space="preserve"> </w:t>
+            </w:r>
+            <w:r>
+              <w:rPr>
+                <w:rFonts w:ascii="Arial " w:hAnsi="Arial "/>
+                <w:b/>
+                <w:w w:val="105"/>
+                <w:sz w:val="20"/>
+                <w:szCs w:val="20"/>
               </w:rPr>
               <w:t xml:space="preserve">DELIVERY </w:t>
             </w:r>
             <w:r>
               <w:rPr>
-                <w:w w:val="105"/>
-                <w:sz w:val="18"/>
+                <w:rFonts w:ascii="Arial " w:hAnsi="Arial "/>
+                <w:w w:val="105"/>
+                <w:sz w:val="20"/>
+                <w:szCs w:val="20"/>
               </w:rPr>
               <w:t>{{ terms_of_payment }}</w:t>
             </w:r>
@@ -1363,56 +1513,61 @@
               <w:ind w:left="77" w:right="0"/>
               <w:jc w:val="center"/>
               <w:rPr>
-                <w:rFonts w:ascii="Arial" w:hAnsi="Arial"/>
-                <w:b/>
-                <w:sz w:val="18"/>
-              </w:rPr>
-            </w:pPr>
-            <w:r>
-              <w:rPr>
-                <w:rFonts w:ascii="Arial" w:hAnsi="Arial"/>
-                <w:b/>
-                <w:w w:val="105"/>
-                <w:sz w:val="18"/>
+                <w:rFonts w:ascii="Arial " w:hAnsi="Arial "/>
+                <w:sz w:val="20"/>
+                <w:szCs w:val="20"/>
+              </w:rPr>
+            </w:pPr>
+            <w:r>
+              <w:rPr>
+                <w:rFonts w:ascii="Arial " w:hAnsi="Arial "/>
+                <w:b/>
+                <w:w w:val="105"/>
+                <w:sz w:val="20"/>
+                <w:szCs w:val="20"/>
               </w:rPr>
               <w:t>PORT</w:t>
             </w:r>
             <w:r>
               <w:rPr>
-                <w:rFonts w:ascii="Arial" w:hAnsi="Arial"/>
+                <w:rFonts w:ascii="Arial " w:hAnsi="Arial "/>
                 <w:b/>
                 <w:spacing w:val="-9"/>
                 <w:w w:val="105"/>
-                <w:sz w:val="18"/>
-              </w:rPr>
-              <w:t xml:space="preserve"> </w:t>
-            </w:r>
-            <w:r>
-              <w:rPr>
-                <w:rFonts w:ascii="Arial" w:hAnsi="Arial"/>
-                <w:b/>
-                <w:w w:val="105"/>
-                <w:sz w:val="18"/>
+                <w:sz w:val="20"/>
+                <w:szCs w:val="20"/>
+              </w:rPr>
+              <w:t xml:space="preserve"> </w:t>
+            </w:r>
+            <w:r>
+              <w:rPr>
+                <w:rFonts w:ascii="Arial " w:hAnsi="Arial "/>
+                <w:b/>
+                <w:w w:val="105"/>
+                <w:sz w:val="20"/>
+                <w:szCs w:val="20"/>
               </w:rPr>
               <w:t>OF</w:t>
             </w:r>
             <w:r>
               <w:rPr>
-                <w:rFonts w:ascii="Arial" w:hAnsi="Arial"/>
+                <w:rFonts w:ascii="Arial " w:hAnsi="Arial "/>
                 <w:b/>
                 <w:spacing w:val="-7"/>
                 <w:w w:val="105"/>
-                <w:sz w:val="18"/>
-              </w:rPr>
-              <w:t xml:space="preserve"> </w:t>
-            </w:r>
-            <w:r>
-              <w:rPr>
-                <w:rFonts w:ascii="Arial" w:hAnsi="Arial"/>
+                <w:sz w:val="20"/>
+                <w:szCs w:val="20"/>
+              </w:rPr>
+              <w:t xml:space="preserve"> </w:t>
+            </w:r>
+            <w:r>
+              <w:rPr>
+                <w:rFonts w:ascii="Arial " w:hAnsi="Arial "/>
                 <w:b/>
                 <w:spacing w:val="-2"/>
                 <w:w w:val="105"/>
-                <w:sz w:val="18"/>
+                <w:sz w:val="20"/>
+                <w:szCs w:val="20"/>
               </w:rPr>
               <w:t>DISCHARGE</w:t>
             </w:r>
@@ -1424,13 +1579,17 @@
               <w:ind w:left="77" w:right="33"/>
               <w:jc w:val="center"/>
               <w:rPr>
-                <w:sz w:val="17"/>
-              </w:rPr>
-            </w:pPr>
-            <w:r>
-              <w:rPr>
+                <w:rFonts w:ascii="Arial " w:hAnsi="Arial "/>
+                <w:sz w:val="20"/>
+                <w:szCs w:val="20"/>
+              </w:rPr>
+            </w:pPr>
+            <w:r>
+              <w:rPr>
+                <w:rFonts w:ascii="Arial " w:hAnsi="Arial "/>
                 <w:spacing w:val="-2"/>
-                <w:sz w:val="17"/>
+                <w:sz w:val="20"/>
+                <w:szCs w:val="20"/>
               </w:rPr>
               <w:t>{{ port_of_discharge }}</w:t>
             </w:r>
@@ -1453,37 +1612,40 @@
               <w:spacing w:before="39" w:after="0"/>
               <w:ind w:left="235" w:right="0"/>
               <w:rPr>
-                <w:rFonts w:ascii="Arial" w:hAnsi="Arial"/>
-                <w:b/>
-                <w:sz w:val="18"/>
-              </w:rPr>
-            </w:pPr>
-            <w:r>
-              <w:rPr>
-                <w:rFonts w:ascii="Arial" w:hAnsi="Arial"/>
-                <w:b/>
-                <w:w w:val="105"/>
-                <w:sz w:val="18"/>
+                <w:rFonts w:ascii="Arial " w:hAnsi="Arial "/>
+                <w:sz w:val="20"/>
+                <w:szCs w:val="20"/>
+              </w:rPr>
+            </w:pPr>
+            <w:r>
+              <w:rPr>
+                <w:rFonts w:ascii="Arial " w:hAnsi="Arial "/>
+                <w:b/>
+                <w:w w:val="105"/>
+                <w:sz w:val="20"/>
+                <w:szCs w:val="20"/>
               </w:rPr>
               <w:t>FINAL</w:t>
             </w:r>
             <w:r>
               <w:rPr>
-                <w:rFonts w:ascii="Arial" w:hAnsi="Arial"/>
+                <w:rFonts w:ascii="Arial " w:hAnsi="Arial "/>
                 <w:b/>
                 <w:spacing w:val="-13"/>
                 <w:w w:val="105"/>
-                <w:sz w:val="18"/>
-              </w:rPr>
-              <w:t xml:space="preserve"> </w:t>
-            </w:r>
-            <w:r>
-              <w:rPr>
-                <w:rFonts w:ascii="Arial" w:hAnsi="Arial"/>
+                <w:sz w:val="20"/>
+                <w:szCs w:val="20"/>
+              </w:rPr>
+              <w:t xml:space="preserve"> </w:t>
+            </w:r>
+            <w:r>
+              <w:rPr>
+                <w:rFonts w:ascii="Arial " w:hAnsi="Arial "/>
                 <w:b/>
                 <w:spacing w:val="-2"/>
                 <w:w w:val="105"/>
-                <w:sz w:val="18"/>
+                <w:sz w:val="20"/>
+                <w:szCs w:val="20"/>
               </w:rPr>
               <w:t>DESTINATION</w:t>
             </w:r>
@@ -1494,12 +1656,18 @@
               <w:spacing w:before="57" w:after="0"/>
               <w:ind w:left="273" w:right="0"/>
               <w:jc w:val="center"/>
-              <w:rPr/>
-            </w:pPr>
-            <w:r>
-              <w:rPr>
+              <w:rPr>
+                <w:rFonts w:ascii="Arial " w:hAnsi="Arial "/>
+                <w:sz w:val="20"/>
+                <w:szCs w:val="20"/>
+              </w:rPr>
+            </w:pPr>
+            <w:r>
+              <w:rPr>
+                <w:rFonts w:ascii="Arial " w:hAnsi="Arial "/>
                 <w:spacing w:val="-2"/>
-                <w:sz w:val="17"/>
+                <w:sz w:val="20"/>
+                <w:szCs w:val="20"/>
               </w:rPr>
               <w:t>{{ final_destination }}</w:t>
             </w:r>
@@ -1520,14 +1688,16 @@
             <w:pPr>
               <w:pStyle w:val="Normal"/>
               <w:rPr>
-                <w:sz w:val="2"/>
-                <w:szCs w:val="2"/>
-              </w:rPr>
-            </w:pPr>
-            <w:r>
-              <w:rPr>
-                <w:sz w:val="2"/>
-                <w:szCs w:val="2"/>
+                <w:rFonts w:ascii="Arial " w:hAnsi="Arial "/>
+                <w:sz w:val="20"/>
+                <w:szCs w:val="20"/>
+              </w:rPr>
+            </w:pPr>
+            <w:r>
+              <w:rPr>
+                <w:rFonts w:ascii="Arial " w:hAnsi="Arial "/>
+                <w:sz w:val="20"/>
+                <w:szCs w:val="20"/>
               </w:rPr>
             </w:r>
           </w:p>
@@ -1553,28 +1723,30 @@
               <w:spacing w:lineRule="auto" w:line="247" w:before="41" w:after="0"/>
               <w:ind w:firstLine="12" w:left="131" w:right="73"/>
               <w:rPr>
-                <w:rFonts w:ascii="Arial" w:hAnsi="Arial"/>
-                <w:b/>
-                <w:sz w:val="18"/>
-              </w:rPr>
-            </w:pPr>
-            <w:r>
-              <w:rPr>
-                <w:rFonts w:ascii="Arial" w:hAnsi="Arial"/>
+                <w:rFonts w:ascii="Arial " w:hAnsi="Arial "/>
+                <w:sz w:val="20"/>
+                <w:szCs w:val="20"/>
+              </w:rPr>
+            </w:pPr>
+            <w:r>
+              <w:rPr>
+                <w:rFonts w:ascii="Arial " w:hAnsi="Arial "/>
                 <w:b/>
                 <w:spacing w:val="-6"/>
                 <w:w w:val="105"/>
-                <w:sz w:val="18"/>
+                <w:sz w:val="20"/>
+                <w:szCs w:val="20"/>
               </w:rPr>
               <w:t xml:space="preserve">SR </w:t>
             </w:r>
             <w:r>
               <w:rPr>
-                <w:rFonts w:ascii="Arial" w:hAnsi="Arial"/>
+                <w:rFonts w:ascii="Arial " w:hAnsi="Arial "/>
                 <w:b/>
                 <w:spacing w:val="-5"/>
                 <w:w w:val="105"/>
-                <w:sz w:val="18"/>
+                <w:sz w:val="20"/>
+                <w:szCs w:val="20"/>
               </w:rPr>
               <w:t>NO</w:t>
             </w:r>
@@ -1596,27 +1768,29 @@
               <w:spacing w:lineRule="auto" w:line="247" w:before="41" w:after="0"/>
               <w:ind w:firstLine="74" w:left="185" w:right="0"/>
               <w:rPr>
-                <w:rFonts w:ascii="Arial" w:hAnsi="Arial"/>
-                <w:b/>
-                <w:sz w:val="18"/>
-              </w:rPr>
-            </w:pPr>
-            <w:r>
-              <w:rPr>
-                <w:rFonts w:ascii="Arial" w:hAnsi="Arial"/>
+                <w:rFonts w:ascii="Arial " w:hAnsi="Arial "/>
+                <w:sz w:val="20"/>
+                <w:szCs w:val="20"/>
+              </w:rPr>
+            </w:pPr>
+            <w:r>
+              <w:rPr>
+                <w:rFonts w:ascii="Arial " w:hAnsi="Arial "/>
                 <w:b/>
                 <w:spacing w:val="-4"/>
                 <w:w w:val="105"/>
-                <w:sz w:val="18"/>
+                <w:sz w:val="20"/>
+                <w:szCs w:val="20"/>
               </w:rPr>
               <w:t xml:space="preserve">HSN </w:t>
             </w:r>
             <w:r>
               <w:rPr>
-                <w:rFonts w:ascii="Arial" w:hAnsi="Arial"/>
+                <w:rFonts w:ascii="Arial " w:hAnsi="Arial "/>
                 <w:b/>
                 <w:spacing w:val="-4"/>
-                <w:sz w:val="18"/>
+                <w:sz w:val="20"/>
+                <w:szCs w:val="20"/>
               </w:rPr>
               <w:t>CODE</w:t>
             </w:r>
@@ -1639,51 +1813,56 @@
               <w:spacing w:before="21" w:after="0"/>
               <w:ind w:left="1486" w:right="0"/>
               <w:rPr>
-                <w:rFonts w:ascii="Arial" w:hAnsi="Arial"/>
-                <w:b/>
-                <w:sz w:val="18"/>
-              </w:rPr>
-            </w:pPr>
-            <w:r>
-              <w:rPr>
-                <w:rFonts w:ascii="Arial" w:hAnsi="Arial"/>
-                <w:b/>
-                <w:sz w:val="18"/>
+                <w:rFonts w:ascii="Arial " w:hAnsi="Arial "/>
+                <w:sz w:val="20"/>
+                <w:szCs w:val="20"/>
+              </w:rPr>
+            </w:pPr>
+            <w:r>
+              <w:rPr>
+                <w:rFonts w:ascii="Arial " w:hAnsi="Arial "/>
+                <w:b/>
+                <w:sz w:val="20"/>
+                <w:szCs w:val="20"/>
               </w:rPr>
               <w:t>DESCRIPTION</w:t>
             </w:r>
             <w:r>
               <w:rPr>
-                <w:rFonts w:ascii="Arial" w:hAnsi="Arial"/>
+                <w:rFonts w:ascii="Arial " w:hAnsi="Arial "/>
                 <w:b/>
                 <w:spacing w:val="23"/>
-                <w:sz w:val="18"/>
-              </w:rPr>
-              <w:t xml:space="preserve"> </w:t>
-            </w:r>
-            <w:r>
-              <w:rPr>
-                <w:rFonts w:ascii="Arial" w:hAnsi="Arial"/>
-                <w:b/>
-                <w:sz w:val="18"/>
+                <w:sz w:val="20"/>
+                <w:szCs w:val="20"/>
+              </w:rPr>
+              <w:t xml:space="preserve"> </w:t>
+            </w:r>
+            <w:r>
+              <w:rPr>
+                <w:rFonts w:ascii="Arial " w:hAnsi="Arial "/>
+                <w:b/>
+                <w:sz w:val="20"/>
+                <w:szCs w:val="20"/>
               </w:rPr>
               <w:t>OF</w:t>
             </w:r>
             <w:r>
               <w:rPr>
-                <w:rFonts w:ascii="Arial" w:hAnsi="Arial"/>
+                <w:rFonts w:ascii="Arial " w:hAnsi="Arial "/>
                 <w:b/>
                 <w:spacing w:val="27"/>
-                <w:sz w:val="18"/>
-              </w:rPr>
-              <w:t xml:space="preserve"> </w:t>
-            </w:r>
-            <w:r>
-              <w:rPr>
-                <w:rFonts w:ascii="Arial" w:hAnsi="Arial"/>
+                <w:sz w:val="20"/>
+                <w:szCs w:val="20"/>
+              </w:rPr>
+              <w:t xml:space="preserve"> </w:t>
+            </w:r>
+            <w:r>
+              <w:rPr>
+                <w:rFonts w:ascii="Arial " w:hAnsi="Arial "/>
                 <w:b/>
                 <w:spacing w:val="-4"/>
-                <w:sz w:val="18"/>
+                <w:sz w:val="20"/>
+                <w:szCs w:val="20"/>
               </w:rPr>
               <w:t>GOODS</w:t>
             </w:r>
@@ -1691,7 +1870,7 @@
         </w:tc>
         <w:tc>
           <w:tcPr>
-            <w:tcW w:w="533" w:type="dxa"/>
+            <w:tcW w:w="534" w:type="dxa"/>
             <w:gridSpan w:val="2"/>
             <w:tcBorders>
               <w:top w:val="single" w:sz="4" w:space="0" w:color="000000"/>
@@ -1706,18 +1885,19 @@
               <w:spacing w:before="21" w:after="0"/>
               <w:ind w:left="36" w:right="0"/>
               <w:rPr>
-                <w:rFonts w:ascii="Arial" w:hAnsi="Arial"/>
-                <w:b/>
-                <w:sz w:val="18"/>
-              </w:rPr>
-            </w:pPr>
-            <w:r>
-              <w:rPr>
-                <w:rFonts w:ascii="Arial" w:hAnsi="Arial"/>
+                <w:rFonts w:ascii="Arial " w:hAnsi="Arial "/>
+                <w:sz w:val="20"/>
+                <w:szCs w:val="20"/>
+              </w:rPr>
+            </w:pPr>
+            <w:r>
+              <w:rPr>
+                <w:rFonts w:ascii="Arial " w:hAnsi="Arial "/>
                 <w:b/>
                 <w:spacing w:val="-4"/>
                 <w:w w:val="105"/>
-                <w:sz w:val="18"/>
+                <w:sz w:val="20"/>
+                <w:szCs w:val="20"/>
               </w:rPr>
               <w:t>UNIT</w:t>
             </w:r>
@@ -1725,7 +1905,7 @@
         </w:tc>
         <w:tc>
           <w:tcPr>
-            <w:tcW w:w="931" w:type="dxa"/>
+            <w:tcW w:w="930" w:type="dxa"/>
             <w:tcBorders>
               <w:top w:val="single" w:sz="4" w:space="0" w:color="000000"/>
               <w:left w:val="single" w:sz="4" w:space="0" w:color="000000"/>
@@ -1739,48 +1919,52 @@
               <w:spacing w:lineRule="auto" w:line="252" w:before="21" w:after="0"/>
               <w:ind w:firstLine="182" w:left="18" w:right="0"/>
               <w:rPr>
-                <w:rFonts w:ascii="Arial" w:hAnsi="Arial"/>
-                <w:b/>
-                <w:sz w:val="18"/>
-              </w:rPr>
-            </w:pPr>
-            <w:r>
-              <w:rPr>
-                <w:rFonts w:ascii="Arial" w:hAnsi="Arial"/>
+                <w:rFonts w:ascii="Arial " w:hAnsi="Arial "/>
+                <w:sz w:val="20"/>
+                <w:szCs w:val="20"/>
+              </w:rPr>
+            </w:pPr>
+            <w:r>
+              <w:rPr>
+                <w:rFonts w:ascii="Arial " w:hAnsi="Arial "/>
                 <w:b/>
                 <w:spacing w:val="-4"/>
                 <w:w w:val="105"/>
-                <w:sz w:val="18"/>
+                <w:sz w:val="20"/>
+                <w:szCs w:val="20"/>
               </w:rPr>
               <w:t xml:space="preserve">RATE </w:t>
             </w:r>
             <w:r>
               <w:rPr>
-                <w:rFonts w:ascii="Arial" w:hAnsi="Arial"/>
+                <w:rFonts w:ascii="Arial " w:hAnsi="Arial "/>
                 <w:b/>
                 <w:spacing w:val="-2"/>
                 <w:w w:val="105"/>
-                <w:sz w:val="18"/>
+                <w:sz w:val="20"/>
+                <w:szCs w:val="20"/>
               </w:rPr>
               <w:t>PER</w:t>
             </w:r>
             <w:r>
               <w:rPr>
-                <w:rFonts w:ascii="Arial" w:hAnsi="Arial"/>
+                <w:rFonts w:ascii="Arial " w:hAnsi="Arial "/>
                 <w:b/>
                 <w:spacing w:val="-12"/>
                 <w:w w:val="105"/>
-                <w:sz w:val="18"/>
-              </w:rPr>
-              <w:t xml:space="preserve"> </w:t>
-            </w:r>
-            <w:r>
-              <w:rPr>
-                <w:rFonts w:ascii="Arial" w:hAnsi="Arial"/>
+                <w:sz w:val="20"/>
+                <w:szCs w:val="20"/>
+              </w:rPr>
+              <w:t xml:space="preserve"> </w:t>
+            </w:r>
+            <w:r>
+              <w:rPr>
+                <w:rFonts w:ascii="Arial " w:hAnsi="Arial "/>
                 <w:b/>
                 <w:spacing w:val="-2"/>
                 <w:w w:val="105"/>
-                <w:sz w:val="18"/>
+                <w:sz w:val="20"/>
+                <w:szCs w:val="20"/>
               </w:rPr>
               <w:t>UNIT</w:t>
             </w:r>
@@ -1802,27 +1986,29 @@
               <w:spacing w:lineRule="atLeast" w:line="220" w:before="40" w:after="0"/>
               <w:ind w:hanging="216" w:left="312" w:right="0"/>
               <w:rPr>
-                <w:rFonts w:ascii="Arial" w:hAnsi="Arial"/>
-                <w:b/>
-                <w:sz w:val="18"/>
-              </w:rPr>
-            </w:pPr>
-            <w:r>
-              <w:rPr>
-                <w:rFonts w:ascii="Arial" w:hAnsi="Arial"/>
+                <w:rFonts w:ascii="Arial " w:hAnsi="Arial "/>
+                <w:sz w:val="20"/>
+                <w:szCs w:val="20"/>
+              </w:rPr>
+            </w:pPr>
+            <w:r>
+              <w:rPr>
+                <w:rFonts w:ascii="Arial " w:hAnsi="Arial "/>
                 <w:b/>
                 <w:spacing w:val="-2"/>
-                <w:sz w:val="18"/>
+                <w:sz w:val="20"/>
+                <w:szCs w:val="20"/>
               </w:rPr>
               <w:t xml:space="preserve">AMOUNT </w:t>
             </w:r>
             <w:r>
               <w:rPr>
-                <w:rFonts w:ascii="Arial" w:hAnsi="Arial"/>
+                <w:rFonts w:ascii="Arial " w:hAnsi="Arial "/>
                 <w:b/>
                 <w:spacing w:val="-4"/>
                 <w:w w:val="105"/>
-                <w:sz w:val="18"/>
+                <w:sz w:val="20"/>
+                <w:szCs w:val="20"/>
               </w:rPr>
               <w:t>USD</w:t>
             </w:r>
@@ -1849,14 +2035,18 @@
               <w:spacing w:before="37" w:after="0"/>
               <w:ind w:left="146" w:right="0"/>
               <w:rPr>
-                <w:sz w:val="18"/>
-              </w:rPr>
-            </w:pPr>
-            <w:r>
-              <w:rPr>
+                <w:rFonts w:ascii="Arial " w:hAnsi="Arial "/>
+                <w:sz w:val="20"/>
+                <w:szCs w:val="20"/>
+              </w:rPr>
+            </w:pPr>
+            <w:r>
+              <w:rPr>
+                <w:rFonts w:ascii="Arial " w:hAnsi="Arial "/>
                 <w:spacing w:val="-5"/>
                 <w:w w:val="105"/>
-                <w:sz w:val="18"/>
+                <w:sz w:val="20"/>
+                <w:szCs w:val="20"/>
               </w:rPr>
               <w:t>{% for it in items %}{{ "%02d" % it.sr_no }}{{ "\n" * (it.description.count("\n") + 2) }}{% endfor %}</w:t>
             </w:r>
@@ -1878,14 +2068,18 @@
               <w:spacing w:before="37" w:after="0"/>
               <w:ind w:left="15" w:right="0"/>
               <w:rPr>
-                <w:sz w:val="18"/>
-              </w:rPr>
-            </w:pPr>
-            <w:r>
-              <w:rPr>
+                <w:rFonts w:ascii="Arial " w:hAnsi="Arial "/>
+                <w:sz w:val="20"/>
+                <w:szCs w:val="20"/>
+              </w:rPr>
+            </w:pPr>
+            <w:r>
+              <w:rPr>
+                <w:rFonts w:ascii="Arial " w:hAnsi="Arial "/>
                 <w:spacing w:val="-2"/>
                 <w:w w:val="105"/>
-                <w:sz w:val="18"/>
+                <w:sz w:val="20"/>
+                <w:szCs w:val="20"/>
               </w:rPr>
               <w:t>{% for it in items %}{{ it.hsn_code }}{{ "\n" * (it.description.count("\n") + 2) }}{% endfor %}</w:t>
             </w:r>
@@ -1908,13 +2102,17 @@
               <w:spacing w:lineRule="auto" w:line="271" w:before="37" w:after="0"/>
               <w:ind w:left="13" w:right="1457"/>
               <w:rPr>
-                <w:sz w:val="18"/>
-              </w:rPr>
-            </w:pPr>
-            <w:r>
-              <w:rPr>
-                <w:w w:val="105"/>
-                <w:sz w:val="18"/>
+                <w:rFonts w:ascii="Arial " w:hAnsi="Arial "/>
+                <w:sz w:val="20"/>
+                <w:szCs w:val="20"/>
+              </w:rPr>
+            </w:pPr>
+            <w:r>
+              <w:rPr>
+                <w:rFonts w:ascii="Arial " w:hAnsi="Arial "/>
+                <w:w w:val="105"/>
+                <w:sz w:val="20"/>
+                <w:szCs w:val="20"/>
               </w:rPr>
               <w:t>{% for it in items %}{{ it.description }}  {% endfor %}</w:t>
             </w:r>
@@ -1930,12 +2128,16 @@
               <w:ind w:hanging="336" w:left="394" w:right="0"/>
               <w:jc w:val="left"/>
               <w:rPr>
-                <w:sz w:val="18"/>
-              </w:rPr>
-            </w:pPr>
-            <w:r>
-              <w:rPr>
-                <w:sz w:val="18"/>
+                <w:rFonts w:ascii="Arial " w:hAnsi="Arial "/>
+                <w:sz w:val="20"/>
+                <w:szCs w:val="20"/>
+              </w:rPr>
+            </w:pPr>
+            <w:r>
+              <w:rPr>
+                <w:rFonts w:ascii="Arial " w:hAnsi="Arial "/>
+                <w:sz w:val="20"/>
+                <w:szCs w:val="20"/>
               </w:rPr>
             </w:r>
           </w:p>
@@ -1950,12 +2152,16 @@
               <w:ind w:hanging="336" w:left="394" w:right="0"/>
               <w:jc w:val="left"/>
               <w:rPr>
-                <w:sz w:val="18"/>
-              </w:rPr>
-            </w:pPr>
-            <w:r>
-              <w:rPr>
-                <w:sz w:val="18"/>
+                <w:rFonts w:ascii="Arial " w:hAnsi="Arial "/>
+                <w:sz w:val="20"/>
+                <w:szCs w:val="20"/>
+              </w:rPr>
+            </w:pPr>
+            <w:r>
+              <w:rPr>
+                <w:rFonts w:ascii="Arial " w:hAnsi="Arial "/>
+                <w:sz w:val="20"/>
+                <w:szCs w:val="20"/>
               </w:rPr>
             </w:r>
           </w:p>
@@ -1970,12 +2176,16 @@
               <w:ind w:hanging="336" w:left="394" w:right="0"/>
               <w:jc w:val="left"/>
               <w:rPr>
-                <w:sz w:val="18"/>
-              </w:rPr>
-            </w:pPr>
-            <w:r>
-              <w:rPr>
-                <w:sz w:val="18"/>
+                <w:rFonts w:ascii="Arial " w:hAnsi="Arial "/>
+                <w:sz w:val="20"/>
+                <w:szCs w:val="20"/>
+              </w:rPr>
+            </w:pPr>
+            <w:r>
+              <w:rPr>
+                <w:rFonts w:ascii="Arial " w:hAnsi="Arial "/>
+                <w:sz w:val="20"/>
+                <w:szCs w:val="20"/>
               </w:rPr>
             </w:r>
           </w:p>
@@ -1990,19 +2200,23 @@
               <w:ind w:hanging="336" w:left="394" w:right="0"/>
               <w:jc w:val="left"/>
               <w:rPr>
-                <w:sz w:val="18"/>
-              </w:rPr>
-            </w:pPr>
-            <w:r>
-              <w:rPr>
-                <w:sz w:val="18"/>
+                <w:rFonts w:ascii="Arial " w:hAnsi="Arial "/>
+                <w:sz w:val="20"/>
+                <w:szCs w:val="20"/>
+              </w:rPr>
+            </w:pPr>
+            <w:r>
+              <w:rPr>
+                <w:rFonts w:ascii="Arial " w:hAnsi="Arial "/>
+                <w:sz w:val="20"/>
+                <w:szCs w:val="20"/>
               </w:rPr>
             </w:r>
           </w:p>
         </w:tc>
         <w:tc>
           <w:tcPr>
-            <w:tcW w:w="533" w:type="dxa"/>
+            <w:tcW w:w="534" w:type="dxa"/>
             <w:gridSpan w:val="2"/>
             <w:tcBorders>
               <w:top w:val="single" w:sz="4" w:space="0" w:color="000000"/>
@@ -2018,14 +2232,18 @@
               <w:ind w:left="0" w:right="0"/>
               <w:jc w:val="center"/>
               <w:rPr>
-                <w:sz w:val="18"/>
-              </w:rPr>
-            </w:pPr>
-            <w:r>
-              <w:rPr>
+                <w:rFonts w:ascii="Arial " w:hAnsi="Arial "/>
+                <w:sz w:val="20"/>
+                <w:szCs w:val="20"/>
+              </w:rPr>
+            </w:pPr>
+            <w:r>
+              <w:rPr>
+                <w:rFonts w:ascii="Arial " w:hAnsi="Arial "/>
                 <w:spacing w:val="-10"/>
                 <w:w w:val="105"/>
-                <w:sz w:val="18"/>
+                <w:sz w:val="20"/>
+                <w:szCs w:val="20"/>
               </w:rPr>
               <w:t>{% for it in items %}{{ it.quantity }}{{ "\n" * (it.description.count("\n") + 2) }}{% endfor %}</w:t>
             </w:r>
@@ -2033,7 +2251,7 @@
         </w:tc>
         <w:tc>
           <w:tcPr>
-            <w:tcW w:w="931" w:type="dxa"/>
+            <w:tcW w:w="930" w:type="dxa"/>
             <w:tcBorders>
               <w:top w:val="single" w:sz="4" w:space="0" w:color="000000"/>
               <w:left w:val="single" w:sz="4" w:space="0" w:color="000000"/>
@@ -2047,14 +2265,18 @@
               <w:spacing w:before="37" w:after="0"/>
               <w:ind w:left="88" w:right="0"/>
               <w:rPr>
-                <w:sz w:val="18"/>
-              </w:rPr>
-            </w:pPr>
-            <w:r>
-              <w:rPr>
+                <w:rFonts w:ascii="Arial " w:hAnsi="Arial "/>
+                <w:sz w:val="20"/>
+                <w:szCs w:val="20"/>
+              </w:rPr>
+            </w:pPr>
+            <w:r>
+              <w:rPr>
+                <w:rFonts w:ascii="Arial " w:hAnsi="Arial "/>
                 <w:spacing w:val="-2"/>
                 <w:w w:val="105"/>
-                <w:sz w:val="18"/>
+                <w:sz w:val="20"/>
+                <w:szCs w:val="20"/>
               </w:rPr>
               <w:t>{% for it in items %}${{ it.rate_per_unit }}{{ "\n" * (it.description.count("\n") + 2) }}{% endfor %}</w:t>
             </w:r>
@@ -2077,14 +2299,18 @@
               <w:ind w:left="126" w:right="2"/>
               <w:jc w:val="center"/>
               <w:rPr>
-                <w:sz w:val="18"/>
-              </w:rPr>
-            </w:pPr>
-            <w:r>
-              <w:rPr>
+                <w:rFonts w:ascii="Arial " w:hAnsi="Arial "/>
+                <w:sz w:val="20"/>
+                <w:szCs w:val="20"/>
+              </w:rPr>
+            </w:pPr>
+            <w:r>
+              <w:rPr>
+                <w:rFonts w:ascii="Arial " w:hAnsi="Arial "/>
                 <w:spacing w:val="-2"/>
                 <w:w w:val="105"/>
-                <w:sz w:val="18"/>
+                <w:sz w:val="20"/>
+                <w:szCs w:val="20"/>
               </w:rPr>
               <w:t>{% for it in items %}${{ it.amount_usd }}{{ "\n" * (it.description.count("\n") + 2) }}{% endfor %}</w:t>
             </w:r>
@@ -2113,94 +2339,103 @@
               <w:ind w:left="0" w:right="157"/>
               <w:jc w:val="right"/>
               <w:rPr>
-                <w:rFonts w:ascii="Arial" w:hAnsi="Arial"/>
-                <w:b/>
-                <w:sz w:val="18"/>
-              </w:rPr>
-            </w:pPr>
-            <w:r>
-              <w:rPr>
-                <w:rFonts w:ascii="Arial" w:hAnsi="Arial"/>
-                <w:b/>
-                <w:w w:val="105"/>
-                <w:sz w:val="18"/>
+                <w:rFonts w:ascii="Arial " w:hAnsi="Arial "/>
+                <w:sz w:val="20"/>
+                <w:szCs w:val="20"/>
+              </w:rPr>
+            </w:pPr>
+            <w:r>
+              <w:rPr>
+                <w:rFonts w:ascii="Arial " w:hAnsi="Arial "/>
+                <w:b/>
+                <w:w w:val="105"/>
+                <w:sz w:val="20"/>
+                <w:szCs w:val="20"/>
               </w:rPr>
               <w:t>TOTAL</w:t>
             </w:r>
             <w:r>
               <w:rPr>
-                <w:rFonts w:ascii="Arial" w:hAnsi="Arial"/>
+                <w:rFonts w:ascii="Arial " w:hAnsi="Arial "/>
                 <w:b/>
                 <w:spacing w:val="-10"/>
                 <w:w w:val="105"/>
-                <w:sz w:val="18"/>
-              </w:rPr>
-              <w:t xml:space="preserve"> </w:t>
-            </w:r>
-            <w:r>
-              <w:rPr>
-                <w:rFonts w:ascii="Arial" w:hAnsi="Arial"/>
-                <w:b/>
-                <w:w w:val="105"/>
-                <w:sz w:val="18"/>
+                <w:sz w:val="20"/>
+                <w:szCs w:val="20"/>
+              </w:rPr>
+              <w:t xml:space="preserve"> </w:t>
+            </w:r>
+            <w:r>
+              <w:rPr>
+                <w:rFonts w:ascii="Arial " w:hAnsi="Arial "/>
+                <w:b/>
+                <w:w w:val="105"/>
+                <w:sz w:val="20"/>
+                <w:szCs w:val="20"/>
               </w:rPr>
               <w:t>{{ total_quantity }}</w:t>
             </w:r>
             <w:r>
               <w:rPr>
-                <w:rFonts w:ascii="Arial" w:hAnsi="Arial"/>
+                <w:rFonts w:ascii="Arial " w:hAnsi="Arial "/>
                 <w:b/>
                 <w:spacing w:val="-7"/>
                 <w:w w:val="105"/>
-                <w:sz w:val="18"/>
-              </w:rPr>
-              <w:t xml:space="preserve"> </w:t>
-            </w:r>
-            <w:r>
-              <w:rPr>
-                <w:rFonts w:ascii="Arial" w:hAnsi="Arial"/>
-                <w:b/>
-                <w:w w:val="105"/>
-                <w:sz w:val="18"/>
+                <w:sz w:val="20"/>
+                <w:szCs w:val="20"/>
+              </w:rPr>
+              <w:t xml:space="preserve"> </w:t>
+            </w:r>
+            <w:r>
+              <w:rPr>
+                <w:rFonts w:ascii="Arial " w:hAnsi="Arial "/>
+                <w:b/>
+                <w:w w:val="105"/>
+                <w:sz w:val="20"/>
+                <w:szCs w:val="20"/>
               </w:rPr>
               <w:t>UNITS</w:t>
             </w:r>
             <w:r>
               <w:rPr>
-                <w:rFonts w:ascii="Arial" w:hAnsi="Arial"/>
+                <w:rFonts w:ascii="Arial " w:hAnsi="Arial "/>
                 <w:b/>
                 <w:spacing w:val="-9"/>
                 <w:w w:val="105"/>
-                <w:sz w:val="18"/>
-              </w:rPr>
-              <w:t xml:space="preserve"> </w:t>
-            </w:r>
-            <w:r>
-              <w:rPr>
-                <w:rFonts w:ascii="Arial" w:hAnsi="Arial"/>
-                <w:b/>
-                <w:w w:val="105"/>
-                <w:sz w:val="18"/>
+                <w:sz w:val="20"/>
+                <w:szCs w:val="20"/>
+              </w:rPr>
+              <w:t xml:space="preserve"> </w:t>
+            </w:r>
+            <w:r>
+              <w:rPr>
+                <w:rFonts w:ascii="Arial " w:hAnsi="Arial "/>
+                <w:b/>
+                <w:w w:val="105"/>
+                <w:sz w:val="20"/>
+                <w:szCs w:val="20"/>
               </w:rPr>
               <w:t>CIF</w:t>
             </w:r>
             <w:r>
               <w:rPr>
-                <w:rFonts w:ascii="Arial" w:hAnsi="Arial"/>
+                <w:rFonts w:ascii="Arial " w:hAnsi="Arial "/>
                 <w:b/>
                 <w:spacing w:val="-7"/>
                 <w:w w:val="105"/>
-                <w:sz w:val="18"/>
-              </w:rPr>
-              <w:t xml:space="preserve"> </w:t>
-            </w:r>
-            <w:r>
-              <w:rPr>
-                <w:rFonts w:ascii="Arial" w:hAnsi="Arial"/>
+                <w:sz w:val="20"/>
+                <w:szCs w:val="20"/>
+              </w:rPr>
+              <w:t xml:space="preserve"> </w:t>
+            </w:r>
+            <w:r>
+              <w:rPr>
+                <w:rFonts w:ascii="Arial " w:hAnsi="Arial "/>
                 <w:b/>
                 <w:spacing w:val="-2"/>
                 <w:w w:val="105"/>
-                <w:sz w:val="18"/>
+                <w:sz w:val="20"/>
+                <w:szCs w:val="20"/>
               </w:rPr>
               <w:t>(USD)</w:t>
             </w:r>
@@ -2223,18 +2458,19 @@
               <w:ind w:left="126" w:right="0"/>
               <w:jc w:val="center"/>
               <w:rPr>
-                <w:rFonts w:ascii="Arial" w:hAnsi="Arial"/>
-                <w:b/>
-                <w:sz w:val="18"/>
-              </w:rPr>
-            </w:pPr>
-            <w:r>
-              <w:rPr>
-                <w:rFonts w:ascii="Arial" w:hAnsi="Arial"/>
+                <w:rFonts w:ascii="Arial " w:hAnsi="Arial "/>
+                <w:sz w:val="20"/>
+                <w:szCs w:val="20"/>
+              </w:rPr>
+            </w:pPr>
+            <w:r>
+              <w:rPr>
+                <w:rFonts w:ascii="Arial " w:hAnsi="Arial "/>
                 <w:b/>
                 <w:spacing w:val="-2"/>
                 <w:w w:val="105"/>
-                <w:sz w:val="18"/>
+                <w:sz w:val="20"/>
+                <w:szCs w:val="20"/>
               </w:rPr>
               <w:t>${{ total_cif_usd }}</w:t>
             </w:r>
@@ -2263,84 +2499,92 @@
               <w:ind w:left="1" w:right="0"/>
               <w:jc w:val="center"/>
               <w:rPr>
-                <w:rFonts w:ascii="Arial" w:hAnsi="Arial"/>
-                <w:b/>
-                <w:sz w:val="18"/>
-              </w:rPr>
-            </w:pPr>
-            <w:r>
-              <w:rPr>
-                <w:rFonts w:ascii="Arial" w:hAnsi="Arial"/>
-                <w:b/>
-                <w:w w:val="105"/>
-                <w:sz w:val="18"/>
+                <w:rFonts w:ascii="Arial " w:hAnsi="Arial "/>
+                <w:sz w:val="20"/>
+                <w:szCs w:val="20"/>
+              </w:rPr>
+            </w:pPr>
+            <w:r>
+              <w:rPr>
+                <w:rFonts w:ascii="Arial " w:hAnsi="Arial "/>
+                <w:b/>
+                <w:w w:val="105"/>
+                <w:sz w:val="20"/>
+                <w:szCs w:val="20"/>
               </w:rPr>
               <w:t>AMOUNT</w:t>
             </w:r>
             <w:r>
               <w:rPr>
-                <w:rFonts w:ascii="Arial" w:hAnsi="Arial"/>
+                <w:rFonts w:ascii="Arial " w:hAnsi="Arial "/>
                 <w:b/>
                 <w:spacing w:val="-12"/>
                 <w:w w:val="105"/>
-                <w:sz w:val="18"/>
-              </w:rPr>
-              <w:t xml:space="preserve"> </w:t>
-            </w:r>
-            <w:r>
-              <w:rPr>
-                <w:rFonts w:ascii="Arial" w:hAnsi="Arial"/>
-                <w:b/>
-                <w:w w:val="105"/>
-                <w:sz w:val="18"/>
+                <w:sz w:val="20"/>
+                <w:szCs w:val="20"/>
+              </w:rPr>
+              <w:t xml:space="preserve"> </w:t>
+            </w:r>
+            <w:r>
+              <w:rPr>
+                <w:rFonts w:ascii="Arial " w:hAnsi="Arial "/>
+                <w:b/>
+                <w:w w:val="105"/>
+                <w:sz w:val="20"/>
+                <w:szCs w:val="20"/>
               </w:rPr>
               <w:t>CHARGEABLE</w:t>
             </w:r>
             <w:r>
               <w:rPr>
-                <w:rFonts w:ascii="Arial" w:hAnsi="Arial"/>
+                <w:rFonts w:ascii="Arial " w:hAnsi="Arial "/>
                 <w:b/>
                 <w:spacing w:val="-11"/>
                 <w:w w:val="105"/>
-                <w:sz w:val="18"/>
-              </w:rPr>
-              <w:t xml:space="preserve"> </w:t>
-            </w:r>
-            <w:r>
-              <w:rPr>
-                <w:rFonts w:ascii="Arial" w:hAnsi="Arial"/>
-                <w:b/>
-                <w:w w:val="105"/>
-                <w:sz w:val="18"/>
+                <w:sz w:val="20"/>
+                <w:szCs w:val="20"/>
+              </w:rPr>
+              <w:t xml:space="preserve"> </w:t>
+            </w:r>
+            <w:r>
+              <w:rPr>
+                <w:rFonts w:ascii="Arial " w:hAnsi="Arial "/>
+                <w:b/>
+                <w:w w:val="105"/>
+                <w:sz w:val="20"/>
+                <w:szCs w:val="20"/>
               </w:rPr>
               <w:t>IN</w:t>
             </w:r>
             <w:r>
               <w:rPr>
-                <w:rFonts w:ascii="Arial" w:hAnsi="Arial"/>
+                <w:rFonts w:ascii="Arial " w:hAnsi="Arial "/>
                 <w:b/>
                 <w:spacing w:val="-11"/>
                 <w:w w:val="105"/>
-                <w:sz w:val="18"/>
-              </w:rPr>
-              <w:t xml:space="preserve"> </w:t>
-            </w:r>
-            <w:r>
-              <w:rPr>
-                <w:rFonts w:ascii="Arial" w:hAnsi="Arial"/>
+                <w:sz w:val="20"/>
+                <w:szCs w:val="20"/>
+              </w:rPr>
+              <w:t xml:space="preserve"> </w:t>
+            </w:r>
+            <w:r>
+              <w:rPr>
+                <w:rFonts w:ascii="Arial " w:hAnsi="Arial "/>
                 <w:b/>
                 <w:spacing w:val="-9"/>
                 <w:w w:val="105"/>
-                <w:sz w:val="18"/>
-              </w:rPr>
-              <w:t xml:space="preserve"> </w:t>
-            </w:r>
-            <w:r>
-              <w:rPr>
-                <w:rFonts w:ascii="Arial" w:hAnsi="Arial"/>
-                <w:b/>
-                <w:w w:val="105"/>
-                <w:sz w:val="18"/>
+                <w:sz w:val="20"/>
+                <w:szCs w:val="20"/>
+              </w:rPr>
+              <w:t xml:space="preserve"> </w:t>
+            </w:r>
+            <w:r>
+              <w:rPr>
+                <w:rFonts w:ascii="Arial " w:hAnsi="Arial "/>
+                <w:b/>
+                <w:w w:val="105"/>
+                <w:sz w:val="20"/>
+                <w:szCs w:val="20"/>
               </w:rPr>
               <w:t>{{ amount_usd_words }}</w:t>
             </w:r>
@@ -2368,46 +2612,53 @@
               <w:spacing w:before="20" w:after="0"/>
               <w:ind w:left="81" w:right="0"/>
               <w:rPr>
-                <w:sz w:val="18"/>
-              </w:rPr>
-            </w:pPr>
-            <w:r>
-              <w:rPr>
-                <w:rFonts w:ascii="Arial" w:hAnsi="Arial"/>
-                <w:b/>
-                <w:w w:val="105"/>
-                <w:sz w:val="18"/>
+                <w:rFonts w:ascii="Arial " w:hAnsi="Arial "/>
+                <w:sz w:val="20"/>
+                <w:szCs w:val="20"/>
+              </w:rPr>
+            </w:pPr>
+            <w:r>
+              <w:rPr>
+                <w:rFonts w:ascii="Arial " w:hAnsi="Arial "/>
+                <w:b/>
+                <w:w w:val="105"/>
+                <w:sz w:val="20"/>
+                <w:szCs w:val="20"/>
                 <w:u w:val="single"/>
               </w:rPr>
               <w:t>Bank</w:t>
             </w:r>
             <w:r>
               <w:rPr>
-                <w:rFonts w:ascii="Arial" w:hAnsi="Arial"/>
+                <w:rFonts w:ascii="Arial " w:hAnsi="Arial "/>
                 <w:b/>
                 <w:spacing w:val="-11"/>
                 <w:w w:val="105"/>
-                <w:sz w:val="18"/>
+                <w:sz w:val="20"/>
+                <w:szCs w:val="20"/>
                 <w:u w:val="single"/>
               </w:rPr>
               <w:t xml:space="preserve"> </w:t>
             </w:r>
             <w:r>
               <w:rPr>
-                <w:rFonts w:ascii="Arial" w:hAnsi="Arial"/>
+                <w:rFonts w:ascii="Arial " w:hAnsi="Arial "/>
                 <w:b/>
                 <w:spacing w:val="-2"/>
                 <w:w w:val="105"/>
-                <w:sz w:val="18"/>
+                <w:sz w:val="20"/>
+                <w:szCs w:val="20"/>
                 <w:u w:val="single"/>
               </w:rPr>
               <w:t>details</w:t>
             </w:r>
             <w:r>
               <w:rPr>
+                <w:rFonts w:ascii="Arial " w:hAnsi="Arial "/>
                 <w:spacing w:val="-2"/>
                 <w:w w:val="105"/>
-                <w:sz w:val="18"/>
+                <w:sz w:val="20"/>
+                <w:szCs w:val="20"/>
               </w:rPr>
               <w:t>:</w:t>
             </w:r>
@@ -2418,43 +2669,55 @@
               <w:spacing w:lineRule="auto" w:line="247" w:before="9" w:after="0"/>
               <w:ind w:left="103" w:right="3433"/>
               <w:rPr>
-                <w:sz w:val="18"/>
-              </w:rPr>
-            </w:pPr>
-            <w:r>
-              <w:rPr>
-                <w:w w:val="105"/>
-                <w:sz w:val="18"/>
+                <w:rFonts w:ascii="Arial " w:hAnsi="Arial "/>
+                <w:sz w:val="20"/>
+                <w:szCs w:val="20"/>
+              </w:rPr>
+            </w:pPr>
+            <w:r>
+              <w:rPr>
+                <w:rFonts w:ascii="Arial " w:hAnsi="Arial "/>
+                <w:w w:val="105"/>
+                <w:sz w:val="20"/>
+                <w:szCs w:val="20"/>
               </w:rPr>
               <w:t>{{ bank.bank_name }} Account no: {{ bank.account_no }} Swift</w:t>
             </w:r>
             <w:r>
               <w:rPr>
+                <w:rFonts w:ascii="Arial " w:hAnsi="Arial "/>
                 <w:spacing w:val="-14"/>
                 <w:w w:val="105"/>
-                <w:sz w:val="18"/>
-              </w:rPr>
-              <w:t xml:space="preserve"> </w:t>
-            </w:r>
-            <w:r>
-              <w:rPr>
-                <w:w w:val="105"/>
-                <w:sz w:val="18"/>
+                <w:sz w:val="20"/>
+                <w:szCs w:val="20"/>
+              </w:rPr>
+              <w:t xml:space="preserve"> </w:t>
+            </w:r>
+            <w:r>
+              <w:rPr>
+                <w:rFonts w:ascii="Arial " w:hAnsi="Arial "/>
+                <w:w w:val="105"/>
+                <w:sz w:val="20"/>
+                <w:szCs w:val="20"/>
               </w:rPr>
               <w:t>code:</w:t>
             </w:r>
             <w:r>
               <w:rPr>
+                <w:rFonts w:ascii="Arial " w:hAnsi="Arial "/>
                 <w:spacing w:val="-13"/>
                 <w:w w:val="105"/>
-                <w:sz w:val="18"/>
-              </w:rPr>
-              <w:t xml:space="preserve"> </w:t>
-            </w:r>
-            <w:r>
-              <w:rPr>
-                <w:w w:val="105"/>
-                <w:sz w:val="18"/>
+                <w:sz w:val="20"/>
+                <w:szCs w:val="20"/>
+              </w:rPr>
+              <w:t xml:space="preserve"> </w:t>
+            </w:r>
+            <w:r>
+              <w:rPr>
+                <w:rFonts w:ascii="Arial " w:hAnsi="Arial "/>
+                <w:w w:val="105"/>
+                <w:sz w:val="20"/>
+                <w:szCs w:val="20"/>
               </w:rPr>
               <w:t>{{ bank.swift }}</w:t>
             </w:r>
@@ -2465,28 +2728,36 @@
               <w:spacing w:before="2" w:after="0"/>
               <w:ind w:left="103" w:right="0"/>
               <w:rPr>
-                <w:sz w:val="18"/>
-              </w:rPr>
-            </w:pPr>
-            <w:r>
-              <w:rPr>
-                <w:w w:val="105"/>
-                <w:sz w:val="18"/>
+                <w:rFonts w:ascii="Arial " w:hAnsi="Arial "/>
+                <w:sz w:val="20"/>
+                <w:szCs w:val="20"/>
+              </w:rPr>
+            </w:pPr>
+            <w:r>
+              <w:rPr>
+                <w:rFonts w:ascii="Arial " w:hAnsi="Arial "/>
+                <w:w w:val="105"/>
+                <w:sz w:val="20"/>
+                <w:szCs w:val="20"/>
               </w:rPr>
               <w:t>Branch:</w:t>
             </w:r>
             <w:r>
               <w:rPr>
+                <w:rFonts w:ascii="Arial " w:hAnsi="Arial "/>
                 <w:spacing w:val="-8"/>
                 <w:w w:val="105"/>
-                <w:sz w:val="18"/>
-              </w:rPr>
-              <w:t xml:space="preserve"> </w:t>
-            </w:r>
-            <w:r>
-              <w:rPr>
-                <w:w w:val="105"/>
-                <w:sz w:val="18"/>
+                <w:sz w:val="20"/>
+                <w:szCs w:val="20"/>
+              </w:rPr>
+              <w:t xml:space="preserve"> </w:t>
+            </w:r>
+            <w:r>
+              <w:rPr>
+                <w:rFonts w:ascii="Arial " w:hAnsi="Arial "/>
+                <w:w w:val="105"/>
+                <w:sz w:val="20"/>
+                <w:szCs w:val="20"/>
               </w:rPr>
               <w:t>{{ bank.branch }}</w:t>
             </w:r>
@@ -2509,36 +2780,39 @@
               <w:spacing w:before="27" w:after="6"/>
               <w:ind w:left="56" w:right="0"/>
               <w:rPr>
-                <w:rFonts w:ascii="Arial" w:hAnsi="Arial"/>
-                <w:b/>
-                <w:sz w:val="18"/>
-              </w:rPr>
-            </w:pPr>
-            <w:r>
-              <w:rPr>
-                <w:rFonts w:ascii="Arial" w:hAnsi="Arial"/>
-                <w:b/>
-                <w:w w:val="105"/>
-                <w:sz w:val="18"/>
+                <w:rFonts w:ascii="Arial " w:hAnsi="Arial "/>
+                <w:sz w:val="20"/>
+                <w:szCs w:val="20"/>
+              </w:rPr>
+            </w:pPr>
+            <w:r>
+              <w:rPr>
+                <w:rFonts w:ascii="Arial " w:hAnsi="Arial "/>
+                <w:b/>
+                <w:w w:val="105"/>
+                <w:sz w:val="20"/>
+                <w:szCs w:val="20"/>
               </w:rPr>
               <w:t>For</w:t>
             </w:r>
             <w:r>
               <w:rPr>
-                <w:rFonts w:ascii="Arial" w:hAnsi="Arial"/>
+                <w:rFonts w:ascii="Arial " w:hAnsi="Arial "/>
                 <w:b/>
                 <w:spacing w:val="-11"/>
                 <w:w w:val="105"/>
-                <w:sz w:val="18"/>
-              </w:rPr>
-              <w:t xml:space="preserve"> </w:t>
-            </w:r>
-            <w:r>
-              <w:rPr>
-                <w:rFonts w:ascii="Arial" w:hAnsi="Arial"/>
-                <w:b/>
-                <w:w w:val="105"/>
-                <w:sz w:val="18"/>
+                <w:sz w:val="20"/>
+                <w:szCs w:val="20"/>
+              </w:rPr>
+              <w:t xml:space="preserve"> </w:t>
+            </w:r>
+            <w:r>
+              <w:rPr>
+                <w:rFonts w:ascii="Arial " w:hAnsi="Arial "/>
+                <w:b/>
+                <w:w w:val="105"/>
+                <w:sz w:val="20"/>
+                <w:szCs w:val="20"/>
               </w:rPr>
               <w:t>{{ exporter.company_name }}</w:t>
             </w:r>
@@ -2549,12 +2823,17 @@
               <w:spacing w:before="0" w:after="0"/>
               <w:ind w:left="80" w:right="0"/>
               <w:rPr>
-                <w:rFonts w:ascii="Times New Roman" w:hAnsi="Times New Roman"/>
-                <w:sz w:val="20"/>
-              </w:rPr>
-            </w:pPr>
-            <w:r>
-              <w:rPr/>
+                <w:rFonts w:ascii="Arial " w:hAnsi="Arial "/>
+                <w:sz w:val="20"/>
+                <w:szCs w:val="20"/>
+              </w:rPr>
+            </w:pPr>
+            <w:r>
+              <w:rPr>
+                <w:rFonts w:ascii="Arial " w:hAnsi="Arial "/>
+                <w:sz w:val="20"/>
+                <w:szCs w:val="20"/>
+              </w:rPr>
               <w:drawing>
                 <wp:inline distT="0" distB="0" distL="0" distR="0">
                   <wp:extent cx="1986915" cy="944880"/>
@@ -2600,34 +2879,37 @@
               <w:spacing w:lineRule="exact" w:line="204" w:before="20" w:after="0"/>
               <w:ind w:left="8" w:right="0"/>
               <w:rPr>
-                <w:rFonts w:ascii="Arial" w:hAnsi="Arial"/>
-                <w:b/>
-                <w:sz w:val="18"/>
-              </w:rPr>
-            </w:pPr>
-            <w:r>
-              <w:rPr>
-                <w:rFonts w:ascii="Arial" w:hAnsi="Arial"/>
-                <w:b/>
-                <w:sz w:val="18"/>
+                <w:rFonts w:ascii="Arial " w:hAnsi="Arial "/>
+                <w:sz w:val="20"/>
+                <w:szCs w:val="20"/>
+              </w:rPr>
+            </w:pPr>
+            <w:r>
+              <w:rPr>
+                <w:rFonts w:ascii="Arial " w:hAnsi="Arial "/>
+                <w:b/>
+                <w:sz w:val="20"/>
+                <w:szCs w:val="20"/>
               </w:rPr>
               <w:t>Authorized</w:t>
             </w:r>
             <w:r>
               <w:rPr>
-                <w:rFonts w:ascii="Arial" w:hAnsi="Arial"/>
+                <w:rFonts w:ascii="Arial " w:hAnsi="Arial "/>
                 <w:b/>
                 <w:spacing w:val="32"/>
-                <w:sz w:val="18"/>
-              </w:rPr>
-              <w:t xml:space="preserve"> </w:t>
-            </w:r>
-            <w:r>
-              <w:rPr>
-                <w:rFonts w:ascii="Arial" w:hAnsi="Arial"/>
+                <w:sz w:val="20"/>
+                <w:szCs w:val="20"/>
+              </w:rPr>
+              <w:t xml:space="preserve"> </w:t>
+            </w:r>
+            <w:r>
+              <w:rPr>
+                <w:rFonts w:ascii="Arial " w:hAnsi="Arial "/>
                 <w:b/>
                 <w:spacing w:val="-2"/>
-                <w:sz w:val="18"/>
+                <w:sz w:val="20"/>
+                <w:szCs w:val="20"/>
               </w:rPr>
               <w:t>Signatory</w:t>
             </w:r>

--- a/templates/new_commercial_invoice1.docx
+++ b/templates/new_commercial_invoice1.docx
@@ -94,17 +94,16 @@
         <w:tblLook w:val="01e0"/>
       </w:tblPr>
       <w:tblGrid>
-        <w:gridCol w:w="508"/>
-        <w:gridCol w:w="1052"/>
-        <w:gridCol w:w="888"/>
-        <w:gridCol w:w="1152"/>
-        <w:gridCol w:w="1350"/>
-        <w:gridCol w:w="889"/>
-        <w:gridCol w:w="606"/>
-        <w:gridCol w:w="269"/>
+        <w:gridCol w:w="725"/>
+        <w:gridCol w:w="1250"/>
+        <w:gridCol w:w="473"/>
+        <w:gridCol w:w="702"/>
+        <w:gridCol w:w="1800"/>
+        <w:gridCol w:w="1075"/>
+        <w:gridCol w:w="689"/>
         <w:gridCol w:w="205"/>
-        <w:gridCol w:w="329"/>
-        <w:gridCol w:w="930"/>
+        <w:gridCol w:w="330"/>
+        <w:gridCol w:w="929"/>
         <w:gridCol w:w="1129"/>
       </w:tblGrid>
       <w:tr>
@@ -113,7 +112,7 @@
         </w:trPr>
         <w:tc>
           <w:tcPr>
-            <w:tcW w:w="3600" w:type="dxa"/>
+            <w:tcW w:w="3150" w:type="dxa"/>
             <w:gridSpan w:val="4"/>
             <w:vMerge w:val="restart"/>
             <w:tcBorders>
@@ -129,14 +128,14 @@
               <w:spacing w:before="20" w:after="0"/>
               <w:ind w:left="11" w:right="0"/>
               <w:rPr>
-                <w:rFonts w:ascii="Arial " w:hAnsi="Arial "/>
-                <w:sz w:val="20"/>
-                <w:szCs w:val="20"/>
-              </w:rPr>
-            </w:pPr>
-            <w:r>
-              <w:rPr>
-                <w:rFonts w:ascii="Arial " w:hAnsi="Arial "/>
+                <w:rFonts w:ascii="Arial" w:hAnsi="Arial"/>
+                <w:sz w:val="20"/>
+                <w:szCs w:val="20"/>
+              </w:rPr>
+            </w:pPr>
+            <w:r>
+              <w:rPr>
+                <w:rFonts w:ascii="Arial" w:hAnsi="Arial"/>
                 <w:w w:val="105"/>
                 <w:sz w:val="20"/>
                 <w:szCs w:val="20"/>
@@ -145,7 +144,7 @@
             </w:r>
             <w:r>
               <w:rPr>
-                <w:rFonts w:ascii="Arial " w:hAnsi="Arial "/>
+                <w:rFonts w:ascii="Arial" w:hAnsi="Arial"/>
                 <w:spacing w:val="-10"/>
                 <w:w w:val="105"/>
                 <w:sz w:val="20"/>
@@ -155,7 +154,7 @@
             </w:r>
             <w:r>
               <w:rPr>
-                <w:rFonts w:ascii="Arial " w:hAnsi="Arial "/>
+                <w:rFonts w:ascii="Arial" w:hAnsi="Arial"/>
                 <w:w w:val="105"/>
                 <w:sz w:val="20"/>
                 <w:szCs w:val="20"/>
@@ -164,7 +163,7 @@
             </w:r>
             <w:r>
               <w:rPr>
-                <w:rFonts w:ascii="Arial " w:hAnsi="Arial "/>
+                <w:rFonts w:ascii="Arial" w:hAnsi="Arial"/>
                 <w:spacing w:val="-13"/>
                 <w:w w:val="105"/>
                 <w:sz w:val="20"/>
@@ -174,7 +173,7 @@
             </w:r>
             <w:r>
               <w:rPr>
-                <w:rFonts w:ascii="Arial " w:hAnsi="Arial "/>
+                <w:rFonts w:ascii="Arial" w:hAnsi="Arial"/>
                 <w:spacing w:val="-2"/>
                 <w:w w:val="105"/>
                 <w:sz w:val="20"/>
@@ -188,14 +187,14 @@
               <w:pStyle w:val="TableParagraph"/>
               <w:spacing w:before="28" w:after="0"/>
               <w:rPr>
-                <w:rFonts w:ascii="Arial " w:hAnsi="Arial "/>
-                <w:sz w:val="20"/>
-                <w:szCs w:val="20"/>
-              </w:rPr>
-            </w:pPr>
-            <w:r>
-              <w:rPr>
-                <w:rFonts w:ascii="Arial " w:hAnsi="Arial "/>
+                <w:rFonts w:ascii="Arial" w:hAnsi="Arial"/>
+                <w:sz w:val="20"/>
+                <w:szCs w:val="20"/>
+              </w:rPr>
+            </w:pPr>
+            <w:r>
+              <w:rPr>
+                <w:rFonts w:ascii="Arial" w:hAnsi="Arial"/>
                 <w:b/>
                 <w:sz w:val="20"/>
                 <w:szCs w:val="20"/>
@@ -208,14 +207,14 @@
               <w:pStyle w:val="TableParagraph"/>
               <w:spacing w:lineRule="auto" w:line="247" w:before="31" w:after="0"/>
               <w:rPr>
-                <w:rFonts w:ascii="Arial " w:hAnsi="Arial "/>
-                <w:sz w:val="20"/>
-                <w:szCs w:val="20"/>
-              </w:rPr>
-            </w:pPr>
-            <w:r>
-              <w:rPr>
-                <w:rFonts w:ascii="Arial " w:hAnsi="Arial "/>
+                <w:rFonts w:ascii="Arial" w:hAnsi="Arial"/>
+                <w:sz w:val="20"/>
+                <w:szCs w:val="20"/>
+              </w:rPr>
+            </w:pPr>
+            <w:r>
+              <w:rPr>
+                <w:rFonts w:ascii="Arial" w:hAnsi="Arial"/>
                 <w:w w:val="105"/>
                 <w:sz w:val="20"/>
                 <w:szCs w:val="20"/>
@@ -229,14 +228,14 @@
               <w:spacing w:lineRule="auto" w:line="252" w:before="21" w:after="0"/>
               <w:ind w:left="55" w:right="1849"/>
               <w:rPr>
-                <w:rFonts w:ascii="Arial " w:hAnsi="Arial "/>
-                <w:sz w:val="20"/>
-                <w:szCs w:val="20"/>
-              </w:rPr>
-            </w:pPr>
-            <w:r>
-              <w:rPr>
-                <w:rFonts w:ascii="Arial " w:hAnsi="Arial "/>
+                <w:rFonts w:ascii="Arial" w:hAnsi="Arial"/>
+                <w:sz w:val="20"/>
+                <w:szCs w:val="20"/>
+              </w:rPr>
+            </w:pPr>
+            <w:r>
+              <w:rPr>
+                <w:rFonts w:ascii="Arial" w:hAnsi="Arial"/>
                 <w:sz w:val="20"/>
                 <w:szCs w:val="20"/>
               </w:rPr>
@@ -247,14 +246,14 @@
               <w:pStyle w:val="TableParagraph"/>
               <w:spacing w:before="15" w:after="0"/>
               <w:rPr>
-                <w:rFonts w:ascii="Arial " w:hAnsi="Arial "/>
-                <w:sz w:val="20"/>
-                <w:szCs w:val="20"/>
-              </w:rPr>
-            </w:pPr>
-            <w:r>
-              <w:rPr>
-                <w:rFonts w:ascii="Arial " w:hAnsi="Arial "/>
+                <w:rFonts w:ascii="Arial" w:hAnsi="Arial"/>
+                <w:sz w:val="20"/>
+                <w:szCs w:val="20"/>
+              </w:rPr>
+            </w:pPr>
+            <w:r>
+              <w:rPr>
+                <w:rFonts w:ascii="Arial" w:hAnsi="Arial"/>
                 <w:spacing w:val="-2"/>
                 <w:w w:val="105"/>
                 <w:sz w:val="20"/>
@@ -266,8 +265,8 @@
         </w:tc>
         <w:tc>
           <w:tcPr>
-            <w:tcW w:w="2845" w:type="dxa"/>
-            <w:gridSpan w:val="3"/>
+            <w:tcW w:w="2875" w:type="dxa"/>
+            <w:gridSpan w:val="2"/>
             <w:tcBorders>
               <w:top w:val="single" w:sz="4" w:space="0" w:color="000000"/>
               <w:left w:val="single" w:sz="4" w:space="0" w:color="000000"/>
@@ -281,14 +280,14 @@
               <w:spacing w:before="70" w:after="0"/>
               <w:ind w:left="0" w:right="0"/>
               <w:rPr>
-                <w:rFonts w:ascii="Arial " w:hAnsi="Arial "/>
-                <w:sz w:val="20"/>
-                <w:szCs w:val="20"/>
-              </w:rPr>
-            </w:pPr>
-            <w:r>
-              <w:rPr>
-                <w:rFonts w:ascii="Arial " w:hAnsi="Arial "/>
+                <w:rFonts w:ascii="Arial" w:hAnsi="Arial"/>
+                <w:sz w:val="20"/>
+                <w:szCs w:val="20"/>
+              </w:rPr>
+            </w:pPr>
+            <w:r>
+              <w:rPr>
+                <w:rFonts w:ascii="Arial" w:hAnsi="Arial"/>
                 <w:sz w:val="20"/>
                 <w:szCs w:val="20"/>
               </w:rPr>
@@ -300,14 +299,14 @@
               <w:spacing w:lineRule="auto" w:line="290" w:before="0" w:after="0"/>
               <w:ind w:hanging="272" w:left="566" w:right="252"/>
               <w:rPr>
-                <w:rFonts w:ascii="Arial " w:hAnsi="Arial "/>
-                <w:sz w:val="20"/>
-                <w:szCs w:val="20"/>
-              </w:rPr>
-            </w:pPr>
-            <w:r>
-              <w:rPr>
-                <w:rFonts w:ascii="Arial " w:hAnsi="Arial "/>
+                <w:rFonts w:ascii="Arial" w:hAnsi="Arial"/>
+                <w:sz w:val="20"/>
+                <w:szCs w:val="20"/>
+              </w:rPr>
+            </w:pPr>
+            <w:r>
+              <w:rPr>
+                <w:rFonts w:ascii="Arial" w:hAnsi="Arial"/>
                 <w:b/>
                 <w:w w:val="105"/>
                 <w:sz w:val="20"/>
@@ -317,7 +316,7 @@
             </w:r>
             <w:r>
               <w:rPr>
-                <w:rFonts w:ascii="Arial " w:hAnsi="Arial "/>
+                <w:rFonts w:ascii="Arial" w:hAnsi="Arial"/>
                 <w:b/>
                 <w:spacing w:val="-14"/>
                 <w:w w:val="105"/>
@@ -328,7 +327,7 @@
             </w:r>
             <w:r>
               <w:rPr>
-                <w:rFonts w:ascii="Arial " w:hAnsi="Arial "/>
+                <w:rFonts w:ascii="Arial" w:hAnsi="Arial"/>
                 <w:b/>
                 <w:w w:val="105"/>
                 <w:sz w:val="20"/>
@@ -338,7 +337,7 @@
             </w:r>
             <w:r>
               <w:rPr>
-                <w:rFonts w:ascii="Arial " w:hAnsi="Arial "/>
+                <w:rFonts w:ascii="Arial" w:hAnsi="Arial"/>
                 <w:b/>
                 <w:spacing w:val="-13"/>
                 <w:w w:val="105"/>
@@ -349,7 +348,7 @@
             </w:r>
             <w:r>
               <w:rPr>
-                <w:rFonts w:ascii="Arial " w:hAnsi="Arial "/>
+                <w:rFonts w:ascii="Arial" w:hAnsi="Arial"/>
                 <w:b/>
                 <w:w w:val="105"/>
                 <w:sz w:val="20"/>
@@ -359,7 +358,7 @@
             </w:r>
             <w:r>
               <w:rPr>
-                <w:rFonts w:ascii="Arial " w:hAnsi="Arial "/>
+                <w:rFonts w:ascii="Arial" w:hAnsi="Arial"/>
                 <w:b/>
                 <w:spacing w:val="-13"/>
                 <w:w w:val="105"/>
@@ -370,7 +369,7 @@
             </w:r>
             <w:r>
               <w:rPr>
-                <w:rFonts w:ascii="Arial " w:hAnsi="Arial "/>
+                <w:rFonts w:ascii="Arial" w:hAnsi="Arial"/>
                 <w:b/>
                 <w:w w:val="105"/>
                 <w:sz w:val="20"/>
@@ -380,7 +379,7 @@
             </w:r>
             <w:r>
               <w:rPr>
-                <w:rFonts w:ascii="Arial " w:hAnsi="Arial "/>
+                <w:rFonts w:ascii="Arial" w:hAnsi="Arial"/>
                 <w:spacing w:val="-2"/>
                 <w:w w:val="105"/>
                 <w:sz w:val="20"/>
@@ -390,7 +389,7 @@
             </w:r>
             <w:r>
               <w:rPr>
-                <w:rFonts w:ascii="Arial " w:hAnsi="Arial "/>
+                <w:rFonts w:ascii="Arial" w:hAnsi="Arial"/>
                 <w:w w:val="105"/>
                 <w:sz w:val="20"/>
                 <w:szCs w:val="20"/>
@@ -401,7 +400,7 @@
         </w:tc>
         <w:tc>
           <w:tcPr>
-            <w:tcW w:w="2862" w:type="dxa"/>
+            <w:tcW w:w="3282" w:type="dxa"/>
             <w:gridSpan w:val="5"/>
             <w:tcBorders>
               <w:top w:val="single" w:sz="4" w:space="0" w:color="000000"/>
@@ -416,14 +415,14 @@
               <w:spacing w:lineRule="auto" w:line="312" w:before="75" w:after="0"/>
               <w:ind w:left="60" w:right="803"/>
               <w:rPr>
-                <w:rFonts w:ascii="Arial " w:hAnsi="Arial "/>
-                <w:sz w:val="20"/>
-                <w:szCs w:val="20"/>
-              </w:rPr>
-            </w:pPr>
-            <w:r>
-              <w:rPr>
-                <w:rFonts w:ascii="Arial " w:hAnsi="Arial "/>
+                <w:rFonts w:ascii="Arial" w:hAnsi="Arial"/>
+                <w:sz w:val="20"/>
+                <w:szCs w:val="20"/>
+              </w:rPr>
+            </w:pPr>
+            <w:r>
+              <w:rPr>
+                <w:rFonts w:ascii="Arial" w:hAnsi="Arial"/>
                 <w:b/>
                 <w:w w:val="105"/>
                 <w:sz w:val="20"/>
@@ -431,18 +430,32 @@
               </w:rPr>
               <w:t xml:space="preserve">EXPORTER'S REF. </w:t>
             </w:r>
-            <w:r>
-              <w:rPr>
-                <w:rFonts w:ascii="Arial " w:hAnsi="Arial "/>
-                <w:w w:val="105"/>
-                <w:sz w:val="20"/>
-                <w:szCs w:val="20"/>
-              </w:rPr>
-              <w:t>IEC No: {{ exporter.iec }} PAN</w:t>
-            </w:r>
-            <w:r>
-              <w:rPr>
-                <w:rFonts w:ascii="Arial " w:hAnsi="Arial "/>
+          </w:p>
+          <w:p>
+            <w:pPr>
+              <w:pStyle w:val="TableParagraph"/>
+              <w:spacing w:lineRule="auto" w:line="312" w:before="75" w:after="0"/>
+              <w:ind w:left="60" w:right="803"/>
+              <w:rPr>
+                <w:rFonts w:ascii="Arial" w:hAnsi="Arial"/>
+                <w:sz w:val="20"/>
+                <w:szCs w:val="20"/>
+              </w:rPr>
+            </w:pPr>
+            <w:r>
+              <w:rPr>
+                <w:rFonts w:ascii="Arial" w:hAnsi="Arial"/>
+                <w:w w:val="105"/>
+                <w:sz w:val="20"/>
+                <w:szCs w:val="20"/>
+              </w:rPr>
+              <w:t xml:space="preserve">IEC No:{{ exporter.iec }} </w:t>
+              <w:br/>
+              <w:t>PAN</w:t>
+            </w:r>
+            <w:r>
+              <w:rPr>
+                <w:rFonts w:ascii="Arial" w:hAnsi="Arial"/>
                 <w:spacing w:val="-14"/>
                 <w:w w:val="105"/>
                 <w:sz w:val="20"/>
@@ -452,31 +465,12 @@
             </w:r>
             <w:r>
               <w:rPr>
-                <w:rFonts w:ascii="Arial " w:hAnsi="Arial "/>
-                <w:w w:val="105"/>
-                <w:sz w:val="20"/>
-                <w:szCs w:val="20"/>
-              </w:rPr>
-              <w:t>No:</w:t>
-            </w:r>
-            <w:r>
-              <w:rPr>
-                <w:rFonts w:ascii="Arial " w:hAnsi="Arial "/>
-                <w:spacing w:val="-13"/>
-                <w:w w:val="105"/>
-                <w:sz w:val="20"/>
-                <w:szCs w:val="20"/>
-              </w:rPr>
-              <w:t xml:space="preserve"> </w:t>
-            </w:r>
-            <w:r>
-              <w:rPr>
-                <w:rFonts w:ascii="Arial " w:hAnsi="Arial "/>
-                <w:w w:val="105"/>
-                <w:sz w:val="20"/>
-                <w:szCs w:val="20"/>
-              </w:rPr>
-              <w:t>{{ exporter.pan }}</w:t>
+                <w:rFonts w:ascii="Arial" w:hAnsi="Arial"/>
+                <w:w w:val="105"/>
+                <w:sz w:val="20"/>
+                <w:szCs w:val="20"/>
+              </w:rPr>
+              <w:t>No:{{ exporter.pan }}</w:t>
             </w:r>
           </w:p>
           <w:p>
@@ -485,14 +479,14 @@
               <w:spacing w:lineRule="exact" w:line="170" w:before="0" w:after="0"/>
               <w:ind w:left="60" w:right="0"/>
               <w:rPr>
-                <w:rFonts w:ascii="Arial " w:hAnsi="Arial "/>
-                <w:sz w:val="20"/>
-                <w:szCs w:val="20"/>
-              </w:rPr>
-            </w:pPr>
-            <w:r>
-              <w:rPr>
-                <w:rFonts w:ascii="Arial " w:hAnsi="Arial "/>
+                <w:rFonts w:ascii="Arial" w:hAnsi="Arial"/>
+                <w:sz w:val="20"/>
+                <w:szCs w:val="20"/>
+              </w:rPr>
+            </w:pPr>
+            <w:r>
+              <w:rPr>
+                <w:rFonts w:ascii="Arial" w:hAnsi="Arial"/>
                 <w:w w:val="105"/>
                 <w:sz w:val="20"/>
                 <w:szCs w:val="20"/>
@@ -501,7 +495,7 @@
             </w:r>
             <w:r>
               <w:rPr>
-                <w:rFonts w:ascii="Arial " w:hAnsi="Arial "/>
+                <w:rFonts w:ascii="Arial" w:hAnsi="Arial"/>
                 <w:spacing w:val="-10"/>
                 <w:w w:val="105"/>
                 <w:sz w:val="20"/>
@@ -511,7 +505,7 @@
             </w:r>
             <w:r>
               <w:rPr>
-                <w:rFonts w:ascii="Arial " w:hAnsi="Arial "/>
+                <w:rFonts w:ascii="Arial" w:hAnsi="Arial"/>
                 <w:w w:val="105"/>
                 <w:sz w:val="20"/>
                 <w:szCs w:val="20"/>
@@ -520,7 +514,7 @@
             </w:r>
             <w:r>
               <w:rPr>
-                <w:rFonts w:ascii="Arial " w:hAnsi="Arial "/>
+                <w:rFonts w:ascii="Arial" w:hAnsi="Arial"/>
                 <w:spacing w:val="-5"/>
                 <w:w w:val="105"/>
                 <w:sz w:val="20"/>
@@ -530,7 +524,7 @@
             </w:r>
             <w:r>
               <w:rPr>
-                <w:rFonts w:ascii="Arial " w:hAnsi="Arial "/>
+                <w:rFonts w:ascii="Arial" w:hAnsi="Arial"/>
                 <w:spacing w:val="-2"/>
                 <w:w w:val="105"/>
                 <w:sz w:val="20"/>
@@ -547,7 +541,7 @@
         </w:trPr>
         <w:tc>
           <w:tcPr>
-            <w:tcW w:w="3600" w:type="dxa"/>
+            <w:tcW w:w="3150" w:type="dxa"/>
             <w:gridSpan w:val="4"/>
             <w:vMerge w:val="continue"/>
             <w:tcBorders>
@@ -560,14 +554,12 @@
             <w:pPr>
               <w:pStyle w:val="Normal"/>
               <w:rPr>
-                <w:rFonts w:ascii="Arial " w:hAnsi="Arial "/>
-                <w:sz w:val="20"/>
-                <w:szCs w:val="20"/>
-              </w:rPr>
-            </w:pPr>
-            <w:r>
-              <w:rPr>
-                <w:rFonts w:ascii="Arial " w:hAnsi="Arial "/>
+                <w:sz w:val="20"/>
+                <w:szCs w:val="20"/>
+              </w:rPr>
+            </w:pPr>
+            <w:r>
+              <w:rPr>
                 <w:sz w:val="20"/>
                 <w:szCs w:val="20"/>
               </w:rPr>
@@ -576,8 +568,8 @@
         </w:tc>
         <w:tc>
           <w:tcPr>
-            <w:tcW w:w="2845" w:type="dxa"/>
-            <w:gridSpan w:val="3"/>
+            <w:tcW w:w="2875" w:type="dxa"/>
+            <w:gridSpan w:val="2"/>
             <w:tcBorders>
               <w:top w:val="single" w:sz="4" w:space="0" w:color="000000"/>
               <w:left w:val="single" w:sz="4" w:space="0" w:color="000000"/>
@@ -592,14 +584,14 @@
               <w:ind w:left="277" w:right="228"/>
               <w:jc w:val="center"/>
               <w:rPr>
-                <w:rFonts w:ascii="Arial " w:hAnsi="Arial "/>
-                <w:sz w:val="20"/>
-                <w:szCs w:val="20"/>
-              </w:rPr>
-            </w:pPr>
-            <w:r>
-              <w:rPr>
-                <w:rFonts w:ascii="Arial " w:hAnsi="Arial "/>
+                <w:rFonts w:ascii="Arial" w:hAnsi="Arial"/>
+                <w:sz w:val="20"/>
+                <w:szCs w:val="20"/>
+              </w:rPr>
+            </w:pPr>
+            <w:r>
+              <w:rPr>
+                <w:rFonts w:ascii="Arial" w:hAnsi="Arial"/>
                 <w:b/>
                 <w:w w:val="105"/>
                 <w:sz w:val="20"/>
@@ -609,7 +601,7 @@
             </w:r>
             <w:r>
               <w:rPr>
-                <w:rFonts w:ascii="Arial " w:hAnsi="Arial "/>
+                <w:rFonts w:ascii="Arial" w:hAnsi="Arial"/>
                 <w:b/>
                 <w:spacing w:val="-14"/>
                 <w:w w:val="105"/>
@@ -620,7 +612,7 @@
             </w:r>
             <w:r>
               <w:rPr>
-                <w:rFonts w:ascii="Arial " w:hAnsi="Arial "/>
+                <w:rFonts w:ascii="Arial" w:hAnsi="Arial"/>
                 <w:b/>
                 <w:w w:val="105"/>
                 <w:sz w:val="20"/>
@@ -630,7 +622,7 @@
             </w:r>
             <w:r>
               <w:rPr>
-                <w:rFonts w:ascii="Arial " w:hAnsi="Arial "/>
+                <w:rFonts w:ascii="Arial" w:hAnsi="Arial"/>
                 <w:b/>
                 <w:spacing w:val="-13"/>
                 <w:w w:val="105"/>
@@ -641,7 +633,7 @@
             </w:r>
             <w:r>
               <w:rPr>
-                <w:rFonts w:ascii="Arial " w:hAnsi="Arial "/>
+                <w:rFonts w:ascii="Arial" w:hAnsi="Arial"/>
                 <w:b/>
                 <w:w w:val="105"/>
                 <w:sz w:val="20"/>
@@ -651,7 +643,7 @@
             </w:r>
             <w:r>
               <w:rPr>
-                <w:rFonts w:ascii="Arial " w:hAnsi="Arial "/>
+                <w:rFonts w:ascii="Arial" w:hAnsi="Arial"/>
                 <w:spacing w:val="-2"/>
                 <w:w w:val="105"/>
                 <w:sz w:val="20"/>
@@ -663,7 +655,7 @@
         </w:tc>
         <w:tc>
           <w:tcPr>
-            <w:tcW w:w="2862" w:type="dxa"/>
+            <w:tcW w:w="3282" w:type="dxa"/>
             <w:gridSpan w:val="5"/>
             <w:tcBorders>
               <w:top w:val="single" w:sz="4" w:space="0" w:color="000000"/>
@@ -678,14 +670,14 @@
               <w:spacing w:before="19" w:after="0"/>
               <w:ind w:left="453" w:right="0"/>
               <w:rPr>
-                <w:rFonts w:ascii="Arial " w:hAnsi="Arial "/>
-                <w:sz w:val="20"/>
-                <w:szCs w:val="20"/>
-              </w:rPr>
-            </w:pPr>
-            <w:r>
-              <w:rPr>
-                <w:rFonts w:ascii="Arial " w:hAnsi="Arial "/>
+                <w:rFonts w:ascii="Arial" w:hAnsi="Arial"/>
+                <w:sz w:val="20"/>
+                <w:szCs w:val="20"/>
+              </w:rPr>
+            </w:pPr>
+            <w:r>
+              <w:rPr>
+                <w:rFonts w:ascii="Arial" w:hAnsi="Arial"/>
                 <w:b/>
                 <w:w w:val="105"/>
                 <w:sz w:val="20"/>
@@ -695,7 +687,7 @@
             </w:r>
             <w:r>
               <w:rPr>
-                <w:rFonts w:ascii="Arial " w:hAnsi="Arial "/>
+                <w:rFonts w:ascii="Arial" w:hAnsi="Arial"/>
                 <w:b/>
                 <w:spacing w:val="-14"/>
                 <w:w w:val="105"/>
@@ -706,7 +698,7 @@
             </w:r>
             <w:r>
               <w:rPr>
-                <w:rFonts w:ascii="Arial " w:hAnsi="Arial "/>
+                <w:rFonts w:ascii="Arial" w:hAnsi="Arial"/>
                 <w:b/>
                 <w:w w:val="105"/>
                 <w:sz w:val="20"/>
@@ -716,7 +708,7 @@
             </w:r>
             <w:r>
               <w:rPr>
-                <w:rFonts w:ascii="Arial " w:hAnsi="Arial "/>
+                <w:rFonts w:ascii="Arial" w:hAnsi="Arial"/>
                 <w:b/>
                 <w:spacing w:val="-11"/>
                 <w:w w:val="105"/>
@@ -727,7 +719,7 @@
             </w:r>
             <w:r>
               <w:rPr>
-                <w:rFonts w:ascii="Arial " w:hAnsi="Arial "/>
+                <w:rFonts w:ascii="Arial" w:hAnsi="Arial"/>
                 <w:b/>
                 <w:spacing w:val="-5"/>
                 <w:w w:val="105"/>
@@ -746,7 +738,7 @@
         <w:tc>
           <w:tcPr>
             <w:tcW w:w="9307" w:type="dxa"/>
-            <w:gridSpan w:val="12"/>
+            <w:gridSpan w:val="11"/>
             <w:tcBorders>
               <w:top w:val="single" w:sz="4" w:space="0" w:color="000000"/>
               <w:left w:val="single" w:sz="4" w:space="0" w:color="000000"/>
@@ -759,14 +751,14 @@
               <w:pStyle w:val="TableParagraph"/>
               <w:spacing w:before="61" w:after="0"/>
               <w:rPr>
-                <w:rFonts w:ascii="Arial " w:hAnsi="Arial "/>
-                <w:sz w:val="20"/>
-                <w:szCs w:val="20"/>
-              </w:rPr>
-            </w:pPr>
-            <w:r>
-              <w:rPr>
-                <w:rFonts w:ascii="Arial " w:hAnsi="Arial "/>
+                <w:rFonts w:ascii="Arial" w:hAnsi="Arial"/>
+                <w:sz w:val="20"/>
+                <w:szCs w:val="20"/>
+              </w:rPr>
+            </w:pPr>
+            <w:r>
+              <w:rPr>
+                <w:rFonts w:ascii="Arial" w:hAnsi="Arial"/>
                 <w:b/>
                 <w:spacing w:val="-2"/>
                 <w:w w:val="105"/>
@@ -781,14 +773,14 @@
               <w:pStyle w:val="TableParagraph"/>
               <w:spacing w:before="50" w:after="0"/>
               <w:rPr>
-                <w:rFonts w:ascii="Arial " w:hAnsi="Arial "/>
-                <w:sz w:val="20"/>
-                <w:szCs w:val="20"/>
-              </w:rPr>
-            </w:pPr>
-            <w:r>
-              <w:rPr>
-                <w:rFonts w:ascii="Arial " w:hAnsi="Arial "/>
+                <w:rFonts w:ascii="Arial" w:hAnsi="Arial"/>
+                <w:sz w:val="20"/>
+                <w:szCs w:val="20"/>
+              </w:rPr>
+            </w:pPr>
+            <w:r>
+              <w:rPr>
+                <w:rFonts w:ascii="Arial" w:hAnsi="Arial"/>
                 <w:sz w:val="20"/>
                 <w:szCs w:val="20"/>
               </w:rPr>
@@ -800,14 +792,14 @@
               <w:pStyle w:val="TableParagraph"/>
               <w:spacing w:lineRule="exact" w:line="204" w:before="50" w:after="0"/>
               <w:rPr>
-                <w:rFonts w:ascii="Arial " w:hAnsi="Arial "/>
-                <w:sz w:val="20"/>
-                <w:szCs w:val="20"/>
-              </w:rPr>
-            </w:pPr>
-            <w:r>
-              <w:rPr>
-                <w:rFonts w:ascii="Arial " w:hAnsi="Arial "/>
+                <w:rFonts w:ascii="Arial" w:hAnsi="Arial"/>
+                <w:sz w:val="20"/>
+                <w:szCs w:val="20"/>
+              </w:rPr>
+            </w:pPr>
+            <w:r>
+              <w:rPr>
+                <w:rFonts w:ascii="Arial" w:hAnsi="Arial"/>
                 <w:w w:val="105"/>
                 <w:sz w:val="20"/>
                 <w:szCs w:val="20"/>
@@ -839,14 +831,14 @@
               <w:ind w:left="77" w:right="38"/>
               <w:jc w:val="center"/>
               <w:rPr>
-                <w:rFonts w:ascii="Arial " w:hAnsi="Arial "/>
-                <w:sz w:val="20"/>
-                <w:szCs w:val="20"/>
-              </w:rPr>
-            </w:pPr>
-            <w:r>
-              <w:rPr>
-                <w:rFonts w:ascii="Arial " w:hAnsi="Arial "/>
+                <w:rFonts w:ascii="Arial" w:hAnsi="Arial"/>
+                <w:sz w:val="20"/>
+                <w:szCs w:val="20"/>
+              </w:rPr>
+            </w:pPr>
+            <w:r>
+              <w:rPr>
+                <w:rFonts w:ascii="Arial" w:hAnsi="Arial"/>
                 <w:b/>
                 <w:sz w:val="20"/>
                 <w:szCs w:val="20"/>
@@ -855,7 +847,7 @@
             </w:r>
             <w:r>
               <w:rPr>
-                <w:rFonts w:ascii="Arial " w:hAnsi="Arial "/>
+                <w:rFonts w:ascii="Arial" w:hAnsi="Arial"/>
                 <w:b/>
                 <w:spacing w:val="44"/>
                 <w:sz w:val="20"/>
@@ -865,7 +857,7 @@
             </w:r>
             <w:r>
               <w:rPr>
-                <w:rFonts w:ascii="Arial " w:hAnsi="Arial "/>
+                <w:rFonts w:ascii="Arial" w:hAnsi="Arial"/>
                 <w:b/>
                 <w:spacing w:val="-5"/>
                 <w:sz w:val="20"/>
@@ -881,14 +873,14 @@
               <w:ind w:left="77" w:right="40"/>
               <w:jc w:val="center"/>
               <w:rPr>
-                <w:rFonts w:ascii="Arial " w:hAnsi="Arial "/>
-                <w:sz w:val="20"/>
-                <w:szCs w:val="20"/>
-              </w:rPr>
-            </w:pPr>
-            <w:r>
-              <w:rPr>
-                <w:rFonts w:ascii="Arial " w:hAnsi="Arial "/>
+                <w:rFonts w:ascii="Arial" w:hAnsi="Arial"/>
+                <w:sz w:val="20"/>
+                <w:szCs w:val="20"/>
+              </w:rPr>
+            </w:pPr>
+            <w:r>
+              <w:rPr>
+                <w:rFonts w:ascii="Arial" w:hAnsi="Arial"/>
                 <w:w w:val="105"/>
                 <w:sz w:val="20"/>
                 <w:szCs w:val="20"/>
@@ -915,14 +907,14 @@
               <w:ind w:left="39" w:right="0"/>
               <w:jc w:val="center"/>
               <w:rPr>
-                <w:rFonts w:ascii="Arial " w:hAnsi="Arial "/>
-                <w:sz w:val="20"/>
-                <w:szCs w:val="20"/>
-              </w:rPr>
-            </w:pPr>
-            <w:r>
-              <w:rPr>
-                <w:rFonts w:ascii="Arial " w:hAnsi="Arial "/>
+                <w:rFonts w:ascii="Arial" w:hAnsi="Arial"/>
+                <w:sz w:val="20"/>
+                <w:szCs w:val="20"/>
+              </w:rPr>
+            </w:pPr>
+            <w:r>
+              <w:rPr>
+                <w:rFonts w:ascii="Arial" w:hAnsi="Arial"/>
                 <w:b/>
                 <w:w w:val="105"/>
                 <w:sz w:val="20"/>
@@ -932,7 +924,7 @@
             </w:r>
             <w:r>
               <w:rPr>
-                <w:rFonts w:ascii="Arial " w:hAnsi="Arial "/>
+                <w:rFonts w:ascii="Arial" w:hAnsi="Arial"/>
                 <w:b/>
                 <w:spacing w:val="-10"/>
                 <w:w w:val="105"/>
@@ -943,7 +935,7 @@
             </w:r>
             <w:r>
               <w:rPr>
-                <w:rFonts w:ascii="Arial " w:hAnsi="Arial "/>
+                <w:rFonts w:ascii="Arial" w:hAnsi="Arial"/>
                 <w:b/>
                 <w:w w:val="105"/>
                 <w:sz w:val="20"/>
@@ -953,7 +945,7 @@
             </w:r>
             <w:r>
               <w:rPr>
-                <w:rFonts w:ascii="Arial " w:hAnsi="Arial "/>
+                <w:rFonts w:ascii="Arial" w:hAnsi="Arial"/>
                 <w:b/>
                 <w:spacing w:val="-8"/>
                 <w:w w:val="105"/>
@@ -964,7 +956,7 @@
             </w:r>
             <w:r>
               <w:rPr>
-                <w:rFonts w:ascii="Arial " w:hAnsi="Arial "/>
+                <w:rFonts w:ascii="Arial" w:hAnsi="Arial"/>
                 <w:b/>
                 <w:spacing w:val="-2"/>
                 <w:w w:val="105"/>
@@ -981,26 +973,26 @@
               <w:ind w:left="39" w:right="0"/>
               <w:jc w:val="center"/>
               <w:rPr>
-                <w:rFonts w:ascii="Arial " w:hAnsi="Arial "/>
-                <w:sz w:val="20"/>
-                <w:szCs w:val="20"/>
-              </w:rPr>
-            </w:pPr>
-            <w:r>
-              <w:rPr>
-                <w:rFonts w:ascii="Arial " w:hAnsi="Arial "/>
-                <w:w w:val="105"/>
-                <w:sz w:val="20"/>
-                <w:szCs w:val="20"/>
-              </w:rPr>
-              <w:t>{{ mode_of_transport }}</w:t>
+                <w:rFonts w:ascii="Arial" w:hAnsi="Arial"/>
+                <w:sz w:val="20"/>
+                <w:szCs w:val="20"/>
+              </w:rPr>
+            </w:pPr>
+            <w:r>
+              <w:rPr>
+                <w:rFonts w:ascii="Arial" w:hAnsi="Arial"/>
+                <w:w w:val="105"/>
+                <w:sz w:val="20"/>
+                <w:szCs w:val="20"/>
+              </w:rPr>
+              <w:t xml:space="preserve">BY SEA/ROAD </w:t>
             </w:r>
           </w:p>
         </w:tc>
         <w:tc>
           <w:tcPr>
             <w:tcW w:w="1969" w:type="dxa"/>
-            <w:gridSpan w:val="4"/>
+            <w:gridSpan w:val="3"/>
             <w:tcBorders>
               <w:top w:val="single" w:sz="4" w:space="0" w:color="000000"/>
               <w:left w:val="single" w:sz="4" w:space="0" w:color="000000"/>
@@ -1015,14 +1007,14 @@
               <w:ind w:left="40" w:right="3"/>
               <w:jc w:val="center"/>
               <w:rPr>
-                <w:rFonts w:ascii="Arial " w:hAnsi="Arial "/>
-                <w:sz w:val="20"/>
-                <w:szCs w:val="20"/>
-              </w:rPr>
-            </w:pPr>
-            <w:r>
-              <w:rPr>
-                <w:rFonts w:ascii="Arial " w:hAnsi="Arial "/>
+                <w:rFonts w:ascii="Arial" w:hAnsi="Arial"/>
+                <w:sz w:val="20"/>
+                <w:szCs w:val="20"/>
+              </w:rPr>
+            </w:pPr>
+            <w:r>
+              <w:rPr>
+                <w:rFonts w:ascii="Arial" w:hAnsi="Arial"/>
                 <w:b/>
                 <w:sz w:val="20"/>
                 <w:szCs w:val="20"/>
@@ -1031,7 +1023,7 @@
             </w:r>
             <w:r>
               <w:rPr>
-                <w:rFonts w:ascii="Arial " w:hAnsi="Arial "/>
+                <w:rFonts w:ascii="Arial" w:hAnsi="Arial"/>
                 <w:b/>
                 <w:spacing w:val="18"/>
                 <w:sz w:val="20"/>
@@ -1041,7 +1033,7 @@
             </w:r>
             <w:r>
               <w:rPr>
-                <w:rFonts w:ascii="Arial " w:hAnsi="Arial "/>
+                <w:rFonts w:ascii="Arial" w:hAnsi="Arial"/>
                 <w:b/>
                 <w:sz w:val="20"/>
                 <w:szCs w:val="20"/>
@@ -1050,7 +1042,7 @@
             </w:r>
             <w:r>
               <w:rPr>
-                <w:rFonts w:ascii="Arial " w:hAnsi="Arial "/>
+                <w:rFonts w:ascii="Arial" w:hAnsi="Arial"/>
                 <w:b/>
                 <w:spacing w:val="21"/>
                 <w:sz w:val="20"/>
@@ -1060,7 +1052,7 @@
             </w:r>
             <w:r>
               <w:rPr>
-                <w:rFonts w:ascii="Arial " w:hAnsi="Arial "/>
+                <w:rFonts w:ascii="Arial" w:hAnsi="Arial"/>
                 <w:b/>
                 <w:spacing w:val="-2"/>
                 <w:sz w:val="20"/>
@@ -1076,14 +1068,14 @@
               <w:ind w:left="40" w:right="0"/>
               <w:jc w:val="center"/>
               <w:rPr>
-                <w:rFonts w:ascii="Arial " w:hAnsi="Arial "/>
-                <w:sz w:val="20"/>
-                <w:szCs w:val="20"/>
-              </w:rPr>
-            </w:pPr>
-            <w:r>
-              <w:rPr>
-                <w:rFonts w:ascii="Arial " w:hAnsi="Arial "/>
+                <w:rFonts w:ascii="Arial" w:hAnsi="Arial"/>
+                <w:sz w:val="20"/>
+                <w:szCs w:val="20"/>
+              </w:rPr>
+            </w:pPr>
+            <w:r>
+              <w:rPr>
+                <w:rFonts w:ascii="Arial" w:hAnsi="Arial"/>
                 <w:spacing w:val="-2"/>
                 <w:w w:val="105"/>
                 <w:sz w:val="20"/>
@@ -1111,14 +1103,14 @@
               <w:ind w:left="46" w:right="0"/>
               <w:jc w:val="center"/>
               <w:rPr>
-                <w:rFonts w:ascii="Arial " w:hAnsi="Arial "/>
-                <w:sz w:val="20"/>
-                <w:szCs w:val="20"/>
-              </w:rPr>
-            </w:pPr>
-            <w:r>
-              <w:rPr>
-                <w:rFonts w:ascii="Arial " w:hAnsi="Arial "/>
+                <w:rFonts w:ascii="Arial" w:hAnsi="Arial"/>
+                <w:sz w:val="20"/>
+                <w:szCs w:val="20"/>
+              </w:rPr>
+            </w:pPr>
+            <w:r>
+              <w:rPr>
+                <w:rFonts w:ascii="Arial" w:hAnsi="Arial"/>
                 <w:b/>
                 <w:w w:val="105"/>
                 <w:sz w:val="20"/>
@@ -1128,7 +1120,7 @@
             </w:r>
             <w:r>
               <w:rPr>
-                <w:rFonts w:ascii="Arial " w:hAnsi="Arial "/>
+                <w:rFonts w:ascii="Arial" w:hAnsi="Arial"/>
                 <w:b/>
                 <w:spacing w:val="-14"/>
                 <w:w w:val="105"/>
@@ -1139,7 +1131,7 @@
             </w:r>
             <w:r>
               <w:rPr>
-                <w:rFonts w:ascii="Arial " w:hAnsi="Arial "/>
+                <w:rFonts w:ascii="Arial" w:hAnsi="Arial"/>
                 <w:b/>
                 <w:w w:val="105"/>
                 <w:sz w:val="20"/>
@@ -1149,7 +1141,7 @@
             </w:r>
             <w:r>
               <w:rPr>
-                <w:rFonts w:ascii="Arial " w:hAnsi="Arial "/>
+                <w:rFonts w:ascii="Arial" w:hAnsi="Arial"/>
                 <w:b/>
                 <w:spacing w:val="-13"/>
                 <w:w w:val="105"/>
@@ -1160,7 +1152,7 @@
             </w:r>
             <w:r>
               <w:rPr>
-                <w:rFonts w:ascii="Arial " w:hAnsi="Arial "/>
+                <w:rFonts w:ascii="Arial" w:hAnsi="Arial"/>
                 <w:b/>
                 <w:w w:val="105"/>
                 <w:sz w:val="20"/>
@@ -1170,7 +1162,7 @@
             </w:r>
             <w:r>
               <w:rPr>
-                <w:rFonts w:ascii="Arial " w:hAnsi="Arial "/>
+                <w:rFonts w:ascii="Arial" w:hAnsi="Arial"/>
                 <w:b/>
                 <w:spacing w:val="-2"/>
                 <w:w w:val="105"/>
@@ -1187,14 +1179,14 @@
               <w:ind w:left="46" w:right="3"/>
               <w:jc w:val="center"/>
               <w:rPr>
-                <w:rFonts w:ascii="Arial " w:hAnsi="Arial "/>
-                <w:sz w:val="20"/>
-                <w:szCs w:val="20"/>
-              </w:rPr>
-            </w:pPr>
-            <w:r>
-              <w:rPr>
-                <w:rFonts w:ascii="Arial " w:hAnsi="Arial "/>
+                <w:rFonts w:ascii="Arial" w:hAnsi="Arial"/>
+                <w:sz w:val="20"/>
+                <w:szCs w:val="20"/>
+              </w:rPr>
+            </w:pPr>
+            <w:r>
+              <w:rPr>
+                <w:rFonts w:ascii="Arial" w:hAnsi="Arial"/>
                 <w:spacing w:val="-2"/>
                 <w:w w:val="105"/>
                 <w:sz w:val="20"/>
@@ -1226,14 +1218,14 @@
               <w:spacing w:before="39" w:after="0"/>
               <w:ind w:left="501" w:right="0"/>
               <w:rPr>
-                <w:rFonts w:ascii="Arial " w:hAnsi="Arial "/>
-                <w:sz w:val="20"/>
-                <w:szCs w:val="20"/>
-              </w:rPr>
-            </w:pPr>
-            <w:r>
-              <w:rPr>
-                <w:rFonts w:ascii="Arial " w:hAnsi="Arial "/>
+                <w:rFonts w:ascii="Arial" w:hAnsi="Arial"/>
+                <w:sz w:val="20"/>
+                <w:szCs w:val="20"/>
+              </w:rPr>
+            </w:pPr>
+            <w:r>
+              <w:rPr>
+                <w:rFonts w:ascii="Arial" w:hAnsi="Arial"/>
                 <w:b/>
                 <w:sz w:val="20"/>
                 <w:szCs w:val="20"/>
@@ -1242,7 +1234,7 @@
             </w:r>
             <w:r>
               <w:rPr>
-                <w:rFonts w:ascii="Arial " w:hAnsi="Arial "/>
+                <w:rFonts w:ascii="Arial" w:hAnsi="Arial"/>
                 <w:b/>
                 <w:spacing w:val="27"/>
                 <w:sz w:val="20"/>
@@ -1252,7 +1244,7 @@
             </w:r>
             <w:r>
               <w:rPr>
-                <w:rFonts w:ascii="Arial " w:hAnsi="Arial "/>
+                <w:rFonts w:ascii="Arial" w:hAnsi="Arial"/>
                 <w:b/>
                 <w:spacing w:val="-2"/>
                 <w:sz w:val="20"/>
@@ -1280,14 +1272,14 @@
               <w:ind w:left="38" w:right="0"/>
               <w:jc w:val="center"/>
               <w:rPr>
-                <w:rFonts w:ascii="Arial " w:hAnsi="Arial "/>
-                <w:sz w:val="20"/>
-                <w:szCs w:val="20"/>
-              </w:rPr>
-            </w:pPr>
-            <w:r>
-              <w:rPr>
-                <w:rFonts w:ascii="Arial " w:hAnsi="Arial "/>
+                <w:rFonts w:ascii="Arial" w:hAnsi="Arial"/>
+                <w:sz w:val="20"/>
+                <w:szCs w:val="20"/>
+              </w:rPr>
+            </w:pPr>
+            <w:r>
+              <w:rPr>
+                <w:rFonts w:ascii="Arial" w:hAnsi="Arial"/>
                 <w:b/>
                 <w:w w:val="105"/>
                 <w:sz w:val="20"/>
@@ -1297,7 +1289,7 @@
             </w:r>
             <w:r>
               <w:rPr>
-                <w:rFonts w:ascii="Arial " w:hAnsi="Arial "/>
+                <w:rFonts w:ascii="Arial" w:hAnsi="Arial"/>
                 <w:b/>
                 <w:spacing w:val="-11"/>
                 <w:w w:val="105"/>
@@ -1308,7 +1300,7 @@
             </w:r>
             <w:r>
               <w:rPr>
-                <w:rFonts w:ascii="Arial " w:hAnsi="Arial "/>
+                <w:rFonts w:ascii="Arial" w:hAnsi="Arial"/>
                 <w:b/>
                 <w:w w:val="105"/>
                 <w:sz w:val="20"/>
@@ -1318,7 +1310,7 @@
             </w:r>
             <w:r>
               <w:rPr>
-                <w:rFonts w:ascii="Arial " w:hAnsi="Arial "/>
+                <w:rFonts w:ascii="Arial" w:hAnsi="Arial"/>
                 <w:b/>
                 <w:spacing w:val="-7"/>
                 <w:w w:val="105"/>
@@ -1329,7 +1321,7 @@
             </w:r>
             <w:r>
               <w:rPr>
-                <w:rFonts w:ascii="Arial " w:hAnsi="Arial "/>
+                <w:rFonts w:ascii="Arial" w:hAnsi="Arial"/>
                 <w:b/>
                 <w:spacing w:val="-2"/>
                 <w:w w:val="105"/>
@@ -1346,14 +1338,14 @@
               <w:ind w:left="0" w:right="0"/>
               <w:jc w:val="center"/>
               <w:rPr>
-                <w:rFonts w:ascii="Arial " w:hAnsi="Arial "/>
-                <w:sz w:val="20"/>
-                <w:szCs w:val="20"/>
-              </w:rPr>
-            </w:pPr>
-            <w:r>
-              <w:rPr>
-                <w:rFonts w:ascii="Arial " w:hAnsi="Arial "/>
+                <w:rFonts w:ascii="Arial" w:hAnsi="Arial"/>
+                <w:sz w:val="20"/>
+                <w:szCs w:val="20"/>
+              </w:rPr>
+            </w:pPr>
+            <w:r>
+              <w:rPr>
+                <w:rFonts w:ascii="Arial" w:hAnsi="Arial"/>
                 <w:sz w:val="20"/>
                 <w:szCs w:val="20"/>
               </w:rPr>
@@ -1364,7 +1356,7 @@
         <w:tc>
           <w:tcPr>
             <w:tcW w:w="4357" w:type="dxa"/>
-            <w:gridSpan w:val="7"/>
+            <w:gridSpan w:val="6"/>
             <w:vMerge w:val="restart"/>
             <w:tcBorders>
               <w:top w:val="single" w:sz="4" w:space="0" w:color="000000"/>
@@ -1380,14 +1372,14 @@
               <w:ind w:left="753" w:right="708"/>
               <w:jc w:val="center"/>
               <w:rPr>
-                <w:rFonts w:ascii="Arial " w:hAnsi="Arial "/>
-                <w:sz w:val="20"/>
-                <w:szCs w:val="20"/>
-              </w:rPr>
-            </w:pPr>
-            <w:r>
-              <w:rPr>
-                <w:rFonts w:ascii="Arial " w:hAnsi="Arial "/>
+                <w:rFonts w:ascii="Arial" w:hAnsi="Arial"/>
+                <w:sz w:val="20"/>
+                <w:szCs w:val="20"/>
+              </w:rPr>
+            </w:pPr>
+            <w:r>
+              <w:rPr>
+                <w:rFonts w:ascii="Arial" w:hAnsi="Arial"/>
                 <w:b/>
                 <w:w w:val="105"/>
                 <w:sz w:val="20"/>
@@ -1397,7 +1389,7 @@
             </w:r>
             <w:r>
               <w:rPr>
-                <w:rFonts w:ascii="Arial " w:hAnsi="Arial "/>
+                <w:rFonts w:ascii="Arial" w:hAnsi="Arial"/>
                 <w:b/>
                 <w:spacing w:val="-14"/>
                 <w:w w:val="105"/>
@@ -1408,7 +1400,7 @@
             </w:r>
             <w:r>
               <w:rPr>
-                <w:rFonts w:ascii="Arial " w:hAnsi="Arial "/>
+                <w:rFonts w:ascii="Arial" w:hAnsi="Arial"/>
                 <w:b/>
                 <w:w w:val="105"/>
                 <w:sz w:val="20"/>
@@ -1418,7 +1410,7 @@
             </w:r>
             <w:r>
               <w:rPr>
-                <w:rFonts w:ascii="Arial " w:hAnsi="Arial "/>
+                <w:rFonts w:ascii="Arial" w:hAnsi="Arial"/>
                 <w:b/>
                 <w:spacing w:val="-13"/>
                 <w:w w:val="105"/>
@@ -1429,7 +1421,7 @@
             </w:r>
             <w:r>
               <w:rPr>
-                <w:rFonts w:ascii="Arial " w:hAnsi="Arial "/>
+                <w:rFonts w:ascii="Arial" w:hAnsi="Arial"/>
                 <w:b/>
                 <w:w w:val="105"/>
                 <w:sz w:val="20"/>
@@ -1439,7 +1431,7 @@
             </w:r>
             <w:r>
               <w:rPr>
-                <w:rFonts w:ascii="Arial " w:hAnsi="Arial "/>
+                <w:rFonts w:ascii="Arial" w:hAnsi="Arial"/>
                 <w:b/>
                 <w:spacing w:val="-13"/>
                 <w:w w:val="105"/>
@@ -1450,7 +1442,7 @@
             </w:r>
             <w:r>
               <w:rPr>
-                <w:rFonts w:ascii="Arial " w:hAnsi="Arial "/>
+                <w:rFonts w:ascii="Arial" w:hAnsi="Arial"/>
                 <w:b/>
                 <w:w w:val="105"/>
                 <w:sz w:val="20"/>
@@ -1460,7 +1452,7 @@
             </w:r>
             <w:r>
               <w:rPr>
-                <w:rFonts w:ascii="Arial " w:hAnsi="Arial "/>
+                <w:rFonts w:ascii="Arial" w:hAnsi="Arial"/>
                 <w:b/>
                 <w:spacing w:val="-13"/>
                 <w:w w:val="105"/>
@@ -1471,7 +1463,7 @@
             </w:r>
             <w:r>
               <w:rPr>
-                <w:rFonts w:ascii="Arial " w:hAnsi="Arial "/>
+                <w:rFonts w:ascii="Arial" w:hAnsi="Arial"/>
                 <w:b/>
                 <w:w w:val="105"/>
                 <w:sz w:val="20"/>
@@ -1481,7 +1473,7 @@
             </w:r>
             <w:r>
               <w:rPr>
-                <w:rFonts w:ascii="Arial " w:hAnsi="Arial "/>
+                <w:rFonts w:ascii="Arial" w:hAnsi="Arial"/>
                 <w:w w:val="105"/>
                 <w:sz w:val="20"/>
                 <w:szCs w:val="20"/>
@@ -1513,14 +1505,14 @@
               <w:ind w:left="77" w:right="0"/>
               <w:jc w:val="center"/>
               <w:rPr>
-                <w:rFonts w:ascii="Arial " w:hAnsi="Arial "/>
-                <w:sz w:val="20"/>
-                <w:szCs w:val="20"/>
-              </w:rPr>
-            </w:pPr>
-            <w:r>
-              <w:rPr>
-                <w:rFonts w:ascii="Arial " w:hAnsi="Arial "/>
+                <w:rFonts w:ascii="Arial" w:hAnsi="Arial"/>
+                <w:sz w:val="20"/>
+                <w:szCs w:val="20"/>
+              </w:rPr>
+            </w:pPr>
+            <w:r>
+              <w:rPr>
+                <w:rFonts w:ascii="Arial" w:hAnsi="Arial"/>
                 <w:b/>
                 <w:w w:val="105"/>
                 <w:sz w:val="20"/>
@@ -1530,7 +1522,7 @@
             </w:r>
             <w:r>
               <w:rPr>
-                <w:rFonts w:ascii="Arial " w:hAnsi="Arial "/>
+                <w:rFonts w:ascii="Arial" w:hAnsi="Arial"/>
                 <w:b/>
                 <w:spacing w:val="-9"/>
                 <w:w w:val="105"/>
@@ -1541,7 +1533,7 @@
             </w:r>
             <w:r>
               <w:rPr>
-                <w:rFonts w:ascii="Arial " w:hAnsi="Arial "/>
+                <w:rFonts w:ascii="Arial" w:hAnsi="Arial"/>
                 <w:b/>
                 <w:w w:val="105"/>
                 <w:sz w:val="20"/>
@@ -1551,7 +1543,7 @@
             </w:r>
             <w:r>
               <w:rPr>
-                <w:rFonts w:ascii="Arial " w:hAnsi="Arial "/>
+                <w:rFonts w:ascii="Arial" w:hAnsi="Arial"/>
                 <w:b/>
                 <w:spacing w:val="-7"/>
                 <w:w w:val="105"/>
@@ -1562,7 +1554,7 @@
             </w:r>
             <w:r>
               <w:rPr>
-                <w:rFonts w:ascii="Arial " w:hAnsi="Arial "/>
+                <w:rFonts w:ascii="Arial" w:hAnsi="Arial"/>
                 <w:b/>
                 <w:spacing w:val="-2"/>
                 <w:w w:val="105"/>
@@ -1579,14 +1571,14 @@
               <w:ind w:left="77" w:right="33"/>
               <w:jc w:val="center"/>
               <w:rPr>
-                <w:rFonts w:ascii="Arial " w:hAnsi="Arial "/>
-                <w:sz w:val="20"/>
-                <w:szCs w:val="20"/>
-              </w:rPr>
-            </w:pPr>
-            <w:r>
-              <w:rPr>
-                <w:rFonts w:ascii="Arial " w:hAnsi="Arial "/>
+                <w:rFonts w:ascii="Arial" w:hAnsi="Arial"/>
+                <w:sz w:val="20"/>
+                <w:szCs w:val="20"/>
+              </w:rPr>
+            </w:pPr>
+            <w:r>
+              <w:rPr>
+                <w:rFonts w:ascii="Arial" w:hAnsi="Arial"/>
                 <w:spacing w:val="-2"/>
                 <w:sz w:val="20"/>
                 <w:szCs w:val="20"/>
@@ -1612,14 +1604,14 @@
               <w:spacing w:before="39" w:after="0"/>
               <w:ind w:left="235" w:right="0"/>
               <w:rPr>
-                <w:rFonts w:ascii="Arial " w:hAnsi="Arial "/>
-                <w:sz w:val="20"/>
-                <w:szCs w:val="20"/>
-              </w:rPr>
-            </w:pPr>
-            <w:r>
-              <w:rPr>
-                <w:rFonts w:ascii="Arial " w:hAnsi="Arial "/>
+                <w:rFonts w:ascii="Arial" w:hAnsi="Arial"/>
+                <w:sz w:val="20"/>
+                <w:szCs w:val="20"/>
+              </w:rPr>
+            </w:pPr>
+            <w:r>
+              <w:rPr>
+                <w:rFonts w:ascii="Arial" w:hAnsi="Arial"/>
                 <w:b/>
                 <w:w w:val="105"/>
                 <w:sz w:val="20"/>
@@ -1629,7 +1621,7 @@
             </w:r>
             <w:r>
               <w:rPr>
-                <w:rFonts w:ascii="Arial " w:hAnsi="Arial "/>
+                <w:rFonts w:ascii="Arial" w:hAnsi="Arial"/>
                 <w:b/>
                 <w:spacing w:val="-13"/>
                 <w:w w:val="105"/>
@@ -1640,7 +1632,7 @@
             </w:r>
             <w:r>
               <w:rPr>
-                <w:rFonts w:ascii="Arial " w:hAnsi="Arial "/>
+                <w:rFonts w:ascii="Arial" w:hAnsi="Arial"/>
                 <w:b/>
                 <w:spacing w:val="-2"/>
                 <w:w w:val="105"/>
@@ -1657,14 +1649,14 @@
               <w:ind w:left="273" w:right="0"/>
               <w:jc w:val="center"/>
               <w:rPr>
-                <w:rFonts w:ascii="Arial " w:hAnsi="Arial "/>
-                <w:sz w:val="20"/>
-                <w:szCs w:val="20"/>
-              </w:rPr>
-            </w:pPr>
-            <w:r>
-              <w:rPr>
-                <w:rFonts w:ascii="Arial " w:hAnsi="Arial "/>
+                <w:rFonts w:ascii="Arial" w:hAnsi="Arial"/>
+                <w:sz w:val="20"/>
+                <w:szCs w:val="20"/>
+              </w:rPr>
+            </w:pPr>
+            <w:r>
+              <w:rPr>
+                <w:rFonts w:ascii="Arial" w:hAnsi="Arial"/>
                 <w:spacing w:val="-2"/>
                 <w:sz w:val="20"/>
                 <w:szCs w:val="20"/>
@@ -1676,7 +1668,7 @@
         <w:tc>
           <w:tcPr>
             <w:tcW w:w="4357" w:type="dxa"/>
-            <w:gridSpan w:val="7"/>
+            <w:gridSpan w:val="6"/>
             <w:vMerge w:val="continue"/>
             <w:tcBorders>
               <w:left w:val="single" w:sz="4" w:space="0" w:color="000000"/>
@@ -1688,14 +1680,12 @@
             <w:pPr>
               <w:pStyle w:val="Normal"/>
               <w:rPr>
-                <w:rFonts w:ascii="Arial " w:hAnsi="Arial "/>
-                <w:sz w:val="20"/>
-                <w:szCs w:val="20"/>
-              </w:rPr>
-            </w:pPr>
-            <w:r>
-              <w:rPr>
-                <w:rFonts w:ascii="Arial " w:hAnsi="Arial "/>
+                <w:sz w:val="20"/>
+                <w:szCs w:val="20"/>
+              </w:rPr>
+            </w:pPr>
+            <w:r>
+              <w:rPr>
                 <w:sz w:val="20"/>
                 <w:szCs w:val="20"/>
               </w:rPr>
@@ -1709,7 +1699,7 @@
         </w:trPr>
         <w:tc>
           <w:tcPr>
-            <w:tcW w:w="508" w:type="dxa"/>
+            <w:tcW w:w="725" w:type="dxa"/>
             <w:tcBorders>
               <w:top w:val="single" w:sz="4" w:space="0" w:color="000000"/>
               <w:left w:val="single" w:sz="4" w:space="0" w:color="000000"/>
@@ -1723,14 +1713,14 @@
               <w:spacing w:lineRule="auto" w:line="247" w:before="41" w:after="0"/>
               <w:ind w:firstLine="12" w:left="131" w:right="73"/>
               <w:rPr>
-                <w:rFonts w:ascii="Arial " w:hAnsi="Arial "/>
-                <w:sz w:val="20"/>
-                <w:szCs w:val="20"/>
-              </w:rPr>
-            </w:pPr>
-            <w:r>
-              <w:rPr>
-                <w:rFonts w:ascii="Arial " w:hAnsi="Arial "/>
+                <w:rFonts w:ascii="Arial" w:hAnsi="Arial"/>
+                <w:sz w:val="20"/>
+                <w:szCs w:val="20"/>
+              </w:rPr>
+            </w:pPr>
+            <w:r>
+              <w:rPr>
+                <w:rFonts w:ascii="Arial" w:hAnsi="Arial"/>
                 <w:b/>
                 <w:spacing w:val="-6"/>
                 <w:w w:val="105"/>
@@ -1741,7 +1731,7 @@
             </w:r>
             <w:r>
               <w:rPr>
-                <w:rFonts w:ascii="Arial " w:hAnsi="Arial "/>
+                <w:rFonts w:ascii="Arial" w:hAnsi="Arial"/>
                 <w:b/>
                 <w:spacing w:val="-5"/>
                 <w:w w:val="105"/>
@@ -1754,7 +1744,7 @@
         </w:tc>
         <w:tc>
           <w:tcPr>
-            <w:tcW w:w="1052" w:type="dxa"/>
+            <w:tcW w:w="1250" w:type="dxa"/>
             <w:tcBorders>
               <w:top w:val="single" w:sz="4" w:space="0" w:color="000000"/>
               <w:left w:val="single" w:sz="4" w:space="0" w:color="000000"/>
@@ -1768,14 +1758,14 @@
               <w:spacing w:lineRule="auto" w:line="247" w:before="41" w:after="0"/>
               <w:ind w:firstLine="74" w:left="185" w:right="0"/>
               <w:rPr>
-                <w:rFonts w:ascii="Arial " w:hAnsi="Arial "/>
-                <w:sz w:val="20"/>
-                <w:szCs w:val="20"/>
-              </w:rPr>
-            </w:pPr>
-            <w:r>
-              <w:rPr>
-                <w:rFonts w:ascii="Arial " w:hAnsi="Arial "/>
+                <w:rFonts w:ascii="Arial" w:hAnsi="Arial"/>
+                <w:sz w:val="20"/>
+                <w:szCs w:val="20"/>
+              </w:rPr>
+            </w:pPr>
+            <w:r>
+              <w:rPr>
+                <w:rFonts w:ascii="Arial" w:hAnsi="Arial"/>
                 <w:b/>
                 <w:spacing w:val="-4"/>
                 <w:w w:val="105"/>
@@ -1786,7 +1776,7 @@
             </w:r>
             <w:r>
               <w:rPr>
-                <w:rFonts w:ascii="Arial " w:hAnsi="Arial "/>
+                <w:rFonts w:ascii="Arial" w:hAnsi="Arial"/>
                 <w:b/>
                 <w:spacing w:val="-4"/>
                 <w:sz w:val="20"/>
@@ -1798,8 +1788,8 @@
         </w:tc>
         <w:tc>
           <w:tcPr>
-            <w:tcW w:w="5154" w:type="dxa"/>
-            <w:gridSpan w:val="6"/>
+            <w:tcW w:w="4739" w:type="dxa"/>
+            <w:gridSpan w:val="5"/>
             <w:tcBorders>
               <w:top w:val="single" w:sz="4" w:space="0" w:color="000000"/>
               <w:left w:val="single" w:sz="4" w:space="0" w:color="000000"/>
@@ -1813,14 +1803,14 @@
               <w:spacing w:before="21" w:after="0"/>
               <w:ind w:left="1486" w:right="0"/>
               <w:rPr>
-                <w:rFonts w:ascii="Arial " w:hAnsi="Arial "/>
-                <w:sz w:val="20"/>
-                <w:szCs w:val="20"/>
-              </w:rPr>
-            </w:pPr>
-            <w:r>
-              <w:rPr>
-                <w:rFonts w:ascii="Arial " w:hAnsi="Arial "/>
+                <w:rFonts w:ascii="Arial" w:hAnsi="Arial"/>
+                <w:sz w:val="20"/>
+                <w:szCs w:val="20"/>
+              </w:rPr>
+            </w:pPr>
+            <w:r>
+              <w:rPr>
+                <w:rFonts w:ascii="Arial" w:hAnsi="Arial"/>
                 <w:b/>
                 <w:sz w:val="20"/>
                 <w:szCs w:val="20"/>
@@ -1829,7 +1819,7 @@
             </w:r>
             <w:r>
               <w:rPr>
-                <w:rFonts w:ascii="Arial " w:hAnsi="Arial "/>
+                <w:rFonts w:ascii="Arial" w:hAnsi="Arial"/>
                 <w:b/>
                 <w:spacing w:val="23"/>
                 <w:sz w:val="20"/>
@@ -1839,7 +1829,7 @@
             </w:r>
             <w:r>
               <w:rPr>
-                <w:rFonts w:ascii="Arial " w:hAnsi="Arial "/>
+                <w:rFonts w:ascii="Arial" w:hAnsi="Arial"/>
                 <w:b/>
                 <w:sz w:val="20"/>
                 <w:szCs w:val="20"/>
@@ -1848,7 +1838,7 @@
             </w:r>
             <w:r>
               <w:rPr>
-                <w:rFonts w:ascii="Arial " w:hAnsi="Arial "/>
+                <w:rFonts w:ascii="Arial" w:hAnsi="Arial"/>
                 <w:b/>
                 <w:spacing w:val="27"/>
                 <w:sz w:val="20"/>
@@ -1858,7 +1848,7 @@
             </w:r>
             <w:r>
               <w:rPr>
-                <w:rFonts w:ascii="Arial " w:hAnsi="Arial "/>
+                <w:rFonts w:ascii="Arial" w:hAnsi="Arial"/>
                 <w:b/>
                 <w:spacing w:val="-4"/>
                 <w:sz w:val="20"/>
@@ -1870,7 +1860,7 @@
         </w:tc>
         <w:tc>
           <w:tcPr>
-            <w:tcW w:w="534" w:type="dxa"/>
+            <w:tcW w:w="535" w:type="dxa"/>
             <w:gridSpan w:val="2"/>
             <w:tcBorders>
               <w:top w:val="single" w:sz="4" w:space="0" w:color="000000"/>
@@ -1885,14 +1875,14 @@
               <w:spacing w:before="21" w:after="0"/>
               <w:ind w:left="36" w:right="0"/>
               <w:rPr>
-                <w:rFonts w:ascii="Arial " w:hAnsi="Arial "/>
-                <w:sz w:val="20"/>
-                <w:szCs w:val="20"/>
-              </w:rPr>
-            </w:pPr>
-            <w:r>
-              <w:rPr>
-                <w:rFonts w:ascii="Arial " w:hAnsi="Arial "/>
+                <w:rFonts w:ascii="Arial" w:hAnsi="Arial"/>
+                <w:sz w:val="20"/>
+                <w:szCs w:val="20"/>
+              </w:rPr>
+            </w:pPr>
+            <w:r>
+              <w:rPr>
+                <w:rFonts w:ascii="Arial" w:hAnsi="Arial"/>
                 <w:b/>
                 <w:spacing w:val="-4"/>
                 <w:w w:val="105"/>
@@ -1905,7 +1895,7 @@
         </w:tc>
         <w:tc>
           <w:tcPr>
-            <w:tcW w:w="930" w:type="dxa"/>
+            <w:tcW w:w="929" w:type="dxa"/>
             <w:tcBorders>
               <w:top w:val="single" w:sz="4" w:space="0" w:color="000000"/>
               <w:left w:val="single" w:sz="4" w:space="0" w:color="000000"/>
@@ -1919,14 +1909,14 @@
               <w:spacing w:lineRule="auto" w:line="252" w:before="21" w:after="0"/>
               <w:ind w:firstLine="182" w:left="18" w:right="0"/>
               <w:rPr>
-                <w:rFonts w:ascii="Arial " w:hAnsi="Arial "/>
-                <w:sz w:val="20"/>
-                <w:szCs w:val="20"/>
-              </w:rPr>
-            </w:pPr>
-            <w:r>
-              <w:rPr>
-                <w:rFonts w:ascii="Arial " w:hAnsi="Arial "/>
+                <w:rFonts w:ascii="Arial" w:hAnsi="Arial"/>
+                <w:sz w:val="20"/>
+                <w:szCs w:val="20"/>
+              </w:rPr>
+            </w:pPr>
+            <w:r>
+              <w:rPr>
+                <w:rFonts w:ascii="Arial" w:hAnsi="Arial"/>
                 <w:b/>
                 <w:spacing w:val="-4"/>
                 <w:w w:val="105"/>
@@ -1937,7 +1927,7 @@
             </w:r>
             <w:r>
               <w:rPr>
-                <w:rFonts w:ascii="Arial " w:hAnsi="Arial "/>
+                <w:rFonts w:ascii="Arial" w:hAnsi="Arial"/>
                 <w:b/>
                 <w:spacing w:val="-2"/>
                 <w:w w:val="105"/>
@@ -1948,7 +1938,7 @@
             </w:r>
             <w:r>
               <w:rPr>
-                <w:rFonts w:ascii="Arial " w:hAnsi="Arial "/>
+                <w:rFonts w:ascii="Arial" w:hAnsi="Arial"/>
                 <w:b/>
                 <w:spacing w:val="-12"/>
                 <w:w w:val="105"/>
@@ -1959,7 +1949,7 @@
             </w:r>
             <w:r>
               <w:rPr>
-                <w:rFonts w:ascii="Arial " w:hAnsi="Arial "/>
+                <w:rFonts w:ascii="Arial" w:hAnsi="Arial"/>
                 <w:b/>
                 <w:spacing w:val="-2"/>
                 <w:w w:val="105"/>
@@ -1986,14 +1976,14 @@
               <w:spacing w:lineRule="atLeast" w:line="220" w:before="40" w:after="0"/>
               <w:ind w:hanging="216" w:left="312" w:right="0"/>
               <w:rPr>
-                <w:rFonts w:ascii="Arial " w:hAnsi="Arial "/>
-                <w:sz w:val="20"/>
-                <w:szCs w:val="20"/>
-              </w:rPr>
-            </w:pPr>
-            <w:r>
-              <w:rPr>
-                <w:rFonts w:ascii="Arial " w:hAnsi="Arial "/>
+                <w:rFonts w:ascii="Arial" w:hAnsi="Arial"/>
+                <w:sz w:val="20"/>
+                <w:szCs w:val="20"/>
+              </w:rPr>
+            </w:pPr>
+            <w:r>
+              <w:rPr>
+                <w:rFonts w:ascii="Arial" w:hAnsi="Arial"/>
                 <w:b/>
                 <w:spacing w:val="-2"/>
                 <w:sz w:val="20"/>
@@ -2003,7 +1993,7 @@
             </w:r>
             <w:r>
               <w:rPr>
-                <w:rFonts w:ascii="Arial " w:hAnsi="Arial "/>
+                <w:rFonts w:ascii="Arial" w:hAnsi="Arial"/>
                 <w:b/>
                 <w:spacing w:val="-4"/>
                 <w:w w:val="105"/>
@@ -2021,7 +2011,7 @@
         </w:trPr>
         <w:tc>
           <w:tcPr>
-            <w:tcW w:w="508" w:type="dxa"/>
+            <w:tcW w:w="725" w:type="dxa"/>
             <w:tcBorders>
               <w:top w:val="single" w:sz="4" w:space="0" w:color="000000"/>
               <w:left w:val="single" w:sz="4" w:space="0" w:color="000000"/>
@@ -2035,14 +2025,14 @@
               <w:spacing w:before="37" w:after="0"/>
               <w:ind w:left="146" w:right="0"/>
               <w:rPr>
-                <w:rFonts w:ascii="Arial " w:hAnsi="Arial "/>
-                <w:sz w:val="20"/>
-                <w:szCs w:val="20"/>
-              </w:rPr>
-            </w:pPr>
-            <w:r>
-              <w:rPr>
-                <w:rFonts w:ascii="Arial " w:hAnsi="Arial "/>
+                <w:rFonts w:ascii="Arial" w:hAnsi="Arial"/>
+                <w:sz w:val="20"/>
+                <w:szCs w:val="20"/>
+              </w:rPr>
+            </w:pPr>
+            <w:r>
+              <w:rPr>
+                <w:rFonts w:ascii="Arial" w:hAnsi="Arial"/>
                 <w:spacing w:val="-5"/>
                 <w:w w:val="105"/>
                 <w:sz w:val="20"/>
@@ -2054,7 +2044,7 @@
         </w:tc>
         <w:tc>
           <w:tcPr>
-            <w:tcW w:w="1052" w:type="dxa"/>
+            <w:tcW w:w="1250" w:type="dxa"/>
             <w:tcBorders>
               <w:top w:val="single" w:sz="4" w:space="0" w:color="000000"/>
               <w:left w:val="single" w:sz="4" w:space="0" w:color="000000"/>
@@ -2068,14 +2058,14 @@
               <w:spacing w:before="37" w:after="0"/>
               <w:ind w:left="15" w:right="0"/>
               <w:rPr>
-                <w:rFonts w:ascii="Arial " w:hAnsi="Arial "/>
-                <w:sz w:val="20"/>
-                <w:szCs w:val="20"/>
-              </w:rPr>
-            </w:pPr>
-            <w:r>
-              <w:rPr>
-                <w:rFonts w:ascii="Arial " w:hAnsi="Arial "/>
+                <w:rFonts w:ascii="Arial" w:hAnsi="Arial"/>
+                <w:sz w:val="20"/>
+                <w:szCs w:val="20"/>
+              </w:rPr>
+            </w:pPr>
+            <w:r>
+              <w:rPr>
+                <w:rFonts w:ascii="Arial" w:hAnsi="Arial"/>
                 <w:spacing w:val="-2"/>
                 <w:w w:val="105"/>
                 <w:sz w:val="20"/>
@@ -2087,8 +2077,8 @@
         </w:tc>
         <w:tc>
           <w:tcPr>
-            <w:tcW w:w="5154" w:type="dxa"/>
-            <w:gridSpan w:val="6"/>
+            <w:tcW w:w="4739" w:type="dxa"/>
+            <w:gridSpan w:val="5"/>
             <w:tcBorders>
               <w:top w:val="single" w:sz="4" w:space="0" w:color="000000"/>
               <w:left w:val="single" w:sz="4" w:space="0" w:color="000000"/>
@@ -2102,14 +2092,14 @@
               <w:spacing w:lineRule="auto" w:line="271" w:before="37" w:after="0"/>
               <w:ind w:left="13" w:right="1457"/>
               <w:rPr>
-                <w:rFonts w:ascii="Arial " w:hAnsi="Arial "/>
-                <w:sz w:val="20"/>
-                <w:szCs w:val="20"/>
-              </w:rPr>
-            </w:pPr>
-            <w:r>
-              <w:rPr>
-                <w:rFonts w:ascii="Arial " w:hAnsi="Arial "/>
+                <w:rFonts w:ascii="Arial" w:hAnsi="Arial"/>
+                <w:sz w:val="20"/>
+                <w:szCs w:val="20"/>
+              </w:rPr>
+            </w:pPr>
+            <w:r>
+              <w:rPr>
+                <w:rFonts w:ascii="Arial" w:hAnsi="Arial"/>
                 <w:w w:val="105"/>
                 <w:sz w:val="20"/>
                 <w:szCs w:val="20"/>
@@ -2128,14 +2118,14 @@
               <w:ind w:hanging="336" w:left="394" w:right="0"/>
               <w:jc w:val="left"/>
               <w:rPr>
-                <w:rFonts w:ascii="Arial " w:hAnsi="Arial "/>
-                <w:sz w:val="20"/>
-                <w:szCs w:val="20"/>
-              </w:rPr>
-            </w:pPr>
-            <w:r>
-              <w:rPr>
-                <w:rFonts w:ascii="Arial " w:hAnsi="Arial "/>
+                <w:rFonts w:ascii="Arial" w:hAnsi="Arial"/>
+                <w:sz w:val="20"/>
+                <w:szCs w:val="20"/>
+              </w:rPr>
+            </w:pPr>
+            <w:r>
+              <w:rPr>
+                <w:rFonts w:ascii="Arial" w:hAnsi="Arial"/>
                 <w:sz w:val="20"/>
                 <w:szCs w:val="20"/>
               </w:rPr>
@@ -2152,14 +2142,14 @@
               <w:ind w:hanging="336" w:left="394" w:right="0"/>
               <w:jc w:val="left"/>
               <w:rPr>
-                <w:rFonts w:ascii="Arial " w:hAnsi="Arial "/>
-                <w:sz w:val="20"/>
-                <w:szCs w:val="20"/>
-              </w:rPr>
-            </w:pPr>
-            <w:r>
-              <w:rPr>
-                <w:rFonts w:ascii="Arial " w:hAnsi="Arial "/>
+                <w:rFonts w:ascii="Arial" w:hAnsi="Arial"/>
+                <w:sz w:val="20"/>
+                <w:szCs w:val="20"/>
+              </w:rPr>
+            </w:pPr>
+            <w:r>
+              <w:rPr>
+                <w:rFonts w:ascii="Arial" w:hAnsi="Arial"/>
                 <w:sz w:val="20"/>
                 <w:szCs w:val="20"/>
               </w:rPr>
@@ -2176,14 +2166,14 @@
               <w:ind w:hanging="336" w:left="394" w:right="0"/>
               <w:jc w:val="left"/>
               <w:rPr>
-                <w:rFonts w:ascii="Arial " w:hAnsi="Arial "/>
-                <w:sz w:val="20"/>
-                <w:szCs w:val="20"/>
-              </w:rPr>
-            </w:pPr>
-            <w:r>
-              <w:rPr>
-                <w:rFonts w:ascii="Arial " w:hAnsi="Arial "/>
+                <w:rFonts w:ascii="Arial" w:hAnsi="Arial"/>
+                <w:sz w:val="20"/>
+                <w:szCs w:val="20"/>
+              </w:rPr>
+            </w:pPr>
+            <w:r>
+              <w:rPr>
+                <w:rFonts w:ascii="Arial" w:hAnsi="Arial"/>
                 <w:sz w:val="20"/>
                 <w:szCs w:val="20"/>
               </w:rPr>
@@ -2200,14 +2190,14 @@
               <w:ind w:hanging="336" w:left="394" w:right="0"/>
               <w:jc w:val="left"/>
               <w:rPr>
-                <w:rFonts w:ascii="Arial " w:hAnsi="Arial "/>
-                <w:sz w:val="20"/>
-                <w:szCs w:val="20"/>
-              </w:rPr>
-            </w:pPr>
-            <w:r>
-              <w:rPr>
-                <w:rFonts w:ascii="Arial " w:hAnsi="Arial "/>
+                <w:rFonts w:ascii="Arial" w:hAnsi="Arial"/>
+                <w:sz w:val="20"/>
+                <w:szCs w:val="20"/>
+              </w:rPr>
+            </w:pPr>
+            <w:r>
+              <w:rPr>
+                <w:rFonts w:ascii="Arial" w:hAnsi="Arial"/>
                 <w:sz w:val="20"/>
                 <w:szCs w:val="20"/>
               </w:rPr>
@@ -2216,7 +2206,7 @@
         </w:tc>
         <w:tc>
           <w:tcPr>
-            <w:tcW w:w="534" w:type="dxa"/>
+            <w:tcW w:w="535" w:type="dxa"/>
             <w:gridSpan w:val="2"/>
             <w:tcBorders>
               <w:top w:val="single" w:sz="4" w:space="0" w:color="000000"/>
@@ -2232,14 +2222,14 @@
               <w:ind w:left="0" w:right="0"/>
               <w:jc w:val="center"/>
               <w:rPr>
-                <w:rFonts w:ascii="Arial " w:hAnsi="Arial "/>
-                <w:sz w:val="20"/>
-                <w:szCs w:val="20"/>
-              </w:rPr>
-            </w:pPr>
-            <w:r>
-              <w:rPr>
-                <w:rFonts w:ascii="Arial " w:hAnsi="Arial "/>
+                <w:rFonts w:ascii="Arial" w:hAnsi="Arial"/>
+                <w:sz w:val="20"/>
+                <w:szCs w:val="20"/>
+              </w:rPr>
+            </w:pPr>
+            <w:r>
+              <w:rPr>
+                <w:rFonts w:ascii="Arial" w:hAnsi="Arial"/>
                 <w:spacing w:val="-10"/>
                 <w:w w:val="105"/>
                 <w:sz w:val="20"/>
@@ -2251,7 +2241,7 @@
         </w:tc>
         <w:tc>
           <w:tcPr>
-            <w:tcW w:w="930" w:type="dxa"/>
+            <w:tcW w:w="929" w:type="dxa"/>
             <w:tcBorders>
               <w:top w:val="single" w:sz="4" w:space="0" w:color="000000"/>
               <w:left w:val="single" w:sz="4" w:space="0" w:color="000000"/>
@@ -2265,14 +2255,14 @@
               <w:spacing w:before="37" w:after="0"/>
               <w:ind w:left="88" w:right="0"/>
               <w:rPr>
-                <w:rFonts w:ascii="Arial " w:hAnsi="Arial "/>
-                <w:sz w:val="20"/>
-                <w:szCs w:val="20"/>
-              </w:rPr>
-            </w:pPr>
-            <w:r>
-              <w:rPr>
-                <w:rFonts w:ascii="Arial " w:hAnsi="Arial "/>
+                <w:rFonts w:ascii="Arial" w:hAnsi="Arial"/>
+                <w:sz w:val="20"/>
+                <w:szCs w:val="20"/>
+              </w:rPr>
+            </w:pPr>
+            <w:r>
+              <w:rPr>
+                <w:rFonts w:ascii="Arial" w:hAnsi="Arial"/>
                 <w:spacing w:val="-2"/>
                 <w:w w:val="105"/>
                 <w:sz w:val="20"/>
@@ -2299,14 +2289,14 @@
               <w:ind w:left="126" w:right="2"/>
               <w:jc w:val="center"/>
               <w:rPr>
-                <w:rFonts w:ascii="Arial " w:hAnsi="Arial "/>
-                <w:sz w:val="20"/>
-                <w:szCs w:val="20"/>
-              </w:rPr>
-            </w:pPr>
-            <w:r>
-              <w:rPr>
-                <w:rFonts w:ascii="Arial " w:hAnsi="Arial "/>
+                <w:rFonts w:ascii="Arial" w:hAnsi="Arial"/>
+                <w:sz w:val="20"/>
+                <w:szCs w:val="20"/>
+              </w:rPr>
+            </w:pPr>
+            <w:r>
+              <w:rPr>
+                <w:rFonts w:ascii="Arial" w:hAnsi="Arial"/>
                 <w:spacing w:val="-2"/>
                 <w:w w:val="105"/>
                 <w:sz w:val="20"/>
@@ -2324,7 +2314,7 @@
         <w:tc>
           <w:tcPr>
             <w:tcW w:w="8178" w:type="dxa"/>
-            <w:gridSpan w:val="11"/>
+            <w:gridSpan w:val="10"/>
             <w:tcBorders>
               <w:top w:val="single" w:sz="4" w:space="0" w:color="000000"/>
               <w:left w:val="single" w:sz="4" w:space="0" w:color="000000"/>
@@ -2339,14 +2329,14 @@
               <w:ind w:left="0" w:right="157"/>
               <w:jc w:val="right"/>
               <w:rPr>
-                <w:rFonts w:ascii="Arial " w:hAnsi="Arial "/>
-                <w:sz w:val="20"/>
-                <w:szCs w:val="20"/>
-              </w:rPr>
-            </w:pPr>
-            <w:r>
-              <w:rPr>
-                <w:rFonts w:ascii="Arial " w:hAnsi="Arial "/>
+                <w:rFonts w:ascii="Arial" w:hAnsi="Arial"/>
+                <w:sz w:val="20"/>
+                <w:szCs w:val="20"/>
+              </w:rPr>
+            </w:pPr>
+            <w:r>
+              <w:rPr>
+                <w:rFonts w:ascii="Arial" w:hAnsi="Arial"/>
                 <w:b/>
                 <w:w w:val="105"/>
                 <w:sz w:val="20"/>
@@ -2356,7 +2346,7 @@
             </w:r>
             <w:r>
               <w:rPr>
-                <w:rFonts w:ascii="Arial " w:hAnsi="Arial "/>
+                <w:rFonts w:ascii="Arial" w:hAnsi="Arial"/>
                 <w:b/>
                 <w:spacing w:val="-10"/>
                 <w:w w:val="105"/>
@@ -2367,7 +2357,7 @@
             </w:r>
             <w:r>
               <w:rPr>
-                <w:rFonts w:ascii="Arial " w:hAnsi="Arial "/>
+                <w:rFonts w:ascii="Arial" w:hAnsi="Arial"/>
                 <w:b/>
                 <w:w w:val="105"/>
                 <w:sz w:val="20"/>
@@ -2377,7 +2367,7 @@
             </w:r>
             <w:r>
               <w:rPr>
-                <w:rFonts w:ascii="Arial " w:hAnsi="Arial "/>
+                <w:rFonts w:ascii="Arial" w:hAnsi="Arial"/>
                 <w:b/>
                 <w:spacing w:val="-7"/>
                 <w:w w:val="105"/>
@@ -2388,7 +2378,7 @@
             </w:r>
             <w:r>
               <w:rPr>
-                <w:rFonts w:ascii="Arial " w:hAnsi="Arial "/>
+                <w:rFonts w:ascii="Arial" w:hAnsi="Arial"/>
                 <w:b/>
                 <w:w w:val="105"/>
                 <w:sz w:val="20"/>
@@ -2398,7 +2388,7 @@
             </w:r>
             <w:r>
               <w:rPr>
-                <w:rFonts w:ascii="Arial " w:hAnsi="Arial "/>
+                <w:rFonts w:ascii="Arial" w:hAnsi="Arial"/>
                 <w:b/>
                 <w:spacing w:val="-9"/>
                 <w:w w:val="105"/>
@@ -2409,17 +2399,17 @@
             </w:r>
             <w:r>
               <w:rPr>
-                <w:rFonts w:ascii="Arial " w:hAnsi="Arial "/>
-                <w:b/>
-                <w:w w:val="105"/>
-                <w:sz w:val="20"/>
-                <w:szCs w:val="20"/>
-              </w:rPr>
-              <w:t>CIF</w:t>
-            </w:r>
-            <w:r>
-              <w:rPr>
-                <w:rFonts w:ascii="Arial " w:hAnsi="Arial "/>
+                <w:rFonts w:ascii="Arial" w:hAnsi="Arial"/>
+                <w:b/>
+                <w:w w:val="105"/>
+                <w:sz w:val="20"/>
+                <w:szCs w:val="20"/>
+              </w:rPr>
+              <w:t>{% if has_freight_or_insurance %}CIF{% else %}FOB{% endif %}</w:t>
+            </w:r>
+            <w:r>
+              <w:rPr>
+                <w:rFonts w:ascii="Arial" w:hAnsi="Arial"/>
                 <w:b/>
                 <w:spacing w:val="-7"/>
                 <w:w w:val="105"/>
@@ -2430,7 +2420,7 @@
             </w:r>
             <w:r>
               <w:rPr>
-                <w:rFonts w:ascii="Arial " w:hAnsi="Arial "/>
+                <w:rFonts w:ascii="Arial" w:hAnsi="Arial"/>
                 <w:b/>
                 <w:spacing w:val="-2"/>
                 <w:w w:val="105"/>
@@ -2458,14 +2448,14 @@
               <w:ind w:left="126" w:right="0"/>
               <w:jc w:val="center"/>
               <w:rPr>
-                <w:rFonts w:ascii="Arial " w:hAnsi="Arial "/>
-                <w:sz w:val="20"/>
-                <w:szCs w:val="20"/>
-              </w:rPr>
-            </w:pPr>
-            <w:r>
-              <w:rPr>
-                <w:rFonts w:ascii="Arial " w:hAnsi="Arial "/>
+                <w:rFonts w:ascii="Arial" w:hAnsi="Arial"/>
+                <w:sz w:val="20"/>
+                <w:szCs w:val="20"/>
+              </w:rPr>
+            </w:pPr>
+            <w:r>
+              <w:rPr>
+                <w:rFonts w:ascii="Arial" w:hAnsi="Arial"/>
                 <w:b/>
                 <w:spacing w:val="-2"/>
                 <w:w w:val="105"/>
@@ -2484,7 +2474,7 @@
         <w:tc>
           <w:tcPr>
             <w:tcW w:w="9307" w:type="dxa"/>
-            <w:gridSpan w:val="12"/>
+            <w:gridSpan w:val="11"/>
             <w:tcBorders>
               <w:top w:val="single" w:sz="4" w:space="0" w:color="000000"/>
               <w:left w:val="single" w:sz="4" w:space="0" w:color="000000"/>
@@ -2499,14 +2489,14 @@
               <w:ind w:left="1" w:right="0"/>
               <w:jc w:val="center"/>
               <w:rPr>
-                <w:rFonts w:ascii="Arial " w:hAnsi="Arial "/>
-                <w:sz w:val="20"/>
-                <w:szCs w:val="20"/>
-              </w:rPr>
-            </w:pPr>
-            <w:r>
-              <w:rPr>
-                <w:rFonts w:ascii="Arial " w:hAnsi="Arial "/>
+                <w:rFonts w:ascii="Arial" w:hAnsi="Arial"/>
+                <w:sz w:val="20"/>
+                <w:szCs w:val="20"/>
+              </w:rPr>
+            </w:pPr>
+            <w:r>
+              <w:rPr>
+                <w:rFonts w:ascii="Arial" w:hAnsi="Arial"/>
                 <w:b/>
                 <w:w w:val="105"/>
                 <w:sz w:val="20"/>
@@ -2516,7 +2506,7 @@
             </w:r>
             <w:r>
               <w:rPr>
-                <w:rFonts w:ascii="Arial " w:hAnsi="Arial "/>
+                <w:rFonts w:ascii="Arial" w:hAnsi="Arial"/>
                 <w:b/>
                 <w:spacing w:val="-12"/>
                 <w:w w:val="105"/>
@@ -2527,7 +2517,7 @@
             </w:r>
             <w:r>
               <w:rPr>
-                <w:rFonts w:ascii="Arial " w:hAnsi="Arial "/>
+                <w:rFonts w:ascii="Arial" w:hAnsi="Arial"/>
                 <w:b/>
                 <w:w w:val="105"/>
                 <w:sz w:val="20"/>
@@ -2537,7 +2527,7 @@
             </w:r>
             <w:r>
               <w:rPr>
-                <w:rFonts w:ascii="Arial " w:hAnsi="Arial "/>
+                <w:rFonts w:ascii="Arial" w:hAnsi="Arial"/>
                 <w:b/>
                 <w:spacing w:val="-11"/>
                 <w:w w:val="105"/>
@@ -2548,7 +2538,7 @@
             </w:r>
             <w:r>
               <w:rPr>
-                <w:rFonts w:ascii="Arial " w:hAnsi="Arial "/>
+                <w:rFonts w:ascii="Arial" w:hAnsi="Arial"/>
                 <w:b/>
                 <w:w w:val="105"/>
                 <w:sz w:val="20"/>
@@ -2558,7 +2548,7 @@
             </w:r>
             <w:r>
               <w:rPr>
-                <w:rFonts w:ascii="Arial " w:hAnsi="Arial "/>
+                <w:rFonts w:ascii="Arial" w:hAnsi="Arial"/>
                 <w:b/>
                 <w:spacing w:val="-11"/>
                 <w:w w:val="105"/>
@@ -2569,7 +2559,7 @@
             </w:r>
             <w:r>
               <w:rPr>
-                <w:rFonts w:ascii="Arial " w:hAnsi="Arial "/>
+                <w:rFonts w:ascii="Arial" w:hAnsi="Arial"/>
                 <w:b/>
                 <w:spacing w:val="-9"/>
                 <w:w w:val="105"/>
@@ -2580,7 +2570,7 @@
             </w:r>
             <w:r>
               <w:rPr>
-                <w:rFonts w:ascii="Arial " w:hAnsi="Arial "/>
+                <w:rFonts w:ascii="Arial" w:hAnsi="Arial"/>
                 <w:b/>
                 <w:w w:val="105"/>
                 <w:sz w:val="20"/>
@@ -2597,7 +2587,7 @@
         </w:trPr>
         <w:tc>
           <w:tcPr>
-            <w:tcW w:w="5839" w:type="dxa"/>
+            <w:tcW w:w="6025" w:type="dxa"/>
             <w:gridSpan w:val="6"/>
             <w:tcBorders>
               <w:top w:val="single" w:sz="4" w:space="0" w:color="000000"/>
@@ -2612,14 +2602,14 @@
               <w:spacing w:before="20" w:after="0"/>
               <w:ind w:left="81" w:right="0"/>
               <w:rPr>
-                <w:rFonts w:ascii="Arial " w:hAnsi="Arial "/>
-                <w:sz w:val="20"/>
-                <w:szCs w:val="20"/>
-              </w:rPr>
-            </w:pPr>
-            <w:r>
-              <w:rPr>
-                <w:rFonts w:ascii="Arial " w:hAnsi="Arial "/>
+                <w:rFonts w:ascii="Arial" w:hAnsi="Arial"/>
+                <w:sz w:val="20"/>
+                <w:szCs w:val="20"/>
+              </w:rPr>
+            </w:pPr>
+            <w:r>
+              <w:rPr>
+                <w:rFonts w:ascii="Arial" w:hAnsi="Arial"/>
                 <w:b/>
                 <w:w w:val="105"/>
                 <w:sz w:val="20"/>
@@ -2630,7 +2620,7 @@
             </w:r>
             <w:r>
               <w:rPr>
-                <w:rFonts w:ascii="Arial " w:hAnsi="Arial "/>
+                <w:rFonts w:ascii="Arial" w:hAnsi="Arial"/>
                 <w:b/>
                 <w:spacing w:val="-11"/>
                 <w:w w:val="105"/>
@@ -2642,7 +2632,7 @@
             </w:r>
             <w:r>
               <w:rPr>
-                <w:rFonts w:ascii="Arial " w:hAnsi="Arial "/>
+                <w:rFonts w:ascii="Arial" w:hAnsi="Arial"/>
                 <w:b/>
                 <w:spacing w:val="-2"/>
                 <w:w w:val="105"/>
@@ -2654,7 +2644,7 @@
             </w:r>
             <w:r>
               <w:rPr>
-                <w:rFonts w:ascii="Arial " w:hAnsi="Arial "/>
+                <w:rFonts w:ascii="Arial" w:hAnsi="Arial"/>
                 <w:spacing w:val="-2"/>
                 <w:w w:val="105"/>
                 <w:sz w:val="20"/>
@@ -2669,14 +2659,14 @@
               <w:spacing w:lineRule="auto" w:line="247" w:before="9" w:after="0"/>
               <w:ind w:left="103" w:right="3433"/>
               <w:rPr>
-                <w:rFonts w:ascii="Arial " w:hAnsi="Arial "/>
-                <w:sz w:val="20"/>
-                <w:szCs w:val="20"/>
-              </w:rPr>
-            </w:pPr>
-            <w:r>
-              <w:rPr>
-                <w:rFonts w:ascii="Arial " w:hAnsi="Arial "/>
+                <w:rFonts w:ascii="Arial" w:hAnsi="Arial"/>
+                <w:sz w:val="20"/>
+                <w:szCs w:val="20"/>
+              </w:rPr>
+            </w:pPr>
+            <w:r>
+              <w:rPr>
+                <w:rFonts w:ascii="Arial" w:hAnsi="Arial"/>
                 <w:w w:val="105"/>
                 <w:sz w:val="20"/>
                 <w:szCs w:val="20"/>
@@ -2685,7 +2675,7 @@
             </w:r>
             <w:r>
               <w:rPr>
-                <w:rFonts w:ascii="Arial " w:hAnsi="Arial "/>
+                <w:rFonts w:ascii="Arial" w:hAnsi="Arial"/>
                 <w:spacing w:val="-14"/>
                 <w:w w:val="105"/>
                 <w:sz w:val="20"/>
@@ -2695,7 +2685,7 @@
             </w:r>
             <w:r>
               <w:rPr>
-                <w:rFonts w:ascii="Arial " w:hAnsi="Arial "/>
+                <w:rFonts w:ascii="Arial" w:hAnsi="Arial"/>
                 <w:w w:val="105"/>
                 <w:sz w:val="20"/>
                 <w:szCs w:val="20"/>
@@ -2704,7 +2694,7 @@
             </w:r>
             <w:r>
               <w:rPr>
-                <w:rFonts w:ascii="Arial " w:hAnsi="Arial "/>
+                <w:rFonts w:ascii="Arial" w:hAnsi="Arial"/>
                 <w:spacing w:val="-13"/>
                 <w:w w:val="105"/>
                 <w:sz w:val="20"/>
@@ -2714,7 +2704,7 @@
             </w:r>
             <w:r>
               <w:rPr>
-                <w:rFonts w:ascii="Arial " w:hAnsi="Arial "/>
+                <w:rFonts w:ascii="Arial" w:hAnsi="Arial"/>
                 <w:w w:val="105"/>
                 <w:sz w:val="20"/>
                 <w:szCs w:val="20"/>
@@ -2728,14 +2718,14 @@
               <w:spacing w:before="2" w:after="0"/>
               <w:ind w:left="103" w:right="0"/>
               <w:rPr>
-                <w:rFonts w:ascii="Arial " w:hAnsi="Arial "/>
-                <w:sz w:val="20"/>
-                <w:szCs w:val="20"/>
-              </w:rPr>
-            </w:pPr>
-            <w:r>
-              <w:rPr>
-                <w:rFonts w:ascii="Arial " w:hAnsi="Arial "/>
+                <w:rFonts w:ascii="Arial" w:hAnsi="Arial"/>
+                <w:sz w:val="20"/>
+                <w:szCs w:val="20"/>
+              </w:rPr>
+            </w:pPr>
+            <w:r>
+              <w:rPr>
+                <w:rFonts w:ascii="Arial" w:hAnsi="Arial"/>
                 <w:w w:val="105"/>
                 <w:sz w:val="20"/>
                 <w:szCs w:val="20"/>
@@ -2744,7 +2734,7 @@
             </w:r>
             <w:r>
               <w:rPr>
-                <w:rFonts w:ascii="Arial " w:hAnsi="Arial "/>
+                <w:rFonts w:ascii="Arial" w:hAnsi="Arial"/>
                 <w:spacing w:val="-8"/>
                 <w:w w:val="105"/>
                 <w:sz w:val="20"/>
@@ -2754,7 +2744,7 @@
             </w:r>
             <w:r>
               <w:rPr>
-                <w:rFonts w:ascii="Arial " w:hAnsi="Arial "/>
+                <w:rFonts w:ascii="Arial" w:hAnsi="Arial"/>
                 <w:w w:val="105"/>
                 <w:sz w:val="20"/>
                 <w:szCs w:val="20"/>
@@ -2765,8 +2755,8 @@
         </w:tc>
         <w:tc>
           <w:tcPr>
-            <w:tcW w:w="3468" w:type="dxa"/>
-            <w:gridSpan w:val="6"/>
+            <w:tcW w:w="3282" w:type="dxa"/>
+            <w:gridSpan w:val="5"/>
             <w:tcBorders>
               <w:top w:val="single" w:sz="4" w:space="0" w:color="000000"/>
               <w:left w:val="single" w:sz="4" w:space="0" w:color="000000"/>
@@ -2780,14 +2770,14 @@
               <w:spacing w:before="27" w:after="6"/>
               <w:ind w:left="56" w:right="0"/>
               <w:rPr>
-                <w:rFonts w:ascii="Arial " w:hAnsi="Arial "/>
-                <w:sz w:val="20"/>
-                <w:szCs w:val="20"/>
-              </w:rPr>
-            </w:pPr>
-            <w:r>
-              <w:rPr>
-                <w:rFonts w:ascii="Arial " w:hAnsi="Arial "/>
+                <w:rFonts w:ascii="Arial" w:hAnsi="Arial"/>
+                <w:sz w:val="20"/>
+                <w:szCs w:val="20"/>
+              </w:rPr>
+            </w:pPr>
+            <w:r>
+              <w:rPr>
+                <w:rFonts w:ascii="Arial" w:hAnsi="Arial"/>
                 <w:b/>
                 <w:w w:val="105"/>
                 <w:sz w:val="20"/>
@@ -2797,7 +2787,7 @@
             </w:r>
             <w:r>
               <w:rPr>
-                <w:rFonts w:ascii="Arial " w:hAnsi="Arial "/>
+                <w:rFonts w:ascii="Arial" w:hAnsi="Arial"/>
                 <w:b/>
                 <w:spacing w:val="-11"/>
                 <w:w w:val="105"/>
@@ -2808,7 +2798,7 @@
             </w:r>
             <w:r>
               <w:rPr>
-                <w:rFonts w:ascii="Arial " w:hAnsi="Arial "/>
+                <w:rFonts w:ascii="Arial" w:hAnsi="Arial"/>
                 <w:b/>
                 <w:w w:val="105"/>
                 <w:sz w:val="20"/>
@@ -2823,14 +2813,14 @@
               <w:spacing w:before="0" w:after="0"/>
               <w:ind w:left="80" w:right="0"/>
               <w:rPr>
-                <w:rFonts w:ascii="Arial " w:hAnsi="Arial "/>
-                <w:sz w:val="20"/>
-                <w:szCs w:val="20"/>
-              </w:rPr>
-            </w:pPr>
-            <w:r>
-              <w:rPr>
-                <w:rFonts w:ascii="Arial " w:hAnsi="Arial "/>
+                <w:rFonts w:ascii="Arial" w:hAnsi="Arial"/>
+                <w:sz w:val="20"/>
+                <w:szCs w:val="20"/>
+              </w:rPr>
+            </w:pPr>
+            <w:r>
+              <w:rPr>
+                <w:rFonts w:ascii="Arial" w:hAnsi="Arial"/>
                 <w:sz w:val="20"/>
                 <w:szCs w:val="20"/>
               </w:rPr>
@@ -2879,14 +2869,14 @@
               <w:spacing w:lineRule="exact" w:line="204" w:before="20" w:after="0"/>
               <w:ind w:left="8" w:right="0"/>
               <w:rPr>
-                <w:rFonts w:ascii="Arial " w:hAnsi="Arial "/>
-                <w:sz w:val="20"/>
-                <w:szCs w:val="20"/>
-              </w:rPr>
-            </w:pPr>
-            <w:r>
-              <w:rPr>
-                <w:rFonts w:ascii="Arial " w:hAnsi="Arial "/>
+                <w:rFonts w:ascii="Arial" w:hAnsi="Arial"/>
+                <w:sz w:val="20"/>
+                <w:szCs w:val="20"/>
+              </w:rPr>
+            </w:pPr>
+            <w:r>
+              <w:rPr>
+                <w:rFonts w:ascii="Arial" w:hAnsi="Arial"/>
                 <w:b/>
                 <w:sz w:val="20"/>
                 <w:szCs w:val="20"/>
@@ -2895,7 +2885,7 @@
             </w:r>
             <w:r>
               <w:rPr>
-                <w:rFonts w:ascii="Arial " w:hAnsi="Arial "/>
+                <w:rFonts w:ascii="Arial" w:hAnsi="Arial"/>
                 <w:b/>
                 <w:spacing w:val="32"/>
                 <w:sz w:val="20"/>
@@ -2905,7 +2895,7 @@
             </w:r>
             <w:r>
               <w:rPr>
-                <w:rFonts w:ascii="Arial " w:hAnsi="Arial "/>
+                <w:rFonts w:ascii="Arial" w:hAnsi="Arial"/>
                 <w:b/>
                 <w:spacing w:val="-2"/>
                 <w:sz w:val="20"/>

--- a/templates/new_commercial_invoice1.docx
+++ b/templates/new_commercial_invoice1.docx
@@ -885,7 +885,7 @@
                 <w:sz w:val="20"/>
                 <w:szCs w:val="20"/>
               </w:rPr>
-              <w:t>{{ pre_carriage_by }}</w:t>
+              <w:t>{{ mode_of_transport }}</w:t>
             </w:r>
           </w:p>
         </w:tc>

--- a/templates/new_commercial_invoice1.docx
+++ b/templates/new_commercial_invoice1.docx
@@ -12,6 +12,10 @@
           <w:sz w:val="20"/>
         </w:rPr>
       </w:pPr>
+      <w:r>
+        <w:rPr/>
+        <w:tab/>
+      </w:r>
       <w:r>
         <w:rPr/>
         <w:drawing>
@@ -56,10 +60,13 @@
     <w:p>
       <w:pPr>
         <w:pStyle w:val="Heading1"/>
-        <w:rPr/>
+        <w:rPr>
+          <w:rFonts w:ascii="Algerian" w:hAnsi="Algerian"/>
+        </w:rPr>
       </w:pPr>
       <w:r>
         <w:rPr>
+          <w:rFonts w:ascii="Algerian" w:hAnsi="Algerian"/>
           <w:spacing w:val="4"/>
           <w:w w:val="75"/>
         </w:rPr>
@@ -67,12 +74,14 @@
       </w:r>
       <w:r>
         <w:rPr>
+          <w:rFonts w:ascii="Algerian" w:hAnsi="Algerian"/>
           <w:spacing w:val="64"/>
         </w:rPr>
         <w:t xml:space="preserve"> </w:t>
       </w:r>
       <w:r>
         <w:rPr>
+          <w:rFonts w:ascii="Algerian" w:hAnsi="Algerian"/>
           <w:spacing w:val="-2"/>
           <w:w w:val="85"/>
         </w:rPr>
@@ -98,17 +107,17 @@
         <w:gridCol w:w="1250"/>
         <w:gridCol w:w="473"/>
         <w:gridCol w:w="702"/>
-        <w:gridCol w:w="1800"/>
-        <w:gridCol w:w="1075"/>
+        <w:gridCol w:w="1713"/>
+        <w:gridCol w:w="1162"/>
         <w:gridCol w:w="689"/>
         <w:gridCol w:w="205"/>
-        <w:gridCol w:w="330"/>
-        <w:gridCol w:w="929"/>
+        <w:gridCol w:w="331"/>
+        <w:gridCol w:w="928"/>
         <w:gridCol w:w="1129"/>
       </w:tblGrid>
       <w:tr>
         <w:trPr>
-          <w:trHeight w:val="1085" w:hRule="atLeast"/>
+          <w:trHeight w:val="1350" w:hRule="atLeast"/>
         </w:trPr>
         <w:tc>
           <w:tcPr>
@@ -277,8 +286,9 @@
           <w:p>
             <w:pPr>
               <w:pStyle w:val="TableParagraph"/>
-              <w:spacing w:before="70" w:after="0"/>
+              <w:spacing w:before="0" w:after="0"/>
               <w:ind w:left="0" w:right="0"/>
+              <w:jc w:val="center"/>
               <w:rPr>
                 <w:rFonts w:ascii="Arial" w:hAnsi="Arial"/>
                 <w:sz w:val="20"/>
@@ -298,11 +308,8 @@
               <w:pStyle w:val="TableParagraph"/>
               <w:spacing w:lineRule="auto" w:line="290" w:before="0" w:after="0"/>
               <w:ind w:hanging="272" w:left="566" w:right="252"/>
-              <w:rPr>
-                <w:rFonts w:ascii="Arial" w:hAnsi="Arial"/>
-                <w:sz w:val="20"/>
-                <w:szCs w:val="20"/>
-              </w:rPr>
+              <w:jc w:val="center"/>
+              <w:rPr/>
             </w:pPr>
             <w:r>
               <w:rPr>
@@ -428,7 +435,7 @@
                 <w:sz w:val="20"/>
                 <w:szCs w:val="20"/>
               </w:rPr>
-              <w:t xml:space="preserve">EXPORTER'S REF. </w:t>
+              <w:t>EXPORTER'S REF.</w:t>
             </w:r>
           </w:p>
           <w:p>
@@ -583,11 +590,7 @@
               <w:spacing w:lineRule="atLeast" w:line="270" w:before="1" w:after="0"/>
               <w:ind w:left="277" w:right="228"/>
               <w:jc w:val="center"/>
-              <w:rPr>
-                <w:rFonts w:ascii="Arial" w:hAnsi="Arial"/>
-                <w:sz w:val="20"/>
-                <w:szCs w:val="20"/>
-              </w:rPr>
+              <w:rPr/>
             </w:pPr>
             <w:r>
               <w:rPr>
@@ -669,11 +672,8 @@
               <w:pStyle w:val="TableParagraph"/>
               <w:spacing w:before="19" w:after="0"/>
               <w:ind w:left="453" w:right="0"/>
-              <w:rPr>
-                <w:rFonts w:ascii="Arial" w:hAnsi="Arial"/>
-                <w:sz w:val="20"/>
-                <w:szCs w:val="20"/>
-              </w:rPr>
+              <w:jc w:val="center"/>
+              <w:rPr/>
             </w:pPr>
             <w:r>
               <w:rPr>
@@ -733,7 +733,7 @@
       </w:tr>
       <w:tr>
         <w:trPr>
-          <w:trHeight w:val="798" w:hRule="atLeast"/>
+          <w:trHeight w:val="983" w:hRule="atLeast"/>
         </w:trPr>
         <w:tc>
           <w:tcPr>
@@ -804,7 +804,17 @@
                 <w:sz w:val="20"/>
                 <w:szCs w:val="20"/>
               </w:rPr>
-              <w:t>{{ buyer.address }}</w:t>
+              <w:t>{{ buyer.address }},</w:t>
+            </w:r>
+            <w:r>
+              <w:rPr>
+                <w:rFonts w:ascii="Arial" w:hAnsi="Arial"/>
+                <w:spacing w:val="-2"/>
+                <w:w w:val="105"/>
+                <w:sz w:val="20"/>
+                <w:szCs w:val="20"/>
+              </w:rPr>
+              <w:t>{{ country_of_destination }}</w:t>
             </w:r>
           </w:p>
         </w:tc>
@@ -830,11 +840,7 @@
               <w:spacing w:before="39" w:after="0"/>
               <w:ind w:left="77" w:right="38"/>
               <w:jc w:val="center"/>
-              <w:rPr>
-                <w:rFonts w:ascii="Arial" w:hAnsi="Arial"/>
-                <w:sz w:val="20"/>
-                <w:szCs w:val="20"/>
-              </w:rPr>
+              <w:rPr/>
             </w:pPr>
             <w:r>
               <w:rPr>
@@ -872,11 +878,7 @@
               <w:spacing w:before="29" w:after="0"/>
               <w:ind w:left="77" w:right="40"/>
               <w:jc w:val="center"/>
-              <w:rPr>
-                <w:rFonts w:ascii="Arial" w:hAnsi="Arial"/>
-                <w:sz w:val="20"/>
-                <w:szCs w:val="20"/>
-              </w:rPr>
+              <w:rPr/>
             </w:pPr>
             <w:r>
               <w:rPr>
@@ -891,7 +893,7 @@
         </w:tc>
         <w:tc>
           <w:tcPr>
-            <w:tcW w:w="2502" w:type="dxa"/>
+            <w:tcW w:w="2415" w:type="dxa"/>
             <w:gridSpan w:val="2"/>
             <w:tcBorders>
               <w:top w:val="single" w:sz="4" w:space="0" w:color="000000"/>
@@ -906,11 +908,7 @@
               <w:spacing w:before="39" w:after="0"/>
               <w:ind w:left="39" w:right="0"/>
               <w:jc w:val="center"/>
-              <w:rPr>
-                <w:rFonts w:ascii="Arial" w:hAnsi="Arial"/>
-                <w:sz w:val="20"/>
-                <w:szCs w:val="20"/>
-              </w:rPr>
+              <w:rPr/>
             </w:pPr>
             <w:r>
               <w:rPr>
@@ -972,26 +970,22 @@
               <w:spacing w:before="29" w:after="0"/>
               <w:ind w:left="39" w:right="0"/>
               <w:jc w:val="center"/>
-              <w:rPr>
-                <w:rFonts w:ascii="Arial" w:hAnsi="Arial"/>
-                <w:sz w:val="20"/>
-                <w:szCs w:val="20"/>
-              </w:rPr>
-            </w:pPr>
-            <w:r>
-              <w:rPr>
-                <w:rFonts w:ascii="Arial" w:hAnsi="Arial"/>
-                <w:w w:val="105"/>
-                <w:sz w:val="20"/>
-                <w:szCs w:val="20"/>
-              </w:rPr>
-              <w:t xml:space="preserve">BY SEA/ROAD </w:t>
+              <w:rPr/>
+            </w:pPr>
+            <w:r>
+              <w:rPr>
+                <w:rFonts w:ascii="Arial" w:hAnsi="Arial"/>
+                <w:w w:val="105"/>
+                <w:sz w:val="20"/>
+                <w:szCs w:val="20"/>
+              </w:rPr>
+              <w:t>BY SEA/ROAD</w:t>
             </w:r>
           </w:p>
         </w:tc>
         <w:tc>
           <w:tcPr>
-            <w:tcW w:w="1969" w:type="dxa"/>
+            <w:tcW w:w="2056" w:type="dxa"/>
             <w:gridSpan w:val="3"/>
             <w:tcBorders>
               <w:top w:val="single" w:sz="4" w:space="0" w:color="000000"/>
@@ -1006,11 +1000,7 @@
               <w:spacing w:before="39" w:after="0"/>
               <w:ind w:left="40" w:right="3"/>
               <w:jc w:val="center"/>
-              <w:rPr>
-                <w:rFonts w:ascii="Arial" w:hAnsi="Arial"/>
-                <w:sz w:val="20"/>
-                <w:szCs w:val="20"/>
-              </w:rPr>
+              <w:rPr/>
             </w:pPr>
             <w:r>
               <w:rPr>
@@ -1067,11 +1057,7 @@
               <w:spacing w:before="29" w:after="0"/>
               <w:ind w:left="40" w:right="0"/>
               <w:jc w:val="center"/>
-              <w:rPr>
-                <w:rFonts w:ascii="Arial" w:hAnsi="Arial"/>
-                <w:sz w:val="20"/>
-                <w:szCs w:val="20"/>
-              </w:rPr>
+              <w:rPr/>
             </w:pPr>
             <w:r>
               <w:rPr>
@@ -1102,11 +1088,7 @@
               <w:spacing w:lineRule="auto" w:line="247" w:before="39" w:after="0"/>
               <w:ind w:left="46" w:right="0"/>
               <w:jc w:val="center"/>
-              <w:rPr>
-                <w:rFonts w:ascii="Arial" w:hAnsi="Arial"/>
-                <w:sz w:val="20"/>
-                <w:szCs w:val="20"/>
-              </w:rPr>
+              <w:rPr/>
             </w:pPr>
             <w:r>
               <w:rPr>
@@ -1178,11 +1160,7 @@
               <w:spacing w:before="21" w:after="0"/>
               <w:ind w:left="46" w:right="3"/>
               <w:jc w:val="center"/>
-              <w:rPr>
-                <w:rFonts w:ascii="Arial" w:hAnsi="Arial"/>
-                <w:sz w:val="20"/>
-                <w:szCs w:val="20"/>
-              </w:rPr>
+              <w:rPr/>
             </w:pPr>
             <w:r>
               <w:rPr>
@@ -1199,7 +1177,7 @@
       </w:tr>
       <w:tr>
         <w:trPr>
-          <w:trHeight w:val="518" w:hRule="atLeast"/>
+          <w:trHeight w:val="683" w:hRule="atLeast"/>
         </w:trPr>
         <w:tc>
           <w:tcPr>
@@ -1217,11 +1195,8 @@
               <w:pStyle w:val="TableParagraph"/>
               <w:spacing w:before="39" w:after="0"/>
               <w:ind w:left="501" w:right="0"/>
-              <w:rPr>
-                <w:rFonts w:ascii="Arial" w:hAnsi="Arial"/>
-                <w:sz w:val="20"/>
-                <w:szCs w:val="20"/>
-              </w:rPr>
+              <w:jc w:val="center"/>
+              <w:rPr/>
             </w:pPr>
             <w:r>
               <w:rPr>
@@ -1256,7 +1231,7 @@
         </w:tc>
         <w:tc>
           <w:tcPr>
-            <w:tcW w:w="2502" w:type="dxa"/>
+            <w:tcW w:w="2415" w:type="dxa"/>
             <w:gridSpan w:val="2"/>
             <w:tcBorders>
               <w:top w:val="single" w:sz="4" w:space="0" w:color="000000"/>
@@ -1271,11 +1246,7 @@
               <w:spacing w:before="39" w:after="0"/>
               <w:ind w:left="38" w:right="0"/>
               <w:jc w:val="center"/>
-              <w:rPr>
-                <w:rFonts w:ascii="Arial" w:hAnsi="Arial"/>
-                <w:sz w:val="20"/>
-                <w:szCs w:val="20"/>
-              </w:rPr>
+              <w:rPr/>
             </w:pPr>
             <w:r>
               <w:rPr>
@@ -1337,11 +1308,7 @@
               <w:spacing w:before="31" w:after="0"/>
               <w:ind w:left="0" w:right="0"/>
               <w:jc w:val="center"/>
-              <w:rPr>
-                <w:rFonts w:ascii="Arial" w:hAnsi="Arial"/>
-                <w:sz w:val="20"/>
-                <w:szCs w:val="20"/>
-              </w:rPr>
+              <w:rPr/>
             </w:pPr>
             <w:r>
               <w:rPr>
@@ -1355,7 +1322,7 @@
         </w:tc>
         <w:tc>
           <w:tcPr>
-            <w:tcW w:w="4357" w:type="dxa"/>
+            <w:tcW w:w="4444" w:type="dxa"/>
             <w:gridSpan w:val="6"/>
             <w:vMerge w:val="restart"/>
             <w:tcBorders>
@@ -1369,14 +1336,20 @@
             <w:pPr>
               <w:pStyle w:val="TableParagraph"/>
               <w:spacing w:lineRule="auto" w:line="252" w:before="39" w:after="0"/>
-              <w:ind w:left="753" w:right="708"/>
-              <w:jc w:val="center"/>
-              <w:rPr>
-                <w:rFonts w:ascii="Arial" w:hAnsi="Arial"/>
-                <w:sz w:val="20"/>
-                <w:szCs w:val="20"/>
-              </w:rPr>
-            </w:pPr>
+              <w:ind w:hanging="0" w:left="0" w:right="708"/>
+              <w:jc w:val="center"/>
+              <w:rPr/>
+            </w:pPr>
+            <w:r>
+              <w:rPr>
+                <w:rFonts w:ascii="Arial" w:hAnsi="Arial"/>
+                <w:b/>
+                <w:w w:val="105"/>
+                <w:sz w:val="20"/>
+                <w:szCs w:val="20"/>
+              </w:rPr>
+              <w:t xml:space="preserve">    </w:t>
+            </w:r>
             <w:r>
               <w:rPr>
                 <w:rFonts w:ascii="Arial" w:hAnsi="Arial"/>
@@ -1469,23 +1442,26 @@
                 <w:sz w:val="20"/>
                 <w:szCs w:val="20"/>
               </w:rPr>
-              <w:t xml:space="preserve">DELIVERY </w:t>
-            </w:r>
-            <w:r>
-              <w:rPr>
-                <w:rFonts w:ascii="Arial" w:hAnsi="Arial"/>
-                <w:w w:val="105"/>
-                <w:sz w:val="20"/>
-                <w:szCs w:val="20"/>
-              </w:rPr>
-              <w:t>{{ terms_of_payment }}</w:t>
+              <w:t>DELIVERY</w:t>
+              <w:br/>
+            </w:r>
+            <w:r>
+              <w:rPr>
+                <w:rFonts w:ascii="Arial" w:hAnsi="Arial"/>
+                <w:b w:val="false"/>
+                <w:bCs w:val="false"/>
+                <w:w w:val="105"/>
+                <w:sz w:val="20"/>
+                <w:szCs w:val="20"/>
+              </w:rPr>
+              <w:t xml:space="preserve"> {{ terms_of_payment }}</w:t>
             </w:r>
           </w:p>
         </w:tc>
       </w:tr>
       <w:tr>
         <w:trPr>
-          <w:trHeight w:val="533" w:hRule="atLeast"/>
+          <w:trHeight w:val="713" w:hRule="atLeast"/>
         </w:trPr>
         <w:tc>
           <w:tcPr>
@@ -1504,11 +1480,7 @@
               <w:spacing w:before="39" w:after="0"/>
               <w:ind w:left="77" w:right="0"/>
               <w:jc w:val="center"/>
-              <w:rPr>
-                <w:rFonts w:ascii="Arial" w:hAnsi="Arial"/>
-                <w:sz w:val="20"/>
-                <w:szCs w:val="20"/>
-              </w:rPr>
+              <w:rPr/>
             </w:pPr>
             <w:r>
               <w:rPr>
@@ -1570,11 +1542,7 @@
               <w:spacing w:before="57" w:after="0"/>
               <w:ind w:left="77" w:right="33"/>
               <w:jc w:val="center"/>
-              <w:rPr>
-                <w:rFonts w:ascii="Arial" w:hAnsi="Arial"/>
-                <w:sz w:val="20"/>
-                <w:szCs w:val="20"/>
-              </w:rPr>
+              <w:rPr/>
             </w:pPr>
             <w:r>
               <w:rPr>
@@ -1589,7 +1557,7 @@
         </w:tc>
         <w:tc>
           <w:tcPr>
-            <w:tcW w:w="2502" w:type="dxa"/>
+            <w:tcW w:w="2415" w:type="dxa"/>
             <w:gridSpan w:val="2"/>
             <w:tcBorders>
               <w:top w:val="single" w:sz="4" w:space="0" w:color="000000"/>
@@ -1603,11 +1571,8 @@
               <w:pStyle w:val="TableParagraph"/>
               <w:spacing w:before="39" w:after="0"/>
               <w:ind w:left="235" w:right="0"/>
-              <w:rPr>
-                <w:rFonts w:ascii="Arial" w:hAnsi="Arial"/>
-                <w:sz w:val="20"/>
-                <w:szCs w:val="20"/>
-              </w:rPr>
+              <w:jc w:val="center"/>
+              <w:rPr/>
             </w:pPr>
             <w:r>
               <w:rPr>
@@ -1648,11 +1613,7 @@
               <w:spacing w:before="57" w:after="0"/>
               <w:ind w:left="273" w:right="0"/>
               <w:jc w:val="center"/>
-              <w:rPr>
-                <w:rFonts w:ascii="Arial" w:hAnsi="Arial"/>
-                <w:sz w:val="20"/>
-                <w:szCs w:val="20"/>
-              </w:rPr>
+              <w:rPr/>
             </w:pPr>
             <w:r>
               <w:rPr>
@@ -1667,7 +1628,7 @@
         </w:tc>
         <w:tc>
           <w:tcPr>
-            <w:tcW w:w="4357" w:type="dxa"/>
+            <w:tcW w:w="4444" w:type="dxa"/>
             <w:gridSpan w:val="6"/>
             <w:vMerge w:val="continue"/>
             <w:tcBorders>
@@ -1679,6 +1640,7 @@
           <w:p>
             <w:pPr>
               <w:pStyle w:val="Normal"/>
+              <w:jc w:val="center"/>
               <w:rPr>
                 <w:sz w:val="20"/>
                 <w:szCs w:val="20"/>
@@ -1712,11 +1674,8 @@
               <w:pStyle w:val="TableParagraph"/>
               <w:spacing w:lineRule="auto" w:line="247" w:before="41" w:after="0"/>
               <w:ind w:firstLine="12" w:left="131" w:right="73"/>
-              <w:rPr>
-                <w:rFonts w:ascii="Arial" w:hAnsi="Arial"/>
-                <w:sz w:val="20"/>
-                <w:szCs w:val="20"/>
-              </w:rPr>
+              <w:jc w:val="center"/>
+              <w:rPr/>
             </w:pPr>
             <w:r>
               <w:rPr>
@@ -1757,11 +1716,8 @@
               <w:pStyle w:val="TableParagraph"/>
               <w:spacing w:lineRule="auto" w:line="247" w:before="41" w:after="0"/>
               <w:ind w:firstLine="74" w:left="185" w:right="0"/>
-              <w:rPr>
-                <w:rFonts w:ascii="Arial" w:hAnsi="Arial"/>
-                <w:sz w:val="20"/>
-                <w:szCs w:val="20"/>
-              </w:rPr>
+              <w:jc w:val="center"/>
+              <w:rPr/>
             </w:pPr>
             <w:r>
               <w:rPr>
@@ -1802,11 +1758,8 @@
               <w:pStyle w:val="TableParagraph"/>
               <w:spacing w:before="21" w:after="0"/>
               <w:ind w:left="1486" w:right="0"/>
-              <w:rPr>
-                <w:rFonts w:ascii="Arial" w:hAnsi="Arial"/>
-                <w:sz w:val="20"/>
-                <w:szCs w:val="20"/>
-              </w:rPr>
+              <w:jc w:val="center"/>
+              <w:rPr/>
             </w:pPr>
             <w:r>
               <w:rPr>
@@ -1860,7 +1813,7 @@
         </w:tc>
         <w:tc>
           <w:tcPr>
-            <w:tcW w:w="535" w:type="dxa"/>
+            <w:tcW w:w="536" w:type="dxa"/>
             <w:gridSpan w:val="2"/>
             <w:tcBorders>
               <w:top w:val="single" w:sz="4" w:space="0" w:color="000000"/>
@@ -1874,11 +1827,8 @@
               <w:pStyle w:val="TableParagraph"/>
               <w:spacing w:before="21" w:after="0"/>
               <w:ind w:left="36" w:right="0"/>
-              <w:rPr>
-                <w:rFonts w:ascii="Arial" w:hAnsi="Arial"/>
-                <w:sz w:val="20"/>
-                <w:szCs w:val="20"/>
-              </w:rPr>
+              <w:jc w:val="center"/>
+              <w:rPr/>
             </w:pPr>
             <w:r>
               <w:rPr>
@@ -1895,7 +1845,7 @@
         </w:tc>
         <w:tc>
           <w:tcPr>
-            <w:tcW w:w="929" w:type="dxa"/>
+            <w:tcW w:w="928" w:type="dxa"/>
             <w:tcBorders>
               <w:top w:val="single" w:sz="4" w:space="0" w:color="000000"/>
               <w:left w:val="single" w:sz="4" w:space="0" w:color="000000"/>
@@ -1908,11 +1858,8 @@
               <w:pStyle w:val="TableParagraph"/>
               <w:spacing w:lineRule="auto" w:line="252" w:before="21" w:after="0"/>
               <w:ind w:firstLine="182" w:left="18" w:right="0"/>
-              <w:rPr>
-                <w:rFonts w:ascii="Arial" w:hAnsi="Arial"/>
-                <w:sz w:val="20"/>
-                <w:szCs w:val="20"/>
-              </w:rPr>
+              <w:jc w:val="center"/>
+              <w:rPr/>
             </w:pPr>
             <w:r>
               <w:rPr>
@@ -1975,11 +1922,8 @@
               <w:pStyle w:val="TableParagraph"/>
               <w:spacing w:lineRule="atLeast" w:line="220" w:before="40" w:after="0"/>
               <w:ind w:hanging="216" w:left="312" w:right="0"/>
-              <w:rPr>
-                <w:rFonts w:ascii="Arial" w:hAnsi="Arial"/>
-                <w:sz w:val="20"/>
-                <w:szCs w:val="20"/>
-              </w:rPr>
+              <w:jc w:val="center"/>
+              <w:rPr/>
             </w:pPr>
             <w:r>
               <w:rPr>
@@ -2024,11 +1968,8 @@
               <w:pStyle w:val="TableParagraph"/>
               <w:spacing w:before="37" w:after="0"/>
               <w:ind w:left="146" w:right="0"/>
-              <w:rPr>
-                <w:rFonts w:ascii="Arial" w:hAnsi="Arial"/>
-                <w:sz w:val="20"/>
-                <w:szCs w:val="20"/>
-              </w:rPr>
+              <w:jc w:val="center"/>
+              <w:rPr/>
             </w:pPr>
             <w:r>
               <w:rPr>
@@ -2057,11 +1998,8 @@
               <w:pStyle w:val="TableParagraph"/>
               <w:spacing w:before="37" w:after="0"/>
               <w:ind w:left="15" w:right="0"/>
-              <w:rPr>
-                <w:rFonts w:ascii="Arial" w:hAnsi="Arial"/>
-                <w:sz w:val="20"/>
-                <w:szCs w:val="20"/>
-              </w:rPr>
+              <w:jc w:val="center"/>
+              <w:rPr/>
             </w:pPr>
             <w:r>
               <w:rPr>
@@ -2091,11 +2029,8 @@
               <w:pStyle w:val="TableParagraph"/>
               <w:spacing w:lineRule="auto" w:line="271" w:before="37" w:after="0"/>
               <w:ind w:left="13" w:right="1457"/>
-              <w:rPr>
-                <w:rFonts w:ascii="Arial" w:hAnsi="Arial"/>
-                <w:sz w:val="20"/>
-                <w:szCs w:val="20"/>
-              </w:rPr>
+              <w:jc w:val="left"/>
+              <w:rPr/>
             </w:pPr>
             <w:r>
               <w:rPr>
@@ -2116,7 +2051,7 @@
               </w:tabs>
               <w:spacing w:lineRule="exact" w:line="200" w:before="0" w:after="0"/>
               <w:ind w:hanging="336" w:left="394" w:right="0"/>
-              <w:jc w:val="left"/>
+              <w:jc w:val="center"/>
               <w:rPr>
                 <w:rFonts w:ascii="Arial" w:hAnsi="Arial"/>
                 <w:sz w:val="20"/>
@@ -2140,7 +2075,7 @@
               </w:tabs>
               <w:spacing w:lineRule="auto" w:line="240" w:before="11" w:after="0"/>
               <w:ind w:hanging="336" w:left="394" w:right="0"/>
-              <w:jc w:val="left"/>
+              <w:jc w:val="center"/>
               <w:rPr>
                 <w:rFonts w:ascii="Arial" w:hAnsi="Arial"/>
                 <w:sz w:val="20"/>
@@ -2164,7 +2099,7 @@
               </w:tabs>
               <w:spacing w:lineRule="auto" w:line="240" w:before="9" w:after="0"/>
               <w:ind w:hanging="336" w:left="394" w:right="0"/>
-              <w:jc w:val="left"/>
+              <w:jc w:val="center"/>
               <w:rPr>
                 <w:rFonts w:ascii="Arial" w:hAnsi="Arial"/>
                 <w:sz w:val="20"/>
@@ -2188,7 +2123,7 @@
               </w:tabs>
               <w:spacing w:lineRule="auto" w:line="240" w:before="10" w:after="0"/>
               <w:ind w:hanging="336" w:left="394" w:right="0"/>
-              <w:jc w:val="left"/>
+              <w:jc w:val="center"/>
               <w:rPr>
                 <w:rFonts w:ascii="Arial" w:hAnsi="Arial"/>
                 <w:sz w:val="20"/>
@@ -2206,7 +2141,7 @@
         </w:tc>
         <w:tc>
           <w:tcPr>
-            <w:tcW w:w="535" w:type="dxa"/>
+            <w:tcW w:w="536" w:type="dxa"/>
             <w:gridSpan w:val="2"/>
             <w:tcBorders>
               <w:top w:val="single" w:sz="4" w:space="0" w:color="000000"/>
@@ -2221,11 +2156,7 @@
               <w:spacing w:before="37" w:after="0"/>
               <w:ind w:left="0" w:right="0"/>
               <w:jc w:val="center"/>
-              <w:rPr>
-                <w:rFonts w:ascii="Arial" w:hAnsi="Arial"/>
-                <w:sz w:val="20"/>
-                <w:szCs w:val="20"/>
-              </w:rPr>
+              <w:rPr/>
             </w:pPr>
             <w:r>
               <w:rPr>
@@ -2241,7 +2172,7 @@
         </w:tc>
         <w:tc>
           <w:tcPr>
-            <w:tcW w:w="929" w:type="dxa"/>
+            <w:tcW w:w="928" w:type="dxa"/>
             <w:tcBorders>
               <w:top w:val="single" w:sz="4" w:space="0" w:color="000000"/>
               <w:left w:val="single" w:sz="4" w:space="0" w:color="000000"/>
@@ -2254,11 +2185,8 @@
               <w:pStyle w:val="TableParagraph"/>
               <w:spacing w:before="37" w:after="0"/>
               <w:ind w:left="88" w:right="0"/>
-              <w:rPr>
-                <w:rFonts w:ascii="Arial" w:hAnsi="Arial"/>
-                <w:sz w:val="20"/>
-                <w:szCs w:val="20"/>
-              </w:rPr>
+              <w:jc w:val="center"/>
+              <w:rPr/>
             </w:pPr>
             <w:r>
               <w:rPr>
@@ -2288,11 +2216,7 @@
               <w:spacing w:before="37" w:after="0"/>
               <w:ind w:left="126" w:right="2"/>
               <w:jc w:val="center"/>
-              <w:rPr>
-                <w:rFonts w:ascii="Arial" w:hAnsi="Arial"/>
-                <w:sz w:val="20"/>
-                <w:szCs w:val="20"/>
-              </w:rPr>
+              <w:rPr/>
             </w:pPr>
             <w:r>
               <w:rPr>
@@ -2819,11 +2743,7 @@
               </w:rPr>
             </w:pPr>
             <w:r>
-              <w:rPr>
-                <w:rFonts w:ascii="Arial" w:hAnsi="Arial"/>
-                <w:sz w:val="20"/>
-                <w:szCs w:val="20"/>
-              </w:rPr>
+              <w:rPr/>
               <w:drawing>
                 <wp:inline distT="0" distB="0" distL="0" distR="0">
                   <wp:extent cx="1986915" cy="944880"/>
@@ -2948,94 +2868,162 @@
     </w:p>
     <w:p>
       <w:pPr>
-        <w:pStyle w:val="BodyText"/>
-        <w:spacing w:before="64" w:after="0"/>
+        <w:pStyle w:val="normal1"/>
+        <w:pageBreakBefore w:val="false"/>
+        <w:spacing w:lineRule="auto" w:line="240" w:before="113" w:after="0"/>
+        <w:ind w:right="26"/>
+        <w:jc w:val="center"/>
         <w:rPr>
-          <w:sz w:val="34"/>
+          <w:color w:val="000000"/>
         </w:rPr>
       </w:pPr>
       <w:r>
         <w:rPr>
-          <w:sz w:val="34"/>
+          <w:rFonts w:eastAsia="Trebuchet MS" w:cs="Trebuchet MS" w:ascii="Trebuchet MS" w:hAnsi="Trebuchet MS"/>
+          <w:color w:val="AE1EA3"/>
+          <w:sz w:val="28"/>
+          <w:szCs w:val="28"/>
         </w:rPr>
+        <w:t>HORIZON ENTERPRISE</w:t>
+        <w:br/>
+      </w:r>
+      <w:r>
+        <w:rPr>
+          <w:color w:val="151616"/>
+        </w:rPr>
+        <w:t>E-802, Safal Parisar-1, Safal Parisar Road, South Bopal, Ahmedabad-380058 </w:t>
       </w:r>
     </w:p>
     <w:p>
       <w:pPr>
-        <w:pStyle w:val="Heading2"/>
-        <w:rPr/>
+        <w:pStyle w:val="normal1"/>
+        <w:keepNext w:val="false"/>
+        <w:keepLines w:val="false"/>
+        <w:widowControl/>
+        <w:shd w:val="clear" w:fill="auto"/>
+        <w:tabs>
+          <w:tab w:val="clear" w:pos="720"/>
+          <w:tab w:val="center" w:pos="4680" w:leader="none"/>
+          <w:tab w:val="right" w:pos="9360" w:leader="none"/>
+        </w:tabs>
+        <w:spacing w:lineRule="auto" w:line="240" w:before="0" w:after="0"/>
+        <w:ind w:hanging="0" w:left="0" w:right="0"/>
+        <w:jc w:val="center"/>
+        <w:rPr>
+          <w:rFonts w:ascii="Calibri" w:hAnsi="Calibri" w:eastAsia="Calibri" w:cs="Calibri"/>
+          <w:b w:val="false"/>
+          <w:bCs w:val="false"/>
+          <w:i w:val="false"/>
+          <w:i w:val="false"/>
+          <w:iCs w:val="false"/>
+          <w:caps w:val="false"/>
+          <w:smallCaps w:val="false"/>
+          <w:strike w:val="false"/>
+          <w:dstrike w:val="false"/>
+          <w:color w:val="000000"/>
+          <w:position w:val="0"/>
+          <w:sz w:val="24"/>
+          <w:sz w:val="24"/>
+          <w:szCs w:val="24"/>
+          <w:u w:val="none"/>
+          <w:shd w:fill="auto" w:val="clear"/>
+          <w:vertAlign w:val="baseline"/>
+        </w:rPr>
       </w:pPr>
       <w:r>
         <w:rPr>
-          <w:color w:val="AE1DA3"/>
+          <w:rFonts w:eastAsia="Times New Roman" w:cs="Times New Roman"/>
+          <w:b w:val="false"/>
+          <w:bCs w:val="false"/>
+          <w:i w:val="false"/>
+          <w:iCs w:val="false"/>
+          <w:caps w:val="false"/>
+          <w:smallCaps w:val="false"/>
+          <w:strike w:val="false"/>
+          <w:dstrike w:val="false"/>
+          <w:color w:val="000000"/>
+          <w:spacing w:val="-2"/>
+          <w:position w:val="0"/>
+          <w:sz w:val="24"/>
+          <w:sz w:val="24"/>
+          <w:szCs w:val="24"/>
+          <w:u w:val="none"/>
+          <w:shd w:fill="auto" w:val="clear"/>
+          <w:vertAlign w:val="baseline"/>
         </w:rPr>
-        <w:t>{{ exporter.company_name }}</w:t>
-      </w:r>
-      <w:r>
-        <w:rPr>
-          <w:color w:val="AE1DA3"/>
-          <w:spacing w:val="10"/>
-        </w:rPr>
-        <w:t xml:space="preserve"> </w:t>
-      </w:r>
-    </w:p>
-    <w:p>
-      <w:pPr>
-        <w:pStyle w:val="BodyText"/>
-        <w:spacing w:lineRule="auto" w:line="247" w:before="44" w:after="0"/>
-        <w:ind w:firstLine="1" w:left="1142" w:right="1601"/>
-        <w:jc w:val="center"/>
-        <w:rPr/>
-      </w:pPr>
-      <w:r>
-        <w:rPr>
-          <w:color w:val="151616"/>
-        </w:rPr>
-        <w:t xml:space="preserve">{{ exporter.address }} </w:t>
-      </w:r>
-      <w:r>
-        <w:rPr/>
-        <w:t>Email:</w:t>
-      </w:r>
-      <w:r>
-        <w:rPr>
-          <w:spacing w:val="24"/>
-        </w:rPr>
-        <w:t xml:space="preserve"> </w:t>
+        <w:t>Email: sales@</w:t>
       </w:r>
       <w:hyperlink r:id="rId4">
         <w:r>
           <w:rPr>
             <w:rStyle w:val="ListLabel1"/>
+            <w:rFonts w:eastAsia="Times New Roman" w:cs="Times New Roman"/>
+            <w:b w:val="false"/>
+            <w:bCs w:val="false"/>
+            <w:i w:val="false"/>
+            <w:iCs w:val="false"/>
+            <w:caps w:val="false"/>
+            <w:smallCaps w:val="false"/>
+            <w:strike w:val="false"/>
+            <w:dstrike w:val="false"/>
+            <w:color w:val="000000"/>
+            <w:spacing w:val="-2"/>
+            <w:position w:val="0"/>
+            <w:sz w:val="24"/>
+            <w:sz w:val="24"/>
+            <w:szCs w:val="24"/>
+            <w:u w:val="none"/>
+            <w:shd w:fill="auto" w:val="clear"/>
+            <w:vertAlign w:val="baseline"/>
           </w:rPr>
-          <w:t>sales@horizonenterprise.co.in</w:t>
+          <w:t xml:space="preserve">horizonenterprise.co.in, </w:t>
         </w:r>
       </w:hyperlink>
       <w:r>
-        <w:rPr/>
-        <w:t>,</w:t>
-      </w:r>
-      <w:r>
         <w:rPr>
-          <w:spacing w:val="28"/>
+          <w:rFonts w:eastAsia="Times New Roman" w:cs="Times New Roman"/>
+          <w:b w:val="false"/>
+          <w:bCs w:val="false"/>
+          <w:i w:val="false"/>
+          <w:iCs w:val="false"/>
+          <w:caps w:val="false"/>
+          <w:smallCaps w:val="false"/>
+          <w:strike w:val="false"/>
+          <w:dstrike w:val="false"/>
+          <w:color w:val="000000"/>
+          <w:spacing w:val="-2"/>
+          <w:position w:val="0"/>
+          <w:sz w:val="24"/>
+          <w:sz w:val="24"/>
+          <w:szCs w:val="24"/>
+          <w:u w:val="none"/>
+          <w:shd w:fill="auto" w:val="clear"/>
+          <w:vertAlign w:val="baseline"/>
         </w:rPr>
-        <w:t xml:space="preserve"> </w:t>
-      </w:r>
-      <w:r>
-        <w:rPr/>
-        <w:t>Website:</w:t>
-      </w:r>
-      <w:r>
-        <w:rPr>
-          <w:spacing w:val="24"/>
-        </w:rPr>
-        <w:t xml:space="preserve"> </w:t>
+        <w:t xml:space="preserve">Website: </w:t>
       </w:r>
       <w:hyperlink r:id="rId5">
         <w:r>
           <w:rPr>
-            <w:rStyle w:val="ListLabel2"/>
+            <w:rStyle w:val="ListLabel1"/>
+            <w:rFonts w:eastAsia="Times New Roman" w:cs="Times New Roman"/>
+            <w:b w:val="false"/>
+            <w:bCs w:val="false"/>
+            <w:i w:val="false"/>
+            <w:iCs w:val="false"/>
+            <w:caps w:val="false"/>
+            <w:smallCaps w:val="false"/>
+            <w:strike w:val="false"/>
+            <w:dstrike w:val="false"/>
+            <w:color w:val="000000"/>
             <w:spacing w:val="-2"/>
+            <w:position w:val="0"/>
+            <w:sz w:val="24"/>
+            <w:sz w:val="24"/>
+            <w:szCs w:val="24"/>
+            <w:u w:val="none"/>
+            <w:shd w:fill="auto" w:val="clear"/>
+            <w:vertAlign w:val="baseline"/>
           </w:rPr>
           <w:t>www.horizonenterprise.co.in</w:t>
         </w:r>
@@ -3227,6 +3215,48 @@
     <w:rPr>
       <w:rFonts w:ascii="Arial MT" w:hAnsi="Arial MT" w:eastAsia="Arial MT" w:cs="Arial MT"/>
       <w:lang w:val="en-US" w:eastAsia="en-US" w:bidi="ar-SA"/>
+    </w:rPr>
+  </w:style>
+  <w:style w:type="paragraph" w:styleId="normal1">
+    <w:name w:val="normal1"/>
+    <w:qFormat/>
+    <w:pPr>
+      <w:widowControl/>
+      <w:suppressAutoHyphens w:val="true"/>
+      <w:bidi w:val="0"/>
+      <w:spacing w:before="0" w:after="0"/>
+      <w:jc w:val="left"/>
+    </w:pPr>
+    <w:rPr>
+      <w:rFonts w:ascii="Arial" w:hAnsi="Arial" w:eastAsia="Noto Serif CJK SC" w:cs="Noto Sans Devanagari"/>
+      <w:color w:val="auto"/>
+      <w:kern w:val="0"/>
+      <w:sz w:val="24"/>
+      <w:szCs w:val="24"/>
+      <w:lang w:val="en-IN" w:eastAsia="zh-CN" w:bidi="hi-IN"/>
+    </w:rPr>
+  </w:style>
+  <w:style w:type="paragraph" w:styleId="TableContents">
+    <w:name w:val="Table Contents"/>
+    <w:basedOn w:val="Normal"/>
+    <w:qFormat/>
+    <w:pPr>
+      <w:widowControl w:val="false"/>
+      <w:suppressLineNumbers/>
+    </w:pPr>
+    <w:rPr/>
+  </w:style>
+  <w:style w:type="paragraph" w:styleId="TableHeading">
+    <w:name w:val="Table Heading"/>
+    <w:basedOn w:val="TableContents"/>
+    <w:qFormat/>
+    <w:pPr>
+      <w:suppressLineNumbers/>
+      <w:jc w:val="center"/>
+    </w:pPr>
+    <w:rPr>
+      <w:b/>
+      <w:bCs/>
     </w:rPr>
   </w:style>
   <w:style w:type="numbering" w:styleId="NoList" w:default="1">

--- a/templates/new_commercial_invoice1.docx
+++ b/templates/new_commercial_invoice1.docx
@@ -1979,7 +1979,7 @@
                 <w:sz w:val="20"/>
                 <w:szCs w:val="20"/>
               </w:rPr>
-              <w:t>{% for it in items %}{{ "%02d" % it.sr_no }}{{ "\n" * (it.description.count("\n") + 2) }}{% endfor %}</w:t>
+              <w:t>{% for it in items %}{{ "%02d" % it.sr_no }}{{ "\n" * (it.description.count("\n") + 1) }}{% endfor %}</w:t>
             </w:r>
           </w:p>
         </w:tc>
@@ -2009,7 +2009,7 @@
                 <w:sz w:val="20"/>
                 <w:szCs w:val="20"/>
               </w:rPr>
-              <w:t>{% for it in items %}{{ it.hsn_code }}{{ "\n" * (it.description.count("\n") + 2) }}{% endfor %}</w:t>
+              <w:t>{% for it in items %}{{ it.hsn_code }}{{ "\n" * (it.description.count("\n") + 1) }}{% endfor %}</w:t>
             </w:r>
           </w:p>
         </w:tc>
@@ -2039,7 +2039,9 @@
                 <w:sz w:val="20"/>
                 <w:szCs w:val="20"/>
               </w:rPr>
-              <w:t>{% for it in items %}{{ it.description }}  {% endfor %}</w:t>
+              <w:t>{% for it in items %}{{ it.description }}</w:t>
+              <w:br/>
+              <w:t>{% endfor %}</w:t>
             </w:r>
           </w:p>
           <w:p>
@@ -2166,7 +2168,7 @@
                 <w:sz w:val="20"/>
                 <w:szCs w:val="20"/>
               </w:rPr>
-              <w:t>{% for it in items %}{{ it.quantity }}{{ "\n" * (it.description.count("\n") + 2) }}{% endfor %}</w:t>
+              <w:t>{% for it in items %}{{ it.quantity }}{{ "\n" * (it.description.count("\n") + 1) }}{% endfor %}</w:t>
             </w:r>
           </w:p>
         </w:tc>
@@ -2196,7 +2198,7 @@
                 <w:sz w:val="20"/>
                 <w:szCs w:val="20"/>
               </w:rPr>
-              <w:t>{% for it in items %}${{ it.rate_per_unit }}{{ "\n" * (it.description.count("\n") + 2) }}{% endfor %}</w:t>
+              <w:t>{% for it in items %}${{ it.rate_per_unit }}{{ "\n" * (it.description.count("\n") + 1) }}{% endfor %}</w:t>
             </w:r>
           </w:p>
         </w:tc>
@@ -2226,7 +2228,7 @@
                 <w:sz w:val="20"/>
                 <w:szCs w:val="20"/>
               </w:rPr>
-              <w:t>{% for it in items %}${{ it.amount_usd }}{{ "\n" * (it.description.count("\n") + 2) }}{% endfor %}</w:t>
+              <w:t>{% for it in items %}${{ it.amount_usd }}{{ "\n" * (it.description.count("\n") + 1) }}{% endfor %}</w:t>
             </w:r>
           </w:p>
         </w:tc>

--- a/templates/new_commercial_invoice1.docx
+++ b/templates/new_commercial_invoice1.docx
@@ -2372,12 +2372,8 @@
               <w:pStyle w:val="TableParagraph"/>
               <w:spacing w:lineRule="exact" w:line="204" w:before="102" w:after="0"/>
               <w:ind w:left="126" w:right="0"/>
-              <w:jc w:val="center"/>
-              <w:rPr>
-                <w:rFonts w:ascii="Arial" w:hAnsi="Arial"/>
-                <w:sz w:val="20"/>
-                <w:szCs w:val="20"/>
-              </w:rPr>
+              <w:jc w:val="right"/>
+              <w:rPr/>
             </w:pPr>
             <w:r>
               <w:rPr>
